--- a/Course Docs/BSCNE Capstone Functionality Report.docx
+++ b/Course Docs/BSCNE Capstone Functionality Report.docx
@@ -360,6 +360,14 @@
               </w:rPr>
               <w:t> </w:t>
             </w:r>
+            <w:r>
+              <w:rPr>
+                <w:rFonts w:ascii="Verdana" w:eastAsia="Times New Roman" w:hAnsi="Verdana" w:cs="Times New Roman"/>
+                <w:sz w:val="20"/>
+                <w:szCs w:val="20"/>
+              </w:rPr>
+              <w:t>Christopher Matti</w:t>
+            </w:r>
           </w:p>
         </w:tc>
       </w:tr>
@@ -434,6 +442,14 @@
                 <w:szCs w:val="20"/>
               </w:rPr>
               <w:t> </w:t>
+            </w:r>
+            <w:r>
+              <w:rPr>
+                <w:rFonts w:ascii="Verdana" w:eastAsia="Times New Roman" w:hAnsi="Verdana" w:cs="Times New Roman"/>
+                <w:sz w:val="20"/>
+                <w:szCs w:val="20"/>
+              </w:rPr>
+              <w:t>011836844</w:t>
             </w:r>
           </w:p>
         </w:tc>
@@ -510,6 +526,14 @@
               </w:rPr>
               <w:t> </w:t>
             </w:r>
+            <w:r>
+              <w:rPr>
+                <w:rFonts w:ascii="Verdana" w:eastAsia="Times New Roman" w:hAnsi="Verdana" w:cs="Times New Roman"/>
+                <w:sz w:val="20"/>
+                <w:szCs w:val="20"/>
+              </w:rPr>
+              <w:t>cmatti@wgu.edu</w:t>
+            </w:r>
           </w:p>
         </w:tc>
       </w:tr>
@@ -2016,6 +2040,7 @@
       <w:r>
         <w:rPr>
           <w:rFonts w:ascii="Verdana" w:eastAsia="Times New Roman" w:hAnsi="Verdana" w:cs="Segoe UI"/>
+          <w:noProof/>
           <w:sz w:val="18"/>
           <w:szCs w:val="18"/>
         </w:rPr>
@@ -2072,6 +2097,9 @@
     </w:p>
     <w:p>
       <w:r>
+        <w:rPr>
+          <w:noProof/>
+        </w:rPr>
         <w:drawing>
           <wp:inline distT="0" distB="0" distL="0" distR="0" wp14:anchorId="6FF13728" wp14:editId="07FFEB08">
             <wp:extent cx="5943600" cy="3192145"/>
@@ -2111,6 +2139,9 @@
     </w:p>
     <w:p>
       <w:r>
+        <w:rPr>
+          <w:noProof/>
+        </w:rPr>
         <w:drawing>
           <wp:inline distT="0" distB="0" distL="0" distR="0" wp14:anchorId="504E1C9A" wp14:editId="28990A2B">
             <wp:extent cx="5943600" cy="1858010"/>
@@ -2150,6 +2181,9 @@
     </w:p>
     <w:p>
       <w:r>
+        <w:rPr>
+          <w:noProof/>
+        </w:rPr>
         <w:drawing>
           <wp:inline distT="0" distB="0" distL="0" distR="0" wp14:anchorId="0EF382E0" wp14:editId="1F0D4103">
             <wp:extent cx="5943600" cy="2085340"/>
@@ -2203,6 +2237,9 @@
     </w:p>
     <w:p>
       <w:r>
+        <w:rPr>
+          <w:noProof/>
+        </w:rPr>
         <w:drawing>
           <wp:inline distT="0" distB="0" distL="0" distR="0" wp14:anchorId="1ACA0745" wp14:editId="58D8B32B">
             <wp:extent cx="5943600" cy="3180715"/>
@@ -2242,6 +2279,9 @@
     </w:p>
     <w:p>
       <w:r>
+        <w:rPr>
+          <w:noProof/>
+        </w:rPr>
         <w:drawing>
           <wp:inline distT="0" distB="0" distL="0" distR="0" wp14:anchorId="301EB36C" wp14:editId="3D1AB0EE">
             <wp:extent cx="5943600" cy="1826260"/>
@@ -2329,10 +2369,10 @@
     <w:p>
       <w:r>
         <w:drawing>
-          <wp:inline distT="0" distB="0" distL="0" distR="0" wp14:anchorId="25240819" wp14:editId="72576A24">
-            <wp:extent cx="3463290" cy="8229600"/>
-            <wp:effectExtent l="0" t="0" r="3810" b="0"/>
-            <wp:docPr id="777573088" name="Picture 1"/>
+          <wp:inline distT="0" distB="0" distL="0" distR="0" wp14:anchorId="193970BA" wp14:editId="4BA65793">
+            <wp:extent cx="4119245" cy="8229600"/>
+            <wp:effectExtent l="0" t="0" r="0" b="0"/>
+            <wp:docPr id="739843569" name="Picture 1"/>
             <wp:cNvGraphicFramePr>
               <a:graphicFrameLocks xmlns:a="http://schemas.openxmlformats.org/drawingml/2006/main" noChangeAspect="1"/>
             </wp:cNvGraphicFramePr>
@@ -2340,7 +2380,7 @@
               <a:graphicData uri="http://schemas.openxmlformats.org/drawingml/2006/picture">
                 <pic:pic xmlns:pic="http://schemas.openxmlformats.org/drawingml/2006/picture">
                   <pic:nvPicPr>
-                    <pic:cNvPr id="777573088" name=""/>
+                    <pic:cNvPr id="739843569" name=""/>
                     <pic:cNvPicPr/>
                   </pic:nvPicPr>
                   <pic:blipFill>
@@ -2352,7 +2392,7 @@
                   <pic:spPr>
                     <a:xfrm>
                       <a:off x="0" y="0"/>
-                      <a:ext cx="3463290" cy="8229600"/>
+                      <a:ext cx="4119245" cy="8229600"/>
                     </a:xfrm>
                     <a:prstGeom prst="rect">
                       <a:avLst/>
@@ -2365,13 +2405,14 @@
         </w:drawing>
       </w:r>
     </w:p>
+    <w:p/>
     <w:p>
       <w:r>
         <w:drawing>
-          <wp:inline distT="0" distB="0" distL="0" distR="0" wp14:anchorId="279CABDB" wp14:editId="4079A7DB">
-            <wp:extent cx="3505689" cy="3534268"/>
-            <wp:effectExtent l="0" t="0" r="0" b="9525"/>
-            <wp:docPr id="1890013474" name="Picture 1"/>
+          <wp:inline distT="0" distB="0" distL="0" distR="0" wp14:anchorId="3D6A49BC" wp14:editId="7DFAF96B">
+            <wp:extent cx="5943600" cy="3196590"/>
+            <wp:effectExtent l="0" t="0" r="0" b="3810"/>
+            <wp:docPr id="850391731" name="Picture 1"/>
             <wp:cNvGraphicFramePr>
               <a:graphicFrameLocks xmlns:a="http://schemas.openxmlformats.org/drawingml/2006/main" noChangeAspect="1"/>
             </wp:cNvGraphicFramePr>
@@ -2379,7 +2420,7 @@
               <a:graphicData uri="http://schemas.openxmlformats.org/drawingml/2006/picture">
                 <pic:pic xmlns:pic="http://schemas.openxmlformats.org/drawingml/2006/picture">
                   <pic:nvPicPr>
-                    <pic:cNvPr id="1890013474" name=""/>
+                    <pic:cNvPr id="850391731" name=""/>
                     <pic:cNvPicPr/>
                   </pic:nvPicPr>
                   <pic:blipFill>
@@ -2391,7 +2432,7 @@
                   <pic:spPr>
                     <a:xfrm>
                       <a:off x="0" y="0"/>
-                      <a:ext cx="3505689" cy="3534268"/>
+                      <a:ext cx="5943600" cy="3196590"/>
                     </a:xfrm>
                     <a:prstGeom prst="rect">
                       <a:avLst/>
@@ -2404,14 +2445,13 @@
         </w:drawing>
       </w:r>
     </w:p>
-    <w:p/>
     <w:p>
       <w:r>
         <w:drawing>
-          <wp:inline distT="0" distB="0" distL="0" distR="0" wp14:anchorId="2602E9E1" wp14:editId="0E1E2D4E">
-            <wp:extent cx="5943600" cy="5436235"/>
-            <wp:effectExtent l="0" t="0" r="0" b="0"/>
-            <wp:docPr id="1367857779" name="Picture 1"/>
+          <wp:inline distT="0" distB="0" distL="0" distR="0" wp14:anchorId="696B0EEB" wp14:editId="24693964">
+            <wp:extent cx="5943600" cy="3043555"/>
+            <wp:effectExtent l="0" t="0" r="0" b="4445"/>
+            <wp:docPr id="480564509" name="Picture 1"/>
             <wp:cNvGraphicFramePr>
               <a:graphicFrameLocks xmlns:a="http://schemas.openxmlformats.org/drawingml/2006/main" noChangeAspect="1"/>
             </wp:cNvGraphicFramePr>
@@ -2419,7 +2459,7 @@
               <a:graphicData uri="http://schemas.openxmlformats.org/drawingml/2006/picture">
                 <pic:pic xmlns:pic="http://schemas.openxmlformats.org/drawingml/2006/picture">
                   <pic:nvPicPr>
-                    <pic:cNvPr id="1367857779" name=""/>
+                    <pic:cNvPr id="480564509" name=""/>
                     <pic:cNvPicPr/>
                   </pic:nvPicPr>
                   <pic:blipFill>
@@ -2431,7 +2471,7 @@
                   <pic:spPr>
                     <a:xfrm>
                       <a:off x="0" y="0"/>
-                      <a:ext cx="5943600" cy="5436235"/>
+                      <a:ext cx="5943600" cy="3043555"/>
                     </a:xfrm>
                     <a:prstGeom prst="rect">
                       <a:avLst/>
@@ -2447,10 +2487,10 @@
     <w:p>
       <w:r>
         <w:drawing>
-          <wp:inline distT="0" distB="0" distL="0" distR="0" wp14:anchorId="40BC6A37" wp14:editId="5CFCDE8B">
-            <wp:extent cx="5943600" cy="4999990"/>
-            <wp:effectExtent l="0" t="0" r="0" b="0"/>
-            <wp:docPr id="83526847" name="Picture 1"/>
+          <wp:inline distT="0" distB="0" distL="0" distR="0" wp14:anchorId="4F16F89F" wp14:editId="3F4CBAE3">
+            <wp:extent cx="5487166" cy="7401958"/>
+            <wp:effectExtent l="0" t="0" r="0" b="8890"/>
+            <wp:docPr id="1232713793" name="Picture 1"/>
             <wp:cNvGraphicFramePr>
               <a:graphicFrameLocks xmlns:a="http://schemas.openxmlformats.org/drawingml/2006/main" noChangeAspect="1"/>
             </wp:cNvGraphicFramePr>
@@ -2458,7 +2498,7 @@
               <a:graphicData uri="http://schemas.openxmlformats.org/drawingml/2006/picture">
                 <pic:pic xmlns:pic="http://schemas.openxmlformats.org/drawingml/2006/picture">
                   <pic:nvPicPr>
-                    <pic:cNvPr id="83526847" name=""/>
+                    <pic:cNvPr id="1232713793" name=""/>
                     <pic:cNvPicPr/>
                   </pic:nvPicPr>
                   <pic:blipFill>
@@ -2470,7 +2510,7 @@
                   <pic:spPr>
                     <a:xfrm>
                       <a:off x="0" y="0"/>
-                      <a:ext cx="5943600" cy="4999990"/>
+                      <a:ext cx="5487166" cy="7401958"/>
                     </a:xfrm>
                     <a:prstGeom prst="rect">
                       <a:avLst/>
@@ -2486,10 +2526,10 @@
     <w:p>
       <w:r>
         <w:drawing>
-          <wp:inline distT="0" distB="0" distL="0" distR="0" wp14:anchorId="2265D0AB" wp14:editId="3702EED6">
-            <wp:extent cx="4191585" cy="5515745"/>
-            <wp:effectExtent l="0" t="0" r="0" b="8890"/>
-            <wp:docPr id="942374664" name="Picture 1"/>
+          <wp:inline distT="0" distB="0" distL="0" distR="0" wp14:anchorId="18BAD967" wp14:editId="5332FE56">
+            <wp:extent cx="4286848" cy="3524742"/>
+            <wp:effectExtent l="0" t="0" r="0" b="0"/>
+            <wp:docPr id="1852639026" name="Picture 1"/>
             <wp:cNvGraphicFramePr>
               <a:graphicFrameLocks xmlns:a="http://schemas.openxmlformats.org/drawingml/2006/main" noChangeAspect="1"/>
             </wp:cNvGraphicFramePr>
@@ -2497,7 +2537,7 @@
               <a:graphicData uri="http://schemas.openxmlformats.org/drawingml/2006/picture">
                 <pic:pic xmlns:pic="http://schemas.openxmlformats.org/drawingml/2006/picture">
                   <pic:nvPicPr>
-                    <pic:cNvPr id="942374664" name=""/>
+                    <pic:cNvPr id="1852639026" name=""/>
                     <pic:cNvPicPr/>
                   </pic:nvPicPr>
                   <pic:blipFill>
@@ -2509,7 +2549,7 @@
                   <pic:spPr>
                     <a:xfrm>
                       <a:off x="0" y="0"/>
-                      <a:ext cx="4191585" cy="5515745"/>
+                      <a:ext cx="4286848" cy="3524742"/>
                     </a:xfrm>
                     <a:prstGeom prst="rect">
                       <a:avLst/>
@@ -2525,10 +2565,10 @@
     <w:p>
       <w:r>
         <w:drawing>
-          <wp:inline distT="0" distB="0" distL="0" distR="0" wp14:anchorId="1BC5A90F" wp14:editId="08F35348">
-            <wp:extent cx="4124901" cy="1419423"/>
+          <wp:inline distT="0" distB="0" distL="0" distR="0" wp14:anchorId="34778033" wp14:editId="677DE7E3">
+            <wp:extent cx="4105848" cy="1400370"/>
             <wp:effectExtent l="0" t="0" r="9525" b="9525"/>
-            <wp:docPr id="255781183" name="Picture 1"/>
+            <wp:docPr id="1872324878" name="Picture 1"/>
             <wp:cNvGraphicFramePr>
               <a:graphicFrameLocks xmlns:a="http://schemas.openxmlformats.org/drawingml/2006/main" noChangeAspect="1"/>
             </wp:cNvGraphicFramePr>
@@ -2536,7 +2576,7 @@
               <a:graphicData uri="http://schemas.openxmlformats.org/drawingml/2006/picture">
                 <pic:pic xmlns:pic="http://schemas.openxmlformats.org/drawingml/2006/picture">
                   <pic:nvPicPr>
-                    <pic:cNvPr id="255781183" name=""/>
+                    <pic:cNvPr id="1872324878" name=""/>
                     <pic:cNvPicPr/>
                   </pic:nvPicPr>
                   <pic:blipFill>
@@ -2548,7 +2588,7 @@
                   <pic:spPr>
                     <a:xfrm>
                       <a:off x="0" y="0"/>
-                      <a:ext cx="4124901" cy="1419423"/>
+                      <a:ext cx="4105848" cy="1400370"/>
                     </a:xfrm>
                     <a:prstGeom prst="rect">
                       <a:avLst/>
@@ -2570,10 +2610,10 @@
     <w:p>
       <w:r>
         <w:drawing>
-          <wp:inline distT="0" distB="0" distL="0" distR="0" wp14:anchorId="48FB389C" wp14:editId="68B7A2C5">
-            <wp:extent cx="3778250" cy="8229600"/>
+          <wp:inline distT="0" distB="0" distL="0" distR="0" wp14:anchorId="34C66662" wp14:editId="3A5293C5">
+            <wp:extent cx="3567430" cy="8229600"/>
             <wp:effectExtent l="0" t="0" r="0" b="0"/>
-            <wp:docPr id="1770779617" name="Picture 1"/>
+            <wp:docPr id="1382205948" name="Picture 1"/>
             <wp:cNvGraphicFramePr>
               <a:graphicFrameLocks xmlns:a="http://schemas.openxmlformats.org/drawingml/2006/main" noChangeAspect="1"/>
             </wp:cNvGraphicFramePr>
@@ -2581,7 +2621,7 @@
               <a:graphicData uri="http://schemas.openxmlformats.org/drawingml/2006/picture">
                 <pic:pic xmlns:pic="http://schemas.openxmlformats.org/drawingml/2006/picture">
                   <pic:nvPicPr>
-                    <pic:cNvPr id="1770779617" name=""/>
+                    <pic:cNvPr id="1382205948" name=""/>
                     <pic:cNvPicPr/>
                   </pic:nvPicPr>
                   <pic:blipFill>
@@ -2593,7 +2633,7 @@
                   <pic:spPr>
                     <a:xfrm>
                       <a:off x="0" y="0"/>
-                      <a:ext cx="3778250" cy="8229600"/>
+                      <a:ext cx="3567430" cy="8229600"/>
                     </a:xfrm>
                     <a:prstGeom prst="rect">
                       <a:avLst/>
@@ -2606,13 +2646,14 @@
         </w:drawing>
       </w:r>
     </w:p>
+    <w:p/>
     <w:p>
       <w:r>
         <w:drawing>
-          <wp:inline distT="0" distB="0" distL="0" distR="0" wp14:anchorId="202B671E" wp14:editId="3C1FB341">
-            <wp:extent cx="2572109" cy="2200582"/>
-            <wp:effectExtent l="0" t="0" r="0" b="9525"/>
-            <wp:docPr id="1000489609" name="Picture 1"/>
+          <wp:inline distT="0" distB="0" distL="0" distR="0" wp14:anchorId="1E33461E" wp14:editId="4DD31CAA">
+            <wp:extent cx="5943600" cy="3301365"/>
+            <wp:effectExtent l="0" t="0" r="0" b="0"/>
+            <wp:docPr id="1696409373" name="Picture 1"/>
             <wp:cNvGraphicFramePr>
               <a:graphicFrameLocks xmlns:a="http://schemas.openxmlformats.org/drawingml/2006/main" noChangeAspect="1"/>
             </wp:cNvGraphicFramePr>
@@ -2620,7 +2661,7 @@
               <a:graphicData uri="http://schemas.openxmlformats.org/drawingml/2006/picture">
                 <pic:pic xmlns:pic="http://schemas.openxmlformats.org/drawingml/2006/picture">
                   <pic:nvPicPr>
-                    <pic:cNvPr id="1000489609" name=""/>
+                    <pic:cNvPr id="1696409373" name=""/>
                     <pic:cNvPicPr/>
                   </pic:nvPicPr>
                   <pic:blipFill>
@@ -2632,7 +2673,7 @@
                   <pic:spPr>
                     <a:xfrm>
                       <a:off x="0" y="0"/>
-                      <a:ext cx="2572109" cy="2200582"/>
+                      <a:ext cx="5943600" cy="3301365"/>
                     </a:xfrm>
                     <a:prstGeom prst="rect">
                       <a:avLst/>
@@ -2648,10 +2689,10 @@
     <w:p>
       <w:r>
         <w:drawing>
-          <wp:inline distT="0" distB="0" distL="0" distR="0" wp14:anchorId="4A6990E1" wp14:editId="42E54114">
-            <wp:extent cx="5943600" cy="5311140"/>
-            <wp:effectExtent l="0" t="0" r="0" b="3810"/>
-            <wp:docPr id="1540303037" name="Picture 1"/>
+          <wp:inline distT="0" distB="0" distL="0" distR="0" wp14:anchorId="53EFE76C" wp14:editId="155DEAAF">
+            <wp:extent cx="5943600" cy="3028950"/>
+            <wp:effectExtent l="0" t="0" r="0" b="0"/>
+            <wp:docPr id="1161347976" name="Picture 1"/>
             <wp:cNvGraphicFramePr>
               <a:graphicFrameLocks xmlns:a="http://schemas.openxmlformats.org/drawingml/2006/main" noChangeAspect="1"/>
             </wp:cNvGraphicFramePr>
@@ -2659,7 +2700,7 @@
               <a:graphicData uri="http://schemas.openxmlformats.org/drawingml/2006/picture">
                 <pic:pic xmlns:pic="http://schemas.openxmlformats.org/drawingml/2006/picture">
                   <pic:nvPicPr>
-                    <pic:cNvPr id="1540303037" name=""/>
+                    <pic:cNvPr id="1161347976" name=""/>
                     <pic:cNvPicPr/>
                   </pic:nvPicPr>
                   <pic:blipFill>
@@ -2671,7 +2712,7 @@
                   <pic:spPr>
                     <a:xfrm>
                       <a:off x="0" y="0"/>
-                      <a:ext cx="5943600" cy="5311140"/>
+                      <a:ext cx="5943600" cy="3028950"/>
                     </a:xfrm>
                     <a:prstGeom prst="rect">
                       <a:avLst/>
@@ -2687,10 +2728,10 @@
     <w:p>
       <w:r>
         <w:drawing>
-          <wp:inline distT="0" distB="0" distL="0" distR="0" wp14:anchorId="6CE8D15F" wp14:editId="1F21E346">
-            <wp:extent cx="5943600" cy="5598795"/>
-            <wp:effectExtent l="0" t="0" r="0" b="1905"/>
-            <wp:docPr id="1159182626" name="Picture 1"/>
+          <wp:inline distT="0" distB="0" distL="0" distR="0" wp14:anchorId="446AC626" wp14:editId="4F406D48">
+            <wp:extent cx="5353797" cy="7497221"/>
+            <wp:effectExtent l="0" t="0" r="0" b="8890"/>
+            <wp:docPr id="241799577" name="Picture 1"/>
             <wp:cNvGraphicFramePr>
               <a:graphicFrameLocks xmlns:a="http://schemas.openxmlformats.org/drawingml/2006/main" noChangeAspect="1"/>
             </wp:cNvGraphicFramePr>
@@ -2698,7 +2739,7 @@
               <a:graphicData uri="http://schemas.openxmlformats.org/drawingml/2006/picture">
                 <pic:pic xmlns:pic="http://schemas.openxmlformats.org/drawingml/2006/picture">
                   <pic:nvPicPr>
-                    <pic:cNvPr id="1159182626" name=""/>
+                    <pic:cNvPr id="241799577" name=""/>
                     <pic:cNvPicPr/>
                   </pic:nvPicPr>
                   <pic:blipFill>
@@ -2710,7 +2751,7 @@
                   <pic:spPr>
                     <a:xfrm>
                       <a:off x="0" y="0"/>
-                      <a:ext cx="5943600" cy="5598795"/>
+                      <a:ext cx="5353797" cy="7497221"/>
                     </a:xfrm>
                     <a:prstGeom prst="rect">
                       <a:avLst/>
@@ -2726,10 +2767,10 @@
     <w:p>
       <w:r>
         <w:drawing>
-          <wp:inline distT="0" distB="0" distL="0" distR="0" wp14:anchorId="475B2015" wp14:editId="0DEA95A8">
-            <wp:extent cx="3762900" cy="5401429"/>
-            <wp:effectExtent l="0" t="0" r="9525" b="8890"/>
-            <wp:docPr id="1403123016" name="Picture 1"/>
+          <wp:inline distT="0" distB="0" distL="0" distR="0" wp14:anchorId="5E7D08BC" wp14:editId="7DC4F5A0">
+            <wp:extent cx="4229690" cy="3572374"/>
+            <wp:effectExtent l="0" t="0" r="0" b="9525"/>
+            <wp:docPr id="1361882470" name="Picture 1"/>
             <wp:cNvGraphicFramePr>
               <a:graphicFrameLocks xmlns:a="http://schemas.openxmlformats.org/drawingml/2006/main" noChangeAspect="1"/>
             </wp:cNvGraphicFramePr>
@@ -2737,7 +2778,7 @@
               <a:graphicData uri="http://schemas.openxmlformats.org/drawingml/2006/picture">
                 <pic:pic xmlns:pic="http://schemas.openxmlformats.org/drawingml/2006/picture">
                   <pic:nvPicPr>
-                    <pic:cNvPr id="1403123016" name=""/>
+                    <pic:cNvPr id="1361882470" name=""/>
                     <pic:cNvPicPr/>
                   </pic:nvPicPr>
                   <pic:blipFill>
@@ -2749,7 +2790,7 @@
                   <pic:spPr>
                     <a:xfrm>
                       <a:off x="0" y="0"/>
-                      <a:ext cx="3762900" cy="5401429"/>
+                      <a:ext cx="4229690" cy="3572374"/>
                     </a:xfrm>
                     <a:prstGeom prst="rect">
                       <a:avLst/>
@@ -2762,13 +2803,19 @@
         </w:drawing>
       </w:r>
     </w:p>
+    <w:p/>
+    <w:p>
+      <w:r>
+        <w:t>Second Floor Switch Config</w:t>
+      </w:r>
+    </w:p>
     <w:p>
       <w:r>
         <w:drawing>
-          <wp:inline distT="0" distB="0" distL="0" distR="0" wp14:anchorId="03FA6EBF" wp14:editId="39774E8F">
-            <wp:extent cx="4039164" cy="1952898"/>
-            <wp:effectExtent l="0" t="0" r="0" b="9525"/>
-            <wp:docPr id="803603901" name="Picture 1"/>
+          <wp:inline distT="0" distB="0" distL="0" distR="0" wp14:anchorId="1907C3AA" wp14:editId="59EA025C">
+            <wp:extent cx="4023995" cy="8229600"/>
+            <wp:effectExtent l="0" t="0" r="0" b="0"/>
+            <wp:docPr id="1484125637" name="Picture 1"/>
             <wp:cNvGraphicFramePr>
               <a:graphicFrameLocks xmlns:a="http://schemas.openxmlformats.org/drawingml/2006/main" noChangeAspect="1"/>
             </wp:cNvGraphicFramePr>
@@ -2776,7 +2823,7 @@
               <a:graphicData uri="http://schemas.openxmlformats.org/drawingml/2006/picture">
                 <pic:pic xmlns:pic="http://schemas.openxmlformats.org/drawingml/2006/picture">
                   <pic:nvPicPr>
-                    <pic:cNvPr id="803603901" name=""/>
+                    <pic:cNvPr id="1484125637" name=""/>
                     <pic:cNvPicPr/>
                   </pic:nvPicPr>
                   <pic:blipFill>
@@ -2788,7 +2835,7 @@
                   <pic:spPr>
                     <a:xfrm>
                       <a:off x="0" y="0"/>
-                      <a:ext cx="4039164" cy="1952898"/>
+                      <a:ext cx="4023995" cy="8229600"/>
                     </a:xfrm>
                     <a:prstGeom prst="rect">
                       <a:avLst/>
@@ -2804,16 +2851,11 @@
     <w:p/>
     <w:p>
       <w:r>
-        <w:t>Second Floor Switch Config</w:t>
-      </w:r>
-    </w:p>
-    <w:p>
-      <w:r>
         <w:drawing>
-          <wp:inline distT="0" distB="0" distL="0" distR="0" wp14:anchorId="29605A3A" wp14:editId="707230D8">
-            <wp:extent cx="2811780" cy="8229600"/>
-            <wp:effectExtent l="0" t="0" r="7620" b="0"/>
-            <wp:docPr id="1302235879" name="Picture 1"/>
+          <wp:inline distT="0" distB="0" distL="0" distR="0" wp14:anchorId="589DCAC7" wp14:editId="5FEA1BFF">
+            <wp:extent cx="5943600" cy="3226435"/>
+            <wp:effectExtent l="0" t="0" r="0" b="0"/>
+            <wp:docPr id="535758596" name="Picture 1"/>
             <wp:cNvGraphicFramePr>
               <a:graphicFrameLocks xmlns:a="http://schemas.openxmlformats.org/drawingml/2006/main" noChangeAspect="1"/>
             </wp:cNvGraphicFramePr>
@@ -2821,7 +2863,7 @@
               <a:graphicData uri="http://schemas.openxmlformats.org/drawingml/2006/picture">
                 <pic:pic xmlns:pic="http://schemas.openxmlformats.org/drawingml/2006/picture">
                   <pic:nvPicPr>
-                    <pic:cNvPr id="1302235879" name=""/>
+                    <pic:cNvPr id="535758596" name=""/>
                     <pic:cNvPicPr/>
                   </pic:nvPicPr>
                   <pic:blipFill>
@@ -2833,7 +2875,7 @@
                   <pic:spPr>
                     <a:xfrm>
                       <a:off x="0" y="0"/>
-                      <a:ext cx="2811780" cy="8229600"/>
+                      <a:ext cx="5943600" cy="3226435"/>
                     </a:xfrm>
                     <a:prstGeom prst="rect">
                       <a:avLst/>
@@ -2846,13 +2888,14 @@
         </w:drawing>
       </w:r>
     </w:p>
+    <w:p/>
     <w:p>
       <w:r>
         <w:drawing>
-          <wp:inline distT="0" distB="0" distL="0" distR="0" wp14:anchorId="15B95D37" wp14:editId="0339C46D">
-            <wp:extent cx="2514951" cy="2152950"/>
-            <wp:effectExtent l="0" t="0" r="0" b="0"/>
-            <wp:docPr id="633933515" name="Picture 1"/>
+          <wp:inline distT="0" distB="0" distL="0" distR="0" wp14:anchorId="56C0C362" wp14:editId="1E61533F">
+            <wp:extent cx="5943600" cy="3312795"/>
+            <wp:effectExtent l="0" t="0" r="0" b="1905"/>
+            <wp:docPr id="2020582973" name="Picture 1"/>
             <wp:cNvGraphicFramePr>
               <a:graphicFrameLocks xmlns:a="http://schemas.openxmlformats.org/drawingml/2006/main" noChangeAspect="1"/>
             </wp:cNvGraphicFramePr>
@@ -2860,7 +2903,7 @@
               <a:graphicData uri="http://schemas.openxmlformats.org/drawingml/2006/picture">
                 <pic:pic xmlns:pic="http://schemas.openxmlformats.org/drawingml/2006/picture">
                   <pic:nvPicPr>
-                    <pic:cNvPr id="633933515" name=""/>
+                    <pic:cNvPr id="2020582973" name=""/>
                     <pic:cNvPicPr/>
                   </pic:nvPicPr>
                   <pic:blipFill>
@@ -2872,7 +2915,7 @@
                   <pic:spPr>
                     <a:xfrm>
                       <a:off x="0" y="0"/>
-                      <a:ext cx="2514951" cy="2152950"/>
+                      <a:ext cx="5943600" cy="3312795"/>
                     </a:xfrm>
                     <a:prstGeom prst="rect">
                       <a:avLst/>
@@ -2888,10 +2931,10 @@
     <w:p>
       <w:r>
         <w:drawing>
-          <wp:inline distT="0" distB="0" distL="0" distR="0" wp14:anchorId="6EACBE34" wp14:editId="3AFE2543">
-            <wp:extent cx="5943600" cy="5758815"/>
-            <wp:effectExtent l="0" t="0" r="0" b="0"/>
-            <wp:docPr id="605694231" name="Picture 1"/>
+          <wp:inline distT="0" distB="0" distL="0" distR="0" wp14:anchorId="4F41817B" wp14:editId="1F1120BB">
+            <wp:extent cx="5172797" cy="7430537"/>
+            <wp:effectExtent l="0" t="0" r="8890" b="0"/>
+            <wp:docPr id="730479517" name="Picture 1"/>
             <wp:cNvGraphicFramePr>
               <a:graphicFrameLocks xmlns:a="http://schemas.openxmlformats.org/drawingml/2006/main" noChangeAspect="1"/>
             </wp:cNvGraphicFramePr>
@@ -2899,7 +2942,7 @@
               <a:graphicData uri="http://schemas.openxmlformats.org/drawingml/2006/picture">
                 <pic:pic xmlns:pic="http://schemas.openxmlformats.org/drawingml/2006/picture">
                   <pic:nvPicPr>
-                    <pic:cNvPr id="605694231" name=""/>
+                    <pic:cNvPr id="730479517" name=""/>
                     <pic:cNvPicPr/>
                   </pic:nvPicPr>
                   <pic:blipFill>
@@ -2911,7 +2954,7 @@
                   <pic:spPr>
                     <a:xfrm>
                       <a:off x="0" y="0"/>
-                      <a:ext cx="5943600" cy="5758815"/>
+                      <a:ext cx="5172797" cy="7430537"/>
                     </a:xfrm>
                     <a:prstGeom prst="rect">
                       <a:avLst/>
@@ -2924,14 +2967,13 @@
         </w:drawing>
       </w:r>
     </w:p>
-    <w:p/>
     <w:p>
       <w:r>
         <w:drawing>
-          <wp:inline distT="0" distB="0" distL="0" distR="0" wp14:anchorId="3C2D9190" wp14:editId="3C6E2724">
-            <wp:extent cx="5943600" cy="5448300"/>
+          <wp:inline distT="0" distB="0" distL="0" distR="0" wp14:anchorId="6B8F1BBD" wp14:editId="6C280D7B">
+            <wp:extent cx="4267796" cy="3505689"/>
             <wp:effectExtent l="0" t="0" r="0" b="0"/>
-            <wp:docPr id="1101381576" name="Picture 1"/>
+            <wp:docPr id="1842285774" name="Picture 1"/>
             <wp:cNvGraphicFramePr>
               <a:graphicFrameLocks xmlns:a="http://schemas.openxmlformats.org/drawingml/2006/main" noChangeAspect="1"/>
             </wp:cNvGraphicFramePr>
@@ -2939,7 +2981,7 @@
               <a:graphicData uri="http://schemas.openxmlformats.org/drawingml/2006/picture">
                 <pic:pic xmlns:pic="http://schemas.openxmlformats.org/drawingml/2006/picture">
                   <pic:nvPicPr>
-                    <pic:cNvPr id="1101381576" name=""/>
+                    <pic:cNvPr id="1842285774" name=""/>
                     <pic:cNvPicPr/>
                   </pic:nvPicPr>
                   <pic:blipFill>
@@ -2951,7 +2993,7 @@
                   <pic:spPr>
                     <a:xfrm>
                       <a:off x="0" y="0"/>
-                      <a:ext cx="5943600" cy="5448300"/>
+                      <a:ext cx="4267796" cy="3505689"/>
                     </a:xfrm>
                     <a:prstGeom prst="rect">
                       <a:avLst/>
@@ -2964,84 +3006,6 @@
         </w:drawing>
       </w:r>
     </w:p>
-    <w:p>
-      <w:r>
-        <w:drawing>
-          <wp:inline distT="0" distB="0" distL="0" distR="0" wp14:anchorId="4B3B011D" wp14:editId="31A6A28F">
-            <wp:extent cx="3829584" cy="4953691"/>
-            <wp:effectExtent l="0" t="0" r="0" b="0"/>
-            <wp:docPr id="892248390" name="Picture 1"/>
-            <wp:cNvGraphicFramePr>
-              <a:graphicFrameLocks xmlns:a="http://schemas.openxmlformats.org/drawingml/2006/main" noChangeAspect="1"/>
-            </wp:cNvGraphicFramePr>
-            <a:graphic xmlns:a="http://schemas.openxmlformats.org/drawingml/2006/main">
-              <a:graphicData uri="http://schemas.openxmlformats.org/drawingml/2006/picture">
-                <pic:pic xmlns:pic="http://schemas.openxmlformats.org/drawingml/2006/picture">
-                  <pic:nvPicPr>
-                    <pic:cNvPr id="892248390" name=""/>
-                    <pic:cNvPicPr/>
-                  </pic:nvPicPr>
-                  <pic:blipFill>
-                    <a:blip r:embed="rId39"/>
-                    <a:stretch>
-                      <a:fillRect/>
-                    </a:stretch>
-                  </pic:blipFill>
-                  <pic:spPr>
-                    <a:xfrm>
-                      <a:off x="0" y="0"/>
-                      <a:ext cx="3829584" cy="4953691"/>
-                    </a:xfrm>
-                    <a:prstGeom prst="rect">
-                      <a:avLst/>
-                    </a:prstGeom>
-                  </pic:spPr>
-                </pic:pic>
-              </a:graphicData>
-            </a:graphic>
-          </wp:inline>
-        </w:drawing>
-      </w:r>
-    </w:p>
-    <w:p>
-      <w:r>
-        <w:drawing>
-          <wp:inline distT="0" distB="0" distL="0" distR="0" wp14:anchorId="5CD36756" wp14:editId="353032F2">
-            <wp:extent cx="4344006" cy="2333951"/>
-            <wp:effectExtent l="0" t="0" r="0" b="9525"/>
-            <wp:docPr id="1152821838" name="Picture 1"/>
-            <wp:cNvGraphicFramePr>
-              <a:graphicFrameLocks xmlns:a="http://schemas.openxmlformats.org/drawingml/2006/main" noChangeAspect="1"/>
-            </wp:cNvGraphicFramePr>
-            <a:graphic xmlns:a="http://schemas.openxmlformats.org/drawingml/2006/main">
-              <a:graphicData uri="http://schemas.openxmlformats.org/drawingml/2006/picture">
-                <pic:pic xmlns:pic="http://schemas.openxmlformats.org/drawingml/2006/picture">
-                  <pic:nvPicPr>
-                    <pic:cNvPr id="1152821838" name=""/>
-                    <pic:cNvPicPr/>
-                  </pic:nvPicPr>
-                  <pic:blipFill>
-                    <a:blip r:embed="rId40"/>
-                    <a:stretch>
-                      <a:fillRect/>
-                    </a:stretch>
-                  </pic:blipFill>
-                  <pic:spPr>
-                    <a:xfrm>
-                      <a:off x="0" y="0"/>
-                      <a:ext cx="4344006" cy="2333951"/>
-                    </a:xfrm>
-                    <a:prstGeom prst="rect">
-                      <a:avLst/>
-                    </a:prstGeom>
-                  </pic:spPr>
-                </pic:pic>
-              </a:graphicData>
-            </a:graphic>
-          </wp:inline>
-        </w:drawing>
-      </w:r>
-    </w:p>
     <w:p/>
     <w:p>
       <w:pPr>
@@ -7946,10 +7910,10 @@
       </w:pPr>
     </w:p>
     <w:sectPr>
-      <w:headerReference w:type="default" r:id="rId41"/>
-      <w:footerReference w:type="default" r:id="rId42"/>
-      <w:headerReference w:type="first" r:id="rId43"/>
-      <w:footerReference w:type="first" r:id="rId44"/>
+      <w:headerReference w:type="default" r:id="rId39"/>
+      <w:footerReference w:type="default" r:id="rId40"/>
+      <w:headerReference w:type="first" r:id="rId41"/>
+      <w:footerReference w:type="first" r:id="rId42"/>
       <w:type w:val="continuous"/>
       <w:pgSz w:w="12240" w:h="15840"/>
       <w:pgMar w:top="1440" w:right="1440" w:bottom="1440" w:left="1440" w:header="720" w:footer="432" w:gutter="0"/>
@@ -10645,6 +10609,21 @@
 </file>
 
 <file path=customXml/item3.xml><?xml version="1.0" encoding="utf-8"?>
+<b:Sources xmlns:b="http://schemas.openxmlformats.org/officeDocument/2006/bibliography" xmlns="http://schemas.openxmlformats.org/officeDocument/2006/bibliography" SelectedStyle="\APASixthEditionOfficeOnline.xsl" StyleName="APA" Version="6"/>
+</file>
+
+<file path=customXml/item4.xml><?xml version="1.0" encoding="utf-8"?>
+<p:properties xmlns:p="http://schemas.microsoft.com/office/2006/metadata/properties" xmlns:xsi="http://www.w3.org/2001/XMLSchema-instance" xmlns:pc="http://schemas.microsoft.com/office/infopath/2007/PartnerControls">
+  <documentManagement>
+    <lcf76f155ced4ddcb4097134ff3c332f xmlns="8cb223eb-8fc9-43bb-896c-9785dfdd840e">
+      <Terms xmlns="http://schemas.microsoft.com/office/infopath/2007/PartnerControls"/>
+    </lcf76f155ced4ddcb4097134ff3c332f>
+    <TaxCatchAll xmlns="530517bb-b50c-4599-82d9-b1a16adffa97" xsi:nil="true"/>
+  </documentManagement>
+</p:properties>
+</file>
+
+<file path=customXml/item5.xml><?xml version="1.0" encoding="utf-8"?>
 <ct:contentTypeSchema xmlns:ct="http://schemas.microsoft.com/office/2006/metadata/contentType" xmlns:ma="http://schemas.microsoft.com/office/2006/metadata/properties/metaAttributes" ct:_="" ma:_="" ma:contentTypeName="Document" ma:contentTypeID="0x0101006E2604F785F3404D9994F55486916505" ma:contentTypeVersion="9" ma:contentTypeDescription="Create a new document." ma:contentTypeScope="" ma:versionID="f8332895e037df1aba1087d622acc727">
   <xsd:schema xmlns:xsd="http://www.w3.org/2001/XMLSchema" xmlns:xs="http://www.w3.org/2001/XMLSchema" xmlns:p="http://schemas.microsoft.com/office/2006/metadata/properties" xmlns:ns2="8cb223eb-8fc9-43bb-896c-9785dfdd840e" xmlns:ns3="530517bb-b50c-4599-82d9-b1a16adffa97" targetNamespace="http://schemas.microsoft.com/office/2006/metadata/properties" ma:root="true" ma:fieldsID="c99d5cfa90593929f019df6418f1ae2f" ns2:_="" ns3:_="">
     <xsd:import namespace="8cb223eb-8fc9-43bb-896c-9785dfdd840e"/>
@@ -10839,21 +10818,6 @@
 </ct:contentTypeSchema>
 </file>
 
-<file path=customXml/item4.xml><?xml version="1.0" encoding="utf-8"?>
-<p:properties xmlns:p="http://schemas.microsoft.com/office/2006/metadata/properties" xmlns:xsi="http://www.w3.org/2001/XMLSchema-instance" xmlns:pc="http://schemas.microsoft.com/office/infopath/2007/PartnerControls">
-  <documentManagement>
-    <lcf76f155ced4ddcb4097134ff3c332f xmlns="8cb223eb-8fc9-43bb-896c-9785dfdd840e">
-      <Terms xmlns="http://schemas.microsoft.com/office/infopath/2007/PartnerControls"/>
-    </lcf76f155ced4ddcb4097134ff3c332f>
-    <TaxCatchAll xmlns="530517bb-b50c-4599-82d9-b1a16adffa97" xsi:nil="true"/>
-  </documentManagement>
-</p:properties>
-</file>
-
-<file path=customXml/item5.xml><?xml version="1.0" encoding="utf-8"?>
-<b:Sources xmlns:b="http://schemas.openxmlformats.org/officeDocument/2006/bibliography" xmlns="http://schemas.openxmlformats.org/officeDocument/2006/bibliography" SelectedStyle="\APASixthEditionOfficeOnline.xsl" StyleName="APA" Version="6"/>
-</file>
-
 <file path=customXml/itemProps1.xml><?xml version="1.0" encoding="utf-8"?>
 <ds:datastoreItem xmlns:ds="http://schemas.openxmlformats.org/officeDocument/2006/customXml" ds:itemID="{55AF091B-3C7A-41E3-B477-F2FDAA23CFDA}">
   <ds:schemaRefs>
@@ -10871,6 +10835,25 @@
 </file>
 
 <file path=customXml/itemProps3.xml><?xml version="1.0" encoding="utf-8"?>
+<ds:datastoreItem xmlns:ds="http://schemas.openxmlformats.org/officeDocument/2006/customXml" ds:itemID="{1B6B35DE-0877-4E66-80B1-D9587151751D}">
+  <ds:schemaRefs>
+    <ds:schemaRef ds:uri="http://schemas.openxmlformats.org/officeDocument/2006/bibliography"/>
+  </ds:schemaRefs>
+</ds:datastoreItem>
+</file>
+
+<file path=customXml/itemProps4.xml><?xml version="1.0" encoding="utf-8"?>
+<ds:datastoreItem xmlns:ds="http://schemas.openxmlformats.org/officeDocument/2006/customXml" ds:itemID="{E23E4120-D6A2-4237-8072-707FB1C50E55}">
+  <ds:schemaRefs>
+    <ds:schemaRef ds:uri="http://schemas.microsoft.com/office/2006/metadata/properties"/>
+    <ds:schemaRef ds:uri="http://schemas.microsoft.com/office/infopath/2007/PartnerControls"/>
+    <ds:schemaRef ds:uri="8cb223eb-8fc9-43bb-896c-9785dfdd840e"/>
+    <ds:schemaRef ds:uri="530517bb-b50c-4599-82d9-b1a16adffa97"/>
+  </ds:schemaRefs>
+</ds:datastoreItem>
+</file>
+
+<file path=customXml/itemProps5.xml><?xml version="1.0" encoding="utf-8"?>
 <ds:datastoreItem xmlns:ds="http://schemas.openxmlformats.org/officeDocument/2006/customXml" ds:itemID="{CCCC9AE2-3E56-4C20-AC29-05191EC5D07B}">
   <ds:schemaRefs>
     <ds:schemaRef ds:uri="http://schemas.microsoft.com/office/2006/metadata/contentType"/>
@@ -10887,23 +10870,4 @@
     <ds:schemaRef ds:uri="http://schemas.microsoft.com/internal/obd"/>
   </ds:schemaRefs>
 </ds:datastoreItem>
-</file>
-
-<file path=customXml/itemProps4.xml><?xml version="1.0" encoding="utf-8"?>
-<ds:datastoreItem xmlns:ds="http://schemas.openxmlformats.org/officeDocument/2006/customXml" ds:itemID="{E23E4120-D6A2-4237-8072-707FB1C50E55}">
-  <ds:schemaRefs>
-    <ds:schemaRef ds:uri="http://schemas.microsoft.com/office/2006/metadata/properties"/>
-    <ds:schemaRef ds:uri="http://schemas.microsoft.com/office/infopath/2007/PartnerControls"/>
-    <ds:schemaRef ds:uri="8cb223eb-8fc9-43bb-896c-9785dfdd840e"/>
-    <ds:schemaRef ds:uri="530517bb-b50c-4599-82d9-b1a16adffa97"/>
-  </ds:schemaRefs>
-</ds:datastoreItem>
-</file>
-
-<file path=customXml/itemProps5.xml><?xml version="1.0" encoding="utf-8"?>
-<ds:datastoreItem xmlns:ds="http://schemas.openxmlformats.org/officeDocument/2006/customXml" ds:itemID="{1B6B35DE-0877-4E66-80B1-D9587151751D}">
-  <ds:schemaRefs>
-    <ds:schemaRef ds:uri="http://schemas.openxmlformats.org/officeDocument/2006/bibliography"/>
-  </ds:schemaRefs>
-</ds:datastoreItem>
 </file>
--- a/Course Docs/BSCNE Capstone Functionality Report.docx
+++ b/Course Docs/BSCNE Capstone Functionality Report.docx
@@ -653,7 +653,6 @@
           <w:szCs w:val="18"/>
         </w:rPr>
       </w:pPr>
-      <w:commentRangeStart w:id="0"/>
       <w:r>
         <w:rPr>
           <w:rFonts w:ascii="Verdana" w:eastAsia="Times New Roman" w:hAnsi="Verdana" w:cs="Segoe UI"/>
@@ -673,13 +672,6 @@
           <w:szCs w:val="20"/>
         </w:rPr>
         <w:t> </w:t>
-      </w:r>
-      <w:commentRangeEnd w:id="0"/>
-      <w:r>
-        <w:rPr>
-          <w:rStyle w:val="CommentReference"/>
-        </w:rPr>
-        <w:commentReference w:id="0"/>
       </w:r>
       <w:r>
         <w:rPr>
@@ -1027,95 +1019,79 @@
         <w:spacing w:after="0" w:line="240" w:lineRule="auto"/>
         <w:textAlignment w:val="baseline"/>
         <w:rPr>
-          <w:rFonts w:ascii="Verdana" w:eastAsia="Times New Roman" w:hAnsi="Verdana" w:cs="Segoe UI"/>
-          <w:sz w:val="20"/>
-          <w:szCs w:val="20"/>
-        </w:rPr>
-      </w:pPr>
-      <w:r>
-        <w:rPr>
-          <w:rFonts w:ascii="Verdana" w:eastAsia="Times New Roman" w:hAnsi="Verdana" w:cs="Segoe UI"/>
-          <w:sz w:val="20"/>
-          <w:szCs w:val="20"/>
-        </w:rPr>
-        <w:t xml:space="preserve">The topology utilizes </w:t>
-      </w:r>
-      <w:r>
-        <w:rPr>
-          <w:rFonts w:ascii="Verdana" w:eastAsia="Times New Roman" w:hAnsi="Verdana" w:cs="Segoe UI"/>
-          <w:b/>
-          <w:bCs/>
-          <w:sz w:val="20"/>
-          <w:szCs w:val="20"/>
-        </w:rPr>
-        <w:t>Open vSwitch</w:t>
-      </w:r>
-      <w:r>
-        <w:rPr>
-          <w:rFonts w:ascii="Verdana" w:eastAsia="Times New Roman" w:hAnsi="Verdana" w:cs="Segoe UI"/>
-          <w:sz w:val="20"/>
-          <w:szCs w:val="20"/>
-        </w:rPr>
-        <w:t xml:space="preserve"> instances (MainSwitch, </w:t>
-      </w:r>
-      <w:proofErr w:type="spellStart"/>
-      <w:r>
-        <w:rPr>
-          <w:rFonts w:ascii="Verdana" w:eastAsia="Times New Roman" w:hAnsi="Verdana" w:cs="Segoe UI"/>
-          <w:sz w:val="20"/>
-          <w:szCs w:val="20"/>
-        </w:rPr>
-        <w:t>FirstFloorSwitch</w:t>
-      </w:r>
-      <w:proofErr w:type="spellEnd"/>
-      <w:r>
-        <w:rPr>
-          <w:rFonts w:ascii="Verdana" w:eastAsia="Times New Roman" w:hAnsi="Verdana" w:cs="Segoe UI"/>
-          <w:sz w:val="20"/>
-          <w:szCs w:val="20"/>
-        </w:rPr>
-        <w:t xml:space="preserve">, and </w:t>
-      </w:r>
-      <w:proofErr w:type="spellStart"/>
-      <w:r>
-        <w:rPr>
-          <w:rFonts w:ascii="Verdana" w:eastAsia="Times New Roman" w:hAnsi="Verdana" w:cs="Segoe UI"/>
-          <w:sz w:val="20"/>
-          <w:szCs w:val="20"/>
-        </w:rPr>
-        <w:t>SecondFloorSwitch</w:t>
-      </w:r>
-      <w:proofErr w:type="spellEnd"/>
-      <w:r>
-        <w:rPr>
-          <w:rFonts w:ascii="Verdana" w:eastAsia="Times New Roman" w:hAnsi="Verdana" w:cs="Segoe UI"/>
-          <w:sz w:val="20"/>
-          <w:szCs w:val="20"/>
-        </w:rPr>
-        <w:t xml:space="preserve">) configured with 802.1q trunking to allow multiple VLANs to traverse a single </w:t>
-      </w:r>
-      <w:r>
-        <w:rPr>
-          <w:rFonts w:ascii="Verdana" w:eastAsia="Times New Roman" w:hAnsi="Verdana" w:cs="Segoe UI"/>
-          <w:sz w:val="20"/>
-          <w:szCs w:val="20"/>
-        </w:rPr>
-        <w:t>physical link</w:t>
-      </w:r>
-      <w:r>
-        <w:rPr>
-          <w:rFonts w:ascii="Verdana" w:eastAsia="Times New Roman" w:hAnsi="Verdana" w:cs="Segoe UI"/>
-          <w:sz w:val="20"/>
-          <w:szCs w:val="20"/>
-        </w:rPr>
-        <w:t xml:space="preserve">. </w:t>
-      </w:r>
-      <w:r>
-        <w:rPr>
           <w:rFonts w:ascii="Verdana" w:eastAsia="Times New Roman" w:hAnsi="Verdana" w:cs="Calibri"/>
           <w:sz w:val="24"/>
           <w:szCs w:val="24"/>
         </w:rPr>
+      </w:pPr>
+      <w:r>
+        <w:rPr>
+          <w:rFonts w:ascii="Verdana" w:eastAsia="Times New Roman" w:hAnsi="Verdana" w:cs="Segoe UI"/>
+          <w:sz w:val="20"/>
+          <w:szCs w:val="20"/>
+        </w:rPr>
+        <w:t xml:space="preserve">The topology utilizes </w:t>
+      </w:r>
+      <w:r>
+        <w:rPr>
+          <w:rFonts w:ascii="Verdana" w:eastAsia="Times New Roman" w:hAnsi="Verdana" w:cs="Segoe UI"/>
+          <w:b/>
+          <w:bCs/>
+          <w:sz w:val="20"/>
+          <w:szCs w:val="20"/>
+        </w:rPr>
+        <w:t>Open vSwitch</w:t>
+      </w:r>
+      <w:r>
+        <w:rPr>
+          <w:rFonts w:ascii="Verdana" w:eastAsia="Times New Roman" w:hAnsi="Verdana" w:cs="Segoe UI"/>
+          <w:sz w:val="20"/>
+          <w:szCs w:val="20"/>
+        </w:rPr>
+        <w:t xml:space="preserve"> instances (MainSwitch, </w:t>
+      </w:r>
+      <w:proofErr w:type="spellStart"/>
+      <w:r>
+        <w:rPr>
+          <w:rFonts w:ascii="Verdana" w:eastAsia="Times New Roman" w:hAnsi="Verdana" w:cs="Segoe UI"/>
+          <w:sz w:val="20"/>
+          <w:szCs w:val="20"/>
+        </w:rPr>
+        <w:t>FirstFloorSwitch</w:t>
+      </w:r>
+      <w:proofErr w:type="spellEnd"/>
+      <w:r>
+        <w:rPr>
+          <w:rFonts w:ascii="Verdana" w:eastAsia="Times New Roman" w:hAnsi="Verdana" w:cs="Segoe UI"/>
+          <w:sz w:val="20"/>
+          <w:szCs w:val="20"/>
+        </w:rPr>
+        <w:t xml:space="preserve">, and </w:t>
+      </w:r>
+      <w:proofErr w:type="spellStart"/>
+      <w:r>
+        <w:rPr>
+          <w:rFonts w:ascii="Verdana" w:eastAsia="Times New Roman" w:hAnsi="Verdana" w:cs="Segoe UI"/>
+          <w:sz w:val="20"/>
+          <w:szCs w:val="20"/>
+        </w:rPr>
+        <w:t>SecondFloorSwitch</w:t>
+      </w:r>
+      <w:proofErr w:type="spellEnd"/>
+      <w:r>
+        <w:rPr>
+          <w:rFonts w:ascii="Verdana" w:eastAsia="Times New Roman" w:hAnsi="Verdana" w:cs="Segoe UI"/>
+          <w:sz w:val="20"/>
+          <w:szCs w:val="20"/>
+        </w:rPr>
+        <w:t xml:space="preserve">) configured with 802.1q trunking to allow multiple VLANs to traverse a single physical link. </w:t>
+      </w:r>
+      <w:r>
+        <w:rPr>
+          <w:rFonts w:ascii="Verdana" w:eastAsia="Times New Roman" w:hAnsi="Verdana" w:cs="Calibri"/>
+          <w:sz w:val="24"/>
+          <w:szCs w:val="24"/>
+        </w:rPr>
         <w:t> </w:t>
       </w:r>
     </w:p>
@@ -1124,16 +1100,300 @@
         <w:spacing w:after="0" w:line="240" w:lineRule="auto"/>
         <w:textAlignment w:val="baseline"/>
         <w:rPr>
-          <w:rFonts w:ascii="Verdana" w:eastAsia="Times New Roman" w:hAnsi="Verdana" w:cs="Segoe UI"/>
-          <w:sz w:val="18"/>
-          <w:szCs w:val="18"/>
-        </w:rPr>
-      </w:pPr>
-      <w:r>
-        <w:rPr>
           <w:rFonts w:ascii="Verdana" w:eastAsia="Times New Roman" w:hAnsi="Verdana" w:cs="Calibri"/>
-        </w:rPr>
-        <w:t> </w:t>
+          <w:sz w:val="24"/>
+          <w:szCs w:val="24"/>
+        </w:rPr>
+      </w:pPr>
+    </w:p>
+    <w:p>
+      <w:pPr>
+        <w:spacing w:after="0" w:line="240" w:lineRule="auto"/>
+        <w:textAlignment w:val="baseline"/>
+        <w:rPr>
+          <w:rFonts w:ascii="Verdana" w:eastAsia="Times New Roman" w:hAnsi="Verdana" w:cs="Segoe UI"/>
+          <w:sz w:val="20"/>
+          <w:szCs w:val="20"/>
+        </w:rPr>
+      </w:pPr>
+      <w:r>
+        <w:rPr>
+          <w:rFonts w:ascii="Verdana" w:eastAsia="Times New Roman" w:hAnsi="Verdana" w:cs="Segoe UI"/>
+          <w:sz w:val="20"/>
+          <w:szCs w:val="20"/>
+        </w:rPr>
+        <w:drawing>
+          <wp:inline distT="0" distB="0" distL="0" distR="0" wp14:anchorId="1AB57E86" wp14:editId="2B7D6612">
+            <wp:extent cx="5943600" cy="2917190"/>
+            <wp:effectExtent l="0" t="0" r="0" b="0"/>
+            <wp:docPr id="1415341493" name="Picture 1"/>
+            <wp:cNvGraphicFramePr>
+              <a:graphicFrameLocks xmlns:a="http://schemas.openxmlformats.org/drawingml/2006/main" noChangeAspect="1"/>
+            </wp:cNvGraphicFramePr>
+            <a:graphic xmlns:a="http://schemas.openxmlformats.org/drawingml/2006/main">
+              <a:graphicData uri="http://schemas.openxmlformats.org/drawingml/2006/picture">
+                <pic:pic xmlns:pic="http://schemas.openxmlformats.org/drawingml/2006/picture">
+                  <pic:nvPicPr>
+                    <pic:cNvPr id="1415341493" name=""/>
+                    <pic:cNvPicPr/>
+                  </pic:nvPicPr>
+                  <pic:blipFill>
+                    <a:blip r:embed="rId12"/>
+                    <a:stretch>
+                      <a:fillRect/>
+                    </a:stretch>
+                  </pic:blipFill>
+                  <pic:spPr>
+                    <a:xfrm>
+                      <a:off x="0" y="0"/>
+                      <a:ext cx="5943600" cy="2917190"/>
+                    </a:xfrm>
+                    <a:prstGeom prst="rect">
+                      <a:avLst/>
+                    </a:prstGeom>
+                  </pic:spPr>
+                </pic:pic>
+              </a:graphicData>
+            </a:graphic>
+          </wp:inline>
+        </w:drawing>
+      </w:r>
+    </w:p>
+    <w:p>
+      <w:pPr>
+        <w:spacing w:after="0" w:line="240" w:lineRule="auto"/>
+        <w:textAlignment w:val="baseline"/>
+        <w:rPr>
+          <w:rFonts w:ascii="Verdana" w:eastAsia="Times New Roman" w:hAnsi="Verdana" w:cs="Segoe UI"/>
+          <w:sz w:val="20"/>
+          <w:szCs w:val="20"/>
+        </w:rPr>
+      </w:pPr>
+      <w:r>
+        <w:rPr>
+          <w:rFonts w:ascii="Verdana" w:eastAsia="Times New Roman" w:hAnsi="Verdana" w:cs="Segoe UI"/>
+          <w:sz w:val="20"/>
+          <w:szCs w:val="20"/>
+        </w:rPr>
+        <w:lastRenderedPageBreak/>
+        <w:drawing>
+          <wp:inline distT="0" distB="0" distL="0" distR="0" wp14:anchorId="526999DA" wp14:editId="38403323">
+            <wp:extent cx="3581900" cy="7173326"/>
+            <wp:effectExtent l="0" t="0" r="0" b="8890"/>
+            <wp:docPr id="1555306526" name="Picture 1"/>
+            <wp:cNvGraphicFramePr>
+              <a:graphicFrameLocks xmlns:a="http://schemas.openxmlformats.org/drawingml/2006/main" noChangeAspect="1"/>
+            </wp:cNvGraphicFramePr>
+            <a:graphic xmlns:a="http://schemas.openxmlformats.org/drawingml/2006/main">
+              <a:graphicData uri="http://schemas.openxmlformats.org/drawingml/2006/picture">
+                <pic:pic xmlns:pic="http://schemas.openxmlformats.org/drawingml/2006/picture">
+                  <pic:nvPicPr>
+                    <pic:cNvPr id="1555306526" name=""/>
+                    <pic:cNvPicPr/>
+                  </pic:nvPicPr>
+                  <pic:blipFill>
+                    <a:blip r:embed="rId13"/>
+                    <a:stretch>
+                      <a:fillRect/>
+                    </a:stretch>
+                  </pic:blipFill>
+                  <pic:spPr>
+                    <a:xfrm>
+                      <a:off x="0" y="0"/>
+                      <a:ext cx="3581900" cy="7173326"/>
+                    </a:xfrm>
+                    <a:prstGeom prst="rect">
+                      <a:avLst/>
+                    </a:prstGeom>
+                  </pic:spPr>
+                </pic:pic>
+              </a:graphicData>
+            </a:graphic>
+          </wp:inline>
+        </w:drawing>
+      </w:r>
+    </w:p>
+    <w:p>
+      <w:pPr>
+        <w:spacing w:after="0" w:line="240" w:lineRule="auto"/>
+        <w:textAlignment w:val="baseline"/>
+        <w:rPr>
+          <w:rFonts w:ascii="Verdana" w:eastAsia="Times New Roman" w:hAnsi="Verdana" w:cs="Segoe UI"/>
+          <w:sz w:val="18"/>
+          <w:szCs w:val="18"/>
+        </w:rPr>
+      </w:pPr>
+      <w:r>
+        <w:rPr>
+          <w:rFonts w:ascii="Verdana" w:eastAsia="Times New Roman" w:hAnsi="Verdana" w:cs="Segoe UI"/>
+          <w:sz w:val="18"/>
+          <w:szCs w:val="18"/>
+        </w:rPr>
+        <w:lastRenderedPageBreak/>
+        <w:drawing>
+          <wp:inline distT="0" distB="0" distL="0" distR="0" wp14:anchorId="31F77695" wp14:editId="59EF0E56">
+            <wp:extent cx="5943600" cy="3750310"/>
+            <wp:effectExtent l="0" t="0" r="0" b="2540"/>
+            <wp:docPr id="477909920" name="Picture 1"/>
+            <wp:cNvGraphicFramePr>
+              <a:graphicFrameLocks xmlns:a="http://schemas.openxmlformats.org/drawingml/2006/main" noChangeAspect="1"/>
+            </wp:cNvGraphicFramePr>
+            <a:graphic xmlns:a="http://schemas.openxmlformats.org/drawingml/2006/main">
+              <a:graphicData uri="http://schemas.openxmlformats.org/drawingml/2006/picture">
+                <pic:pic xmlns:pic="http://schemas.openxmlformats.org/drawingml/2006/picture">
+                  <pic:nvPicPr>
+                    <pic:cNvPr id="477909920" name=""/>
+                    <pic:cNvPicPr/>
+                  </pic:nvPicPr>
+                  <pic:blipFill>
+                    <a:blip r:embed="rId14"/>
+                    <a:stretch>
+                      <a:fillRect/>
+                    </a:stretch>
+                  </pic:blipFill>
+                  <pic:spPr>
+                    <a:xfrm>
+                      <a:off x="0" y="0"/>
+                      <a:ext cx="5943600" cy="3750310"/>
+                    </a:xfrm>
+                    <a:prstGeom prst="rect">
+                      <a:avLst/>
+                    </a:prstGeom>
+                  </pic:spPr>
+                </pic:pic>
+              </a:graphicData>
+            </a:graphic>
+          </wp:inline>
+        </w:drawing>
+      </w:r>
+    </w:p>
+    <w:p>
+      <w:pPr>
+        <w:spacing w:after="0" w:line="240" w:lineRule="auto"/>
+        <w:textAlignment w:val="baseline"/>
+        <w:rPr>
+          <w:rFonts w:ascii="Verdana" w:eastAsia="Times New Roman" w:hAnsi="Verdana" w:cs="Segoe UI"/>
+          <w:sz w:val="18"/>
+          <w:szCs w:val="18"/>
+        </w:rPr>
+      </w:pPr>
+    </w:p>
+    <w:p>
+      <w:pPr>
+        <w:spacing w:after="0" w:line="240" w:lineRule="auto"/>
+        <w:textAlignment w:val="baseline"/>
+        <w:rPr>
+          <w:rFonts w:ascii="Verdana" w:eastAsia="Times New Roman" w:hAnsi="Verdana" w:cs="Segoe UI"/>
+          <w:sz w:val="18"/>
+          <w:szCs w:val="18"/>
+        </w:rPr>
+      </w:pPr>
+      <w:r>
+        <w:rPr>
+          <w:rFonts w:ascii="Verdana" w:eastAsia="Times New Roman" w:hAnsi="Verdana" w:cs="Segoe UI"/>
+          <w:sz w:val="18"/>
+          <w:szCs w:val="18"/>
+        </w:rPr>
+        <w:drawing>
+          <wp:inline distT="0" distB="0" distL="0" distR="0" wp14:anchorId="5962CDAA" wp14:editId="04DF6E64">
+            <wp:extent cx="5943600" cy="4120515"/>
+            <wp:effectExtent l="0" t="0" r="0" b="0"/>
+            <wp:docPr id="1808734075" name="Picture 1"/>
+            <wp:cNvGraphicFramePr>
+              <a:graphicFrameLocks xmlns:a="http://schemas.openxmlformats.org/drawingml/2006/main" noChangeAspect="1"/>
+            </wp:cNvGraphicFramePr>
+            <a:graphic xmlns:a="http://schemas.openxmlformats.org/drawingml/2006/main">
+              <a:graphicData uri="http://schemas.openxmlformats.org/drawingml/2006/picture">
+                <pic:pic xmlns:pic="http://schemas.openxmlformats.org/drawingml/2006/picture">
+                  <pic:nvPicPr>
+                    <pic:cNvPr id="1808734075" name=""/>
+                    <pic:cNvPicPr/>
+                  </pic:nvPicPr>
+                  <pic:blipFill>
+                    <a:blip r:embed="rId15"/>
+                    <a:stretch>
+                      <a:fillRect/>
+                    </a:stretch>
+                  </pic:blipFill>
+                  <pic:spPr>
+                    <a:xfrm>
+                      <a:off x="0" y="0"/>
+                      <a:ext cx="5943600" cy="4120515"/>
+                    </a:xfrm>
+                    <a:prstGeom prst="rect">
+                      <a:avLst/>
+                    </a:prstGeom>
+                  </pic:spPr>
+                </pic:pic>
+              </a:graphicData>
+            </a:graphic>
+          </wp:inline>
+        </w:drawing>
+      </w:r>
+    </w:p>
+    <w:p>
+      <w:pPr>
+        <w:spacing w:after="0" w:line="240" w:lineRule="auto"/>
+        <w:textAlignment w:val="baseline"/>
+        <w:rPr>
+          <w:rFonts w:ascii="Verdana" w:eastAsia="Times New Roman" w:hAnsi="Verdana" w:cs="Segoe UI"/>
+          <w:sz w:val="18"/>
+          <w:szCs w:val="18"/>
+        </w:rPr>
+      </w:pPr>
+    </w:p>
+    <w:p>
+      <w:pPr>
+        <w:spacing w:after="0" w:line="240" w:lineRule="auto"/>
+        <w:textAlignment w:val="baseline"/>
+        <w:rPr>
+          <w:rFonts w:ascii="Verdana" w:eastAsia="Times New Roman" w:hAnsi="Verdana" w:cs="Segoe UI"/>
+          <w:sz w:val="18"/>
+          <w:szCs w:val="18"/>
+        </w:rPr>
+      </w:pPr>
+      <w:r>
+        <w:rPr>
+          <w:rFonts w:ascii="Verdana" w:eastAsia="Times New Roman" w:hAnsi="Verdana" w:cs="Segoe UI"/>
+          <w:sz w:val="18"/>
+          <w:szCs w:val="18"/>
+        </w:rPr>
+        <w:lastRenderedPageBreak/>
+        <w:drawing>
+          <wp:inline distT="0" distB="0" distL="0" distR="0" wp14:anchorId="1B125BEB" wp14:editId="2BAD0131">
+            <wp:extent cx="5943600" cy="4077335"/>
+            <wp:effectExtent l="0" t="0" r="0" b="0"/>
+            <wp:docPr id="1621720242" name="Picture 1"/>
+            <wp:cNvGraphicFramePr>
+              <a:graphicFrameLocks xmlns:a="http://schemas.openxmlformats.org/drawingml/2006/main" noChangeAspect="1"/>
+            </wp:cNvGraphicFramePr>
+            <a:graphic xmlns:a="http://schemas.openxmlformats.org/drawingml/2006/main">
+              <a:graphicData uri="http://schemas.openxmlformats.org/drawingml/2006/picture">
+                <pic:pic xmlns:pic="http://schemas.openxmlformats.org/drawingml/2006/picture">
+                  <pic:nvPicPr>
+                    <pic:cNvPr id="1621720242" name=""/>
+                    <pic:cNvPicPr/>
+                  </pic:nvPicPr>
+                  <pic:blipFill>
+                    <a:blip r:embed="rId16"/>
+                    <a:stretch>
+                      <a:fillRect/>
+                    </a:stretch>
+                  </pic:blipFill>
+                  <pic:spPr>
+                    <a:xfrm>
+                      <a:off x="0" y="0"/>
+                      <a:ext cx="5943600" cy="4077335"/>
+                    </a:xfrm>
+                    <a:prstGeom prst="rect">
+                      <a:avLst/>
+                    </a:prstGeom>
+                  </pic:spPr>
+                </pic:pic>
+              </a:graphicData>
+            </a:graphic>
+          </wp:inline>
+        </w:drawing>
       </w:r>
     </w:p>
     <w:p>
@@ -1589,6 +1849,7 @@
           <w:sz w:val="32"/>
           <w:szCs w:val="32"/>
         </w:rPr>
+        <w:lastRenderedPageBreak/>
         <w:br w:type="page"/>
       </w:r>
     </w:p>
@@ -1601,7 +1862,7 @@
           <w:szCs w:val="18"/>
         </w:rPr>
       </w:pPr>
-      <w:bookmarkStart w:id="1" w:name="_Hlk109889198"/>
+      <w:bookmarkStart w:id="0" w:name="_Hlk109889198"/>
       <w:r>
         <w:rPr>
           <w:rFonts w:ascii="Verdana" w:eastAsia="Times New Roman" w:hAnsi="Verdana"/>
@@ -1690,7 +1951,7 @@
         <w:t>Functionality </w:t>
       </w:r>
     </w:p>
-    <w:bookmarkEnd w:id="1"/>
+    <w:bookmarkEnd w:id="0"/>
     <w:p>
       <w:pPr>
         <w:spacing w:after="0" w:line="240" w:lineRule="auto"/>
@@ -4540,6 +4801,7 @@
           <w:sz w:val="20"/>
           <w:szCs w:val="20"/>
         </w:rPr>
+        <w:lastRenderedPageBreak/>
         <w:t xml:space="preserve">Deploy a </w:t>
       </w:r>
       <w:r>
@@ -4827,7 +5089,6 @@
           <w:szCs w:val="18"/>
         </w:rPr>
       </w:pPr>
-      <w:commentRangeStart w:id="2"/>
       <w:r>
         <w:rPr>
           <w:rFonts w:ascii="Verdana" w:eastAsia="Times New Roman" w:hAnsi="Verdana" w:cs="Segoe UI"/>
@@ -4927,13 +5188,6 @@
           <w:szCs w:val="20"/>
         </w:rPr>
         <w:t>address. You must also have at least one network resource that requires a static address.</w:t>
-      </w:r>
-      <w:commentRangeEnd w:id="2"/>
-      <w:r>
-        <w:rPr>
-          <w:rStyle w:val="CommentReference"/>
-        </w:rPr>
-        <w:commentReference w:id="2"/>
       </w:r>
       <w:r>
         <w:rPr>
@@ -5817,6 +6071,7 @@
           <w:sz w:val="20"/>
           <w:szCs w:val="20"/>
         </w:rPr>
+        <w:lastRenderedPageBreak/>
         <w:t xml:space="preserve">Log into the Cloud Server via RDP (if allowed by NSG) or Serial Console. </w:t>
       </w:r>
     </w:p>
@@ -6042,7 +6297,6 @@
           <w:szCs w:val="18"/>
         </w:rPr>
       </w:pPr>
-      <w:commentRangeStart w:id="3"/>
       <w:r>
         <w:rPr>
           <w:rFonts w:ascii="Verdana" w:eastAsia="Times New Roman" w:hAnsi="Verdana" w:cs="Segoe UI"/>
@@ -6112,13 +6366,6 @@
           <w:szCs w:val="20"/>
         </w:rPr>
         <w:t>on another network. Similarly, there must be devices on one network that cannot access resources on a different network.</w:t>
-      </w:r>
-      <w:commentRangeEnd w:id="3"/>
-      <w:r>
-        <w:rPr>
-          <w:rStyle w:val="CommentReference"/>
-        </w:rPr>
-        <w:commentReference w:id="3"/>
       </w:r>
     </w:p>
     <w:p>
@@ -6861,6 +7108,7 @@
           <w:sz w:val="20"/>
           <w:szCs w:val="20"/>
         </w:rPr>
+        <w:lastRenderedPageBreak/>
         <w:t xml:space="preserve">Navigate to the </w:t>
       </w:r>
       <w:r>
@@ -7233,7 +7481,6 @@
           <w:szCs w:val="18"/>
         </w:rPr>
       </w:pPr>
-      <w:commentRangeStart w:id="4"/>
       <w:r>
         <w:rPr>
           <w:rFonts w:ascii="Verdana" w:eastAsia="Times New Roman" w:hAnsi="Verdana" w:cs="Segoe UI"/>
@@ -7315,13 +7562,6 @@
           <w:szCs w:val="20"/>
         </w:rPr>
         <w:t>.</w:t>
-      </w:r>
-      <w:commentRangeEnd w:id="4"/>
-      <w:r>
-        <w:rPr>
-          <w:rStyle w:val="CommentReference"/>
-        </w:rPr>
-        <w:commentReference w:id="4"/>
       </w:r>
       <w:r>
         <w:rPr>
@@ -8096,6 +8336,7 @@
           <w:sz w:val="32"/>
           <w:szCs w:val="32"/>
         </w:rPr>
+        <w:lastRenderedPageBreak/>
         <w:t> </w:t>
       </w:r>
       <w:r>
@@ -8389,17 +8630,7 @@
           <w:sz w:val="20"/>
           <w:szCs w:val="20"/>
         </w:rPr>
-        <w:t>User-Defined</w:t>
-      </w:r>
-      <w:r>
-        <w:rPr>
-          <w:rFonts w:ascii="Verdana" w:eastAsia="Times New Roman" w:hAnsi="Verdana" w:cs="Segoe UI"/>
-          <w:b/>
-          <w:bCs/>
-          <w:sz w:val="20"/>
-          <w:szCs w:val="20"/>
-        </w:rPr>
-        <w:t xml:space="preserve"> Routes (UDRs)</w:t>
+        <w:t>User-Defined Routes (UDRs)</w:t>
       </w:r>
       <w:r>
         <w:rPr>
@@ -9270,10 +9501,10 @@
       </w:pPr>
     </w:p>
     <w:sectPr>
-      <w:headerReference w:type="default" r:id="rId16"/>
-      <w:footerReference w:type="default" r:id="rId17"/>
-      <w:headerReference w:type="first" r:id="rId18"/>
-      <w:footerReference w:type="first" r:id="rId19"/>
+      <w:headerReference w:type="default" r:id="rId17"/>
+      <w:footerReference w:type="default" r:id="rId18"/>
+      <w:headerReference w:type="first" r:id="rId19"/>
+      <w:footerReference w:type="first" r:id="rId20"/>
       <w:type w:val="continuous"/>
       <w:pgSz w:w="12240" w:h="15840"/>
       <w:pgMar w:top="1440" w:right="1440" w:bottom="1440" w:left="1440" w:header="720" w:footer="432" w:gutter="0"/>
@@ -9283,102 +9514,6 @@
     </w:sectPr>
   </w:body>
 </w:document>
-</file>
-
-<file path=word/comments.xml><?xml version="1.0" encoding="utf-8"?>
-<w:comments xmlns:wpc="http://schemas.microsoft.com/office/word/2010/wordprocessingCanvas" xmlns:cx="http://schemas.microsoft.com/office/drawing/2014/chartex" xmlns:cx1="http://schemas.microsoft.com/office/drawing/2015/9/8/chartex" xmlns:cx2="http://schemas.microsoft.com/office/drawing/2015/10/21/chartex" xmlns:cx3="http://schemas.microsoft.com/office/drawing/2016/5/9/chartex" xmlns:cx4="http://schemas.microsoft.com/office/drawing/2016/5/10/chartex" xmlns:cx5="http://schemas.microsoft.com/office/drawing/2016/5/11/chartex" xmlns:cx6="http://schemas.microsoft.com/office/drawing/2016/5/12/chartex" xmlns:cx7="http://schemas.microsoft.com/office/drawing/2016/5/13/chartex" xmlns:cx8="http://schemas.microsoft.com/office/drawing/2016/5/14/chartex" xmlns:mc="http://schemas.openxmlformats.org/markup-compatibility/2006" xmlns:aink="http://schemas.microsoft.com/office/drawing/2016/ink" xmlns:am3d="http://schemas.microsoft.com/office/drawing/2017/model3d" xmlns:o="urn:schemas-microsoft-com:office:office" xmlns:oel="http://schemas.microsoft.com/office/2019/extlst" xmlns:r="http://schemas.openxmlformats.org/officeDocument/2006/relationships" xmlns:m="http://schemas.openxmlformats.org/officeDocument/2006/math" xmlns:v="urn:schemas-microsoft-com:vml" xmlns:wp14="http://schemas.microsoft.com/office/word/2010/wordprocessingDrawing" xmlns:wp="http://schemas.openxmlformats.org/drawingml/2006/wordprocessingDrawing" xmlns:w10="urn:schemas-microsoft-com:office:word" xmlns:w="http://schemas.openxmlformats.org/wordprocessingml/2006/main" xmlns:w14="http://schemas.microsoft.com/office/word/2010/wordml" xmlns:w15="http://schemas.microsoft.com/office/word/2012/wordml" xmlns:w16cex="http://schemas.microsoft.com/office/word/2018/wordml/cex" xmlns:w16cid="http://schemas.microsoft.com/office/word/2016/wordml/cid" xmlns:w16="http://schemas.microsoft.com/office/word/2018/wordml" xmlns:w16du="http://schemas.microsoft.com/office/word/2023/wordml/word16du" xmlns:w16sdtdh="http://schemas.microsoft.com/office/word/2020/wordml/sdtdatahash" xmlns:w16sdtfl="http://schemas.microsoft.com/office/word/2024/wordml/sdtformatlock" xmlns:w16se="http://schemas.microsoft.com/office/word/2015/wordml/symex" xmlns:wpg="http://schemas.microsoft.com/office/word/2010/wordprocessingGroup" xmlns:wpi="http://schemas.microsoft.com/office/word/2010/wordprocessingInk" xmlns:wne="http://schemas.microsoft.com/office/word/2006/wordml" xmlns:wps="http://schemas.microsoft.com/office/word/2010/wordprocessingShape" mc:Ignorable="w14 w15 w16se w16cid w16 w16cex w16sdtdh w16sdtfl w16du wp14">
-  <w:comment w:id="0" w:author="Jeff Davis" w:date="2025-04-17T20:06:00Z" w:initials="JD">
-    <w:p>
-      <w:pPr>
-        <w:pStyle w:val="CommentText"/>
-      </w:pPr>
-      <w:r>
-        <w:rPr>
-          <w:rStyle w:val="CommentReference"/>
-        </w:rPr>
-        <w:annotationRef/>
-      </w:r>
-      <w:r>
-        <w:t>my thoughts:  Explain how you're using VLANs to create separate network lanes for each department or service at the switching level (Layer 2) to boost security and reduce congestion, while using trunking to let this separated traffic move between switches. For each setup, describe your configuration choices and how you verified that the network segments are isolated and that any allowed communication works correctly, using proper VLAN terminology. We will validate this through local, cloud, and hybrid network tests.</w:t>
-      </w:r>
-    </w:p>
-  </w:comment>
-  <w:comment w:id="2" w:author="Jeff Davis" w:date="2025-04-17T20:18:00Z" w:initials="JD">
-    <w:p>
-      <w:pPr>
-        <w:pStyle w:val="CommentText"/>
-      </w:pPr>
-      <w:r>
-        <w:rPr>
-          <w:rStyle w:val="CommentReference"/>
-        </w:rPr>
-        <w:annotationRef/>
-      </w:r>
-      <w:r>
-        <w:t>my thoughts: Within your AWS VPC or Azure VNet, most network resources should utilize dynamically assigned IP addresses provided by the respective cloud platform's DHCP service. You must identify and configure at least one network resource that necessitates a static IP address within your chosen cloud environment. You will need to demonstrate how to reserve and assign this static IP address to the designated resource.</w:t>
-      </w:r>
-    </w:p>
-  </w:comment>
-  <w:comment w:id="3" w:author="Jeff Davis" w:date="2025-04-17T20:26:00Z" w:initials="JD">
-    <w:p>
-      <w:pPr>
-        <w:pStyle w:val="CommentText"/>
-      </w:pPr>
-      <w:r>
-        <w:rPr>
-          <w:rStyle w:val="CommentReference"/>
-        </w:rPr>
-        <w:annotationRef/>
-      </w:r>
-      <w:r>
-        <w:t>my thoughts: Within your chosen cloud environment (AWS or Azure), you will create a network architecture comprising at least two separate subnets. The objective is to show your ability to control network reachability between these segments using cloud-native access control features. Your configuration must allow a designated device on one subnet to successfully access specific resources on a device in a different subnet. You must also demonstrate that another designated device on one subnet is blocked from accessing specific resources on a device in a different subnet.</w:t>
-      </w:r>
-    </w:p>
-  </w:comment>
-  <w:comment w:id="4" w:author="Jeff Davis" w:date="2025-04-17T20:32:00Z" w:initials="JD">
-    <w:p>
-      <w:pPr>
-        <w:pStyle w:val="CommentText"/>
-      </w:pPr>
-      <w:r>
-        <w:rPr>
-          <w:rStyle w:val="CommentReference"/>
-        </w:rPr>
-        <w:annotationRef/>
-      </w:r>
-      <w:r>
-        <w:t>my thoughts: Your custom test case will focus on creating a secure VPN connection that bridges a simulated network with your cloud environment (AWS or Azure). This test should be driven by a specific organizational need or opportunity identified earlier. You must demonstrate the successful configuration of a VPN solution and verify bidirectional network communication. This verification should include successfully pinging or establishing a simple TCP connection between a designated resource in your local network and a designated resource within your cloud environment. The scope and requirements of this test should align with the predefined test cases, emphasizing the establishment and basic functionality of the hybrid VPN link.</w:t>
-      </w:r>
-    </w:p>
-  </w:comment>
-</w:comments>
-</file>
-
-<file path=word/commentsExtended.xml><?xml version="1.0" encoding="utf-8"?>
-<w15:commentsEx xmlns:wpc="http://schemas.microsoft.com/office/word/2010/wordprocessingCanvas" xmlns:cx="http://schemas.microsoft.com/office/drawing/2014/chartex" xmlns:cx1="http://schemas.microsoft.com/office/drawing/2015/9/8/chartex" xmlns:cx2="http://schemas.microsoft.com/office/drawing/2015/10/21/chartex" xmlns:cx3="http://schemas.microsoft.com/office/drawing/2016/5/9/chartex" xmlns:cx4="http://schemas.microsoft.com/office/drawing/2016/5/10/chartex" xmlns:cx5="http://schemas.microsoft.com/office/drawing/2016/5/11/chartex" xmlns:cx6="http://schemas.microsoft.com/office/drawing/2016/5/12/chartex" xmlns:cx7="http://schemas.microsoft.com/office/drawing/2016/5/13/chartex" xmlns:cx8="http://schemas.microsoft.com/office/drawing/2016/5/14/chartex" xmlns:mc="http://schemas.openxmlformats.org/markup-compatibility/2006" xmlns:aink="http://schemas.microsoft.com/office/drawing/2016/ink" xmlns:am3d="http://schemas.microsoft.com/office/drawing/2017/model3d" xmlns:o="urn:schemas-microsoft-com:office:office" xmlns:oel="http://schemas.microsoft.com/office/2019/extlst" xmlns:r="http://schemas.openxmlformats.org/officeDocument/2006/relationships" xmlns:m="http://schemas.openxmlformats.org/officeDocument/2006/math" xmlns:v="urn:schemas-microsoft-com:vml" xmlns:wp14="http://schemas.microsoft.com/office/word/2010/wordprocessingDrawing" xmlns:wp="http://schemas.openxmlformats.org/drawingml/2006/wordprocessingDrawing" xmlns:w10="urn:schemas-microsoft-com:office:word" xmlns:w="http://schemas.openxmlformats.org/wordprocessingml/2006/main" xmlns:w14="http://schemas.microsoft.com/office/word/2010/wordml" xmlns:w15="http://schemas.microsoft.com/office/word/2012/wordml" xmlns:w16cex="http://schemas.microsoft.com/office/word/2018/wordml/cex" xmlns:w16cid="http://schemas.microsoft.com/office/word/2016/wordml/cid" xmlns:w16="http://schemas.microsoft.com/office/word/2018/wordml" xmlns:w16du="http://schemas.microsoft.com/office/word/2023/wordml/word16du" xmlns:w16sdtdh="http://schemas.microsoft.com/office/word/2020/wordml/sdtdatahash" xmlns:w16sdtfl="http://schemas.microsoft.com/office/word/2024/wordml/sdtformatlock" xmlns:w16se="http://schemas.microsoft.com/office/word/2015/wordml/symex" xmlns:wpg="http://schemas.microsoft.com/office/word/2010/wordprocessingGroup" xmlns:wpi="http://schemas.microsoft.com/office/word/2010/wordprocessingInk" xmlns:wne="http://schemas.microsoft.com/office/word/2006/wordml" xmlns:wps="http://schemas.microsoft.com/office/word/2010/wordprocessingShape" mc:Ignorable="w14 w15 w16se w16cid w16 w16cex w16sdtdh w16sdtfl w16du wp14">
-  <w15:commentEx w15:paraId="0A8726AF" w15:done="1"/>
-  <w15:commentEx w15:paraId="06BD18CF" w15:done="1"/>
-  <w15:commentEx w15:paraId="5F2CDD78" w15:done="1"/>
-  <w15:commentEx w15:paraId="09C3405D" w15:done="1"/>
-</w15:commentsEx>
-</file>
-
-<file path=word/commentsExtensible.xml><?xml version="1.0" encoding="utf-8"?>
-<w16cex:commentsExtensible xmlns:wpc="http://schemas.microsoft.com/office/word/2010/wordprocessingCanvas" xmlns:cx="http://schemas.microsoft.com/office/drawing/2014/chartex" xmlns:cx1="http://schemas.microsoft.com/office/drawing/2015/9/8/chartex" xmlns:cx2="http://schemas.microsoft.com/office/drawing/2015/10/21/chartex" xmlns:cx3="http://schemas.microsoft.com/office/drawing/2016/5/9/chartex" xmlns:cx4="http://schemas.microsoft.com/office/drawing/2016/5/10/chartex" xmlns:cx5="http://schemas.microsoft.com/office/drawing/2016/5/11/chartex" xmlns:cx6="http://schemas.microsoft.com/office/drawing/2016/5/12/chartex" xmlns:cx7="http://schemas.microsoft.com/office/drawing/2016/5/13/chartex" xmlns:cx8="http://schemas.microsoft.com/office/drawing/2016/5/14/chartex" xmlns:cr="http://schemas.microsoft.com/office/comments/2020/reactions" xmlns:mc="http://schemas.openxmlformats.org/markup-compatibility/2006" xmlns:aink="http://schemas.microsoft.com/office/drawing/2016/ink" xmlns:am3d="http://schemas.microsoft.com/office/drawing/2017/model3d" xmlns:o="urn:schemas-microsoft-com:office:office" xmlns:oel="http://schemas.microsoft.com/office/2019/extlst" xmlns:r="http://schemas.openxmlformats.org/officeDocument/2006/relationships" xmlns:m="http://schemas.openxmlformats.org/officeDocument/2006/math" xmlns:v="urn:schemas-microsoft-com:vml" xmlns:wp14="http://schemas.microsoft.com/office/word/2010/wordprocessingDrawing" xmlns:wp="http://schemas.openxmlformats.org/drawingml/2006/wordprocessingDrawing" xmlns:w10="urn:schemas-microsoft-com:office:word" xmlns:w="http://schemas.openxmlformats.org/wordprocessingml/2006/main" xmlns:w14="http://schemas.microsoft.com/office/word/2010/wordml" xmlns:w15="http://schemas.microsoft.com/office/word/2012/wordml" xmlns:w16cex="http://schemas.microsoft.com/office/word/2018/wordml/cex" xmlns:w16cid="http://schemas.microsoft.com/office/word/2016/wordml/cid" xmlns:w16="http://schemas.microsoft.com/office/word/2018/wordml" xmlns:w16du="http://schemas.microsoft.com/office/word/2023/wordml/word16du" xmlns:w16sdtdh="http://schemas.microsoft.com/office/word/2020/wordml/sdtdatahash" xmlns:w16sdtfl="http://schemas.microsoft.com/office/word/2024/wordml/sdtformatlock" xmlns:w16se="http://schemas.microsoft.com/office/word/2015/wordml/symex" xmlns:wpg="http://schemas.microsoft.com/office/word/2010/wordprocessingGroup" xmlns:wpi="http://schemas.microsoft.com/office/word/2010/wordprocessingInk" xmlns:wne="http://schemas.microsoft.com/office/word/2006/wordml" xmlns:wps="http://schemas.microsoft.com/office/word/2010/wordprocessingShape" mc:Ignorable="w14 w15 w16se w16cid w16 w16cex w16sdtdh w16sdtfl cr w16du wp14">
-  <w16cex:commentExtensible w16cex:durableId="683F31B2" w16cex:dateUtc="2025-04-18T01:06:00Z"/>
-  <w16cex:commentExtensible w16cex:durableId="6A1132F7" w16cex:dateUtc="2025-04-18T01:18:00Z"/>
-  <w16cex:commentExtensible w16cex:durableId="0DB65B76" w16cex:dateUtc="2025-04-18T01:26:00Z"/>
-  <w16cex:commentExtensible w16cex:durableId="634D55D8" w16cex:dateUtc="2025-04-18T01:32:00Z"/>
-</w16cex:commentsExtensible>
-</file>
-
-<file path=word/commentsIds.xml><?xml version="1.0" encoding="utf-8"?>
-<w16cid:commentsIds xmlns:wpc="http://schemas.microsoft.com/office/word/2010/wordprocessingCanvas" xmlns:cx="http://schemas.microsoft.com/office/drawing/2014/chartex" xmlns:cx1="http://schemas.microsoft.com/office/drawing/2015/9/8/chartex" xmlns:cx2="http://schemas.microsoft.com/office/drawing/2015/10/21/chartex" xmlns:cx3="http://schemas.microsoft.com/office/drawing/2016/5/9/chartex" xmlns:cx4="http://schemas.microsoft.com/office/drawing/2016/5/10/chartex" xmlns:cx5="http://schemas.microsoft.com/office/drawing/2016/5/11/chartex" xmlns:cx6="http://schemas.microsoft.com/office/drawing/2016/5/12/chartex" xmlns:cx7="http://schemas.microsoft.com/office/drawing/2016/5/13/chartex" xmlns:cx8="http://schemas.microsoft.com/office/drawing/2016/5/14/chartex" xmlns:mc="http://schemas.openxmlformats.org/markup-compatibility/2006" xmlns:aink="http://schemas.microsoft.com/office/drawing/2016/ink" xmlns:am3d="http://schemas.microsoft.com/office/drawing/2017/model3d" xmlns:o="urn:schemas-microsoft-com:office:office" xmlns:oel="http://schemas.microsoft.com/office/2019/extlst" xmlns:r="http://schemas.openxmlformats.org/officeDocument/2006/relationships" xmlns:m="http://schemas.openxmlformats.org/officeDocument/2006/math" xmlns:v="urn:schemas-microsoft-com:vml" xmlns:wp14="http://schemas.microsoft.com/office/word/2010/wordprocessingDrawing" xmlns:wp="http://schemas.openxmlformats.org/drawingml/2006/wordprocessingDrawing" xmlns:w10="urn:schemas-microsoft-com:office:word" xmlns:w="http://schemas.openxmlformats.org/wordprocessingml/2006/main" xmlns:w14="http://schemas.microsoft.com/office/word/2010/wordml" xmlns:w15="http://schemas.microsoft.com/office/word/2012/wordml" xmlns:w16cex="http://schemas.microsoft.com/office/word/2018/wordml/cex" xmlns:w16cid="http://schemas.microsoft.com/office/word/2016/wordml/cid" xmlns:w16="http://schemas.microsoft.com/office/word/2018/wordml" xmlns:w16du="http://schemas.microsoft.com/office/word/2023/wordml/word16du" xmlns:w16sdtdh="http://schemas.microsoft.com/office/word/2020/wordml/sdtdatahash" xmlns:w16sdtfl="http://schemas.microsoft.com/office/word/2024/wordml/sdtformatlock" xmlns:w16se="http://schemas.microsoft.com/office/word/2015/wordml/symex" xmlns:wpg="http://schemas.microsoft.com/office/word/2010/wordprocessingGroup" xmlns:wpi="http://schemas.microsoft.com/office/word/2010/wordprocessingInk" xmlns:wne="http://schemas.microsoft.com/office/word/2006/wordml" xmlns:wps="http://schemas.microsoft.com/office/word/2010/wordprocessingShape" mc:Ignorable="w14 w15 w16se w16cid w16 w16cex w16sdtdh w16sdtfl w16du wp14">
-  <w16cid:commentId w16cid:paraId="0A8726AF" w16cid:durableId="683F31B2"/>
-  <w16cid:commentId w16cid:paraId="06BD18CF" w16cid:durableId="6A1132F7"/>
-  <w16cid:commentId w16cid:paraId="5F2CDD78" w16cid:durableId="0DB65B76"/>
-  <w16cid:commentId w16cid:paraId="09C3405D" w16cid:durableId="634D55D8"/>
-</w16cid:commentsIds>
 </file>
 
 <file path=word/endnotes.xml><?xml version="1.0" encoding="utf-8"?>
@@ -12841,14 +12976,6 @@
     <w:abstractNumId w:val="0"/>
   </w:num>
 </w:numbering>
-</file>
-
-<file path=word/people.xml><?xml version="1.0" encoding="utf-8"?>
-<w15:people xmlns:wpc="http://schemas.microsoft.com/office/word/2010/wordprocessingCanvas" xmlns:cx="http://schemas.microsoft.com/office/drawing/2014/chartex" xmlns:cx1="http://schemas.microsoft.com/office/drawing/2015/9/8/chartex" xmlns:cx2="http://schemas.microsoft.com/office/drawing/2015/10/21/chartex" xmlns:cx3="http://schemas.microsoft.com/office/drawing/2016/5/9/chartex" xmlns:cx4="http://schemas.microsoft.com/office/drawing/2016/5/10/chartex" xmlns:cx5="http://schemas.microsoft.com/office/drawing/2016/5/11/chartex" xmlns:cx6="http://schemas.microsoft.com/office/drawing/2016/5/12/chartex" xmlns:cx7="http://schemas.microsoft.com/office/drawing/2016/5/13/chartex" xmlns:cx8="http://schemas.microsoft.com/office/drawing/2016/5/14/chartex" xmlns:mc="http://schemas.openxmlformats.org/markup-compatibility/2006" xmlns:aink="http://schemas.microsoft.com/office/drawing/2016/ink" xmlns:am3d="http://schemas.microsoft.com/office/drawing/2017/model3d" xmlns:o="urn:schemas-microsoft-com:office:office" xmlns:oel="http://schemas.microsoft.com/office/2019/extlst" xmlns:r="http://schemas.openxmlformats.org/officeDocument/2006/relationships" xmlns:m="http://schemas.openxmlformats.org/officeDocument/2006/math" xmlns:v="urn:schemas-microsoft-com:vml" xmlns:wp14="http://schemas.microsoft.com/office/word/2010/wordprocessingDrawing" xmlns:wp="http://schemas.openxmlformats.org/drawingml/2006/wordprocessingDrawing" xmlns:w10="urn:schemas-microsoft-com:office:word" xmlns:w="http://schemas.openxmlformats.org/wordprocessingml/2006/main" xmlns:w14="http://schemas.microsoft.com/office/word/2010/wordml" xmlns:w15="http://schemas.microsoft.com/office/word/2012/wordml" xmlns:w16cex="http://schemas.microsoft.com/office/word/2018/wordml/cex" xmlns:w16cid="http://schemas.microsoft.com/office/word/2016/wordml/cid" xmlns:w16="http://schemas.microsoft.com/office/word/2018/wordml" xmlns:w16du="http://schemas.microsoft.com/office/word/2023/wordml/word16du" xmlns:w16sdtdh="http://schemas.microsoft.com/office/word/2020/wordml/sdtdatahash" xmlns:w16sdtfl="http://schemas.microsoft.com/office/word/2024/wordml/sdtformatlock" xmlns:w16se="http://schemas.microsoft.com/office/word/2015/wordml/symex" xmlns:wpg="http://schemas.microsoft.com/office/word/2010/wordprocessingGroup" xmlns:wpi="http://schemas.microsoft.com/office/word/2010/wordprocessingInk" xmlns:wne="http://schemas.microsoft.com/office/word/2006/wordml" xmlns:wps="http://schemas.microsoft.com/office/word/2010/wordprocessingShape" mc:Ignorable="w14 w15 w16se w16cid w16 w16cex w16sdtdh w16sdtfl w16du wp14">
-  <w15:person w15:author="Jeff Davis">
-    <w15:presenceInfo w15:providerId="AD" w15:userId="S::jeff.davis@wgu.edu::7fd837f9-9474-4e89-86a1-e221ab8df538"/>
-  </w15:person>
-</w15:people>
 </file>
 
 <file path=word/styles.xml><?xml version="1.0" encoding="utf-8"?>
@@ -13319,6 +13446,7 @@
   <w:style w:type="character" w:default="1" w:styleId="DefaultParagraphFont">
     <w:name w:val="Default Paragraph Font"/>
     <w:uiPriority w:val="1"/>
+    <w:semiHidden/>
     <w:unhideWhenUsed/>
   </w:style>
   <w:style w:type="table" w:default="1" w:styleId="TableNormal">
@@ -13832,6 +13960,10 @@
 </file>
 
 <file path=customXml/item2.xml><?xml version="1.0" encoding="utf-8"?>
+<b:Sources xmlns:b="http://schemas.openxmlformats.org/officeDocument/2006/bibliography" xmlns="http://schemas.openxmlformats.org/officeDocument/2006/bibliography" SelectedStyle="\APASixthEditionOfficeOnline.xsl" StyleName="APA" Version="6"/>
+</file>
+
+<file path=customXml/item3.xml><?xml version="1.0" encoding="utf-8"?>
 <?mso-contentType ?>
 <FormTemplates xmlns="http://schemas.microsoft.com/sharepoint/v3/contenttype/forms">
   <Display>DocumentLibraryForm</Display>
@@ -13840,22 +13972,7 @@
 </FormTemplates>
 </file>
 
-<file path=customXml/item3.xml><?xml version="1.0" encoding="utf-8"?>
-<b:Sources xmlns:b="http://schemas.openxmlformats.org/officeDocument/2006/bibliography" xmlns="http://schemas.openxmlformats.org/officeDocument/2006/bibliography" SelectedStyle="\APASixthEditionOfficeOnline.xsl" StyleName="APA" Version="6"/>
-</file>
-
 <file path=customXml/item4.xml><?xml version="1.0" encoding="utf-8"?>
-<p:properties xmlns:p="http://schemas.microsoft.com/office/2006/metadata/properties" xmlns:xsi="http://www.w3.org/2001/XMLSchema-instance" xmlns:pc="http://schemas.microsoft.com/office/infopath/2007/PartnerControls">
-  <documentManagement>
-    <lcf76f155ced4ddcb4097134ff3c332f xmlns="8cb223eb-8fc9-43bb-896c-9785dfdd840e">
-      <Terms xmlns="http://schemas.microsoft.com/office/infopath/2007/PartnerControls"/>
-    </lcf76f155ced4ddcb4097134ff3c332f>
-    <TaxCatchAll xmlns="530517bb-b50c-4599-82d9-b1a16adffa97" xsi:nil="true"/>
-  </documentManagement>
-</p:properties>
-</file>
-
-<file path=customXml/item5.xml><?xml version="1.0" encoding="utf-8"?>
 <ct:contentTypeSchema xmlns:ct="http://schemas.microsoft.com/office/2006/metadata/contentType" xmlns:ma="http://schemas.microsoft.com/office/2006/metadata/properties/metaAttributes" ct:_="" ma:_="" ma:contentTypeName="Document" ma:contentTypeID="0x0101006E2604F785F3404D9994F55486916505" ma:contentTypeVersion="9" ma:contentTypeDescription="Create a new document." ma:contentTypeScope="" ma:versionID="f8332895e037df1aba1087d622acc727">
   <xsd:schema xmlns:xsd="http://www.w3.org/2001/XMLSchema" xmlns:xs="http://www.w3.org/2001/XMLSchema" xmlns:p="http://schemas.microsoft.com/office/2006/metadata/properties" xmlns:ns2="8cb223eb-8fc9-43bb-896c-9785dfdd840e" xmlns:ns3="530517bb-b50c-4599-82d9-b1a16adffa97" targetNamespace="http://schemas.microsoft.com/office/2006/metadata/properties" ma:root="true" ma:fieldsID="c99d5cfa90593929f019df6418f1ae2f" ns2:_="" ns3:_="">
     <xsd:import namespace="8cb223eb-8fc9-43bb-896c-9785dfdd840e"/>
@@ -14050,6 +14167,17 @@
 </ct:contentTypeSchema>
 </file>
 
+<file path=customXml/item5.xml><?xml version="1.0" encoding="utf-8"?>
+<p:properties xmlns:p="http://schemas.microsoft.com/office/2006/metadata/properties" xmlns:xsi="http://www.w3.org/2001/XMLSchema-instance" xmlns:pc="http://schemas.microsoft.com/office/infopath/2007/PartnerControls">
+  <documentManagement>
+    <lcf76f155ced4ddcb4097134ff3c332f xmlns="8cb223eb-8fc9-43bb-896c-9785dfdd840e">
+      <Terms xmlns="http://schemas.microsoft.com/office/infopath/2007/PartnerControls"/>
+    </lcf76f155ced4ddcb4097134ff3c332f>
+    <TaxCatchAll xmlns="530517bb-b50c-4599-82d9-b1a16adffa97" xsi:nil="true"/>
+  </documentManagement>
+</p:properties>
+</file>
+
 <file path=customXml/itemProps1.xml><?xml version="1.0" encoding="utf-8"?>
 <ds:datastoreItem xmlns:ds="http://schemas.openxmlformats.org/officeDocument/2006/customXml" ds:itemID="{55AF091B-3C7A-41E3-B477-F2FDAA23CFDA}">
   <ds:schemaRefs>
@@ -14059,6 +14187,14 @@
 </file>
 
 <file path=customXml/itemProps2.xml><?xml version="1.0" encoding="utf-8"?>
+<ds:datastoreItem xmlns:ds="http://schemas.openxmlformats.org/officeDocument/2006/customXml" ds:itemID="{1B6B35DE-0877-4E66-80B1-D9587151751D}">
+  <ds:schemaRefs>
+    <ds:schemaRef ds:uri="http://schemas.openxmlformats.org/officeDocument/2006/bibliography"/>
+  </ds:schemaRefs>
+</ds:datastoreItem>
+</file>
+
+<file path=customXml/itemProps3.xml><?xml version="1.0" encoding="utf-8"?>
 <ds:datastoreItem xmlns:ds="http://schemas.openxmlformats.org/officeDocument/2006/customXml" ds:itemID="{C6552677-A95B-4093-849B-B6AED615DA4B}">
   <ds:schemaRefs>
     <ds:schemaRef ds:uri="http://schemas.microsoft.com/sharepoint/v3/contenttype/forms"/>
@@ -14066,26 +14202,7 @@
 </ds:datastoreItem>
 </file>
 
-<file path=customXml/itemProps3.xml><?xml version="1.0" encoding="utf-8"?>
-<ds:datastoreItem xmlns:ds="http://schemas.openxmlformats.org/officeDocument/2006/customXml" ds:itemID="{1B6B35DE-0877-4E66-80B1-D9587151751D}">
-  <ds:schemaRefs>
-    <ds:schemaRef ds:uri="http://schemas.openxmlformats.org/officeDocument/2006/bibliography"/>
-  </ds:schemaRefs>
-</ds:datastoreItem>
-</file>
-
 <file path=customXml/itemProps4.xml><?xml version="1.0" encoding="utf-8"?>
-<ds:datastoreItem xmlns:ds="http://schemas.openxmlformats.org/officeDocument/2006/customXml" ds:itemID="{E23E4120-D6A2-4237-8072-707FB1C50E55}">
-  <ds:schemaRefs>
-    <ds:schemaRef ds:uri="http://schemas.microsoft.com/office/2006/metadata/properties"/>
-    <ds:schemaRef ds:uri="http://schemas.microsoft.com/office/infopath/2007/PartnerControls"/>
-    <ds:schemaRef ds:uri="8cb223eb-8fc9-43bb-896c-9785dfdd840e"/>
-    <ds:schemaRef ds:uri="530517bb-b50c-4599-82d9-b1a16adffa97"/>
-  </ds:schemaRefs>
-</ds:datastoreItem>
-</file>
-
-<file path=customXml/itemProps5.xml><?xml version="1.0" encoding="utf-8"?>
 <ds:datastoreItem xmlns:ds="http://schemas.openxmlformats.org/officeDocument/2006/customXml" ds:itemID="{CCCC9AE2-3E56-4C20-AC29-05191EC5D07B}">
   <ds:schemaRefs>
     <ds:schemaRef ds:uri="http://schemas.microsoft.com/office/2006/metadata/contentType"/>
@@ -14104,6 +14221,17 @@
 </ds:datastoreItem>
 </file>
 
+<file path=customXml/itemProps5.xml><?xml version="1.0" encoding="utf-8"?>
+<ds:datastoreItem xmlns:ds="http://schemas.openxmlformats.org/officeDocument/2006/customXml" ds:itemID="{E23E4120-D6A2-4237-8072-707FB1C50E55}">
+  <ds:schemaRefs>
+    <ds:schemaRef ds:uri="http://schemas.microsoft.com/office/2006/metadata/properties"/>
+    <ds:schemaRef ds:uri="http://schemas.microsoft.com/office/infopath/2007/PartnerControls"/>
+    <ds:schemaRef ds:uri="8cb223eb-8fc9-43bb-896c-9785dfdd840e"/>
+    <ds:schemaRef ds:uri="530517bb-b50c-4599-82d9-b1a16adffa97"/>
+  </ds:schemaRefs>
+</ds:datastoreItem>
+</file>
+
 <file path=docMetadata/LabelInfo.xml><?xml version="1.0" encoding="utf-8"?>
 <clbl:labelList xmlns:clbl="http://schemas.microsoft.com/office/2020/mipLabelMetadata">
   <clbl:label id="{5d77a346-bc3d-4f52-ada3-85cfab5578fe}" enabled="0" method="" siteId="{5d77a346-bc3d-4f52-ada3-85cfab5578fe}" removed="1"/>

--- a/Course Docs/BSCNE Capstone Functionality Report.docx
+++ b/Course Docs/BSCNE Capstone Functionality Report.docx
@@ -207,29 +207,7 @@
           <w:sz w:val="20"/>
           <w:szCs w:val="20"/>
         </w:rPr>
-        <w:t xml:space="preserve">case scenarios must be from </w:t>
-      </w:r>
-      <w:proofErr w:type="gramStart"/>
-      <w:r>
-        <w:rPr>
-          <w:rFonts w:ascii="Verdana" w:eastAsia="Times New Roman" w:hAnsi="Verdana" w:cs="Segoe UI"/>
-          <w:i/>
-          <w:iCs/>
-          <w:sz w:val="20"/>
-          <w:szCs w:val="20"/>
-        </w:rPr>
-        <w:t>the provided</w:t>
-      </w:r>
-      <w:proofErr w:type="gramEnd"/>
-      <w:r>
-        <w:rPr>
-          <w:rFonts w:ascii="Verdana" w:eastAsia="Times New Roman" w:hAnsi="Verdana" w:cs="Segoe UI"/>
-          <w:i/>
-          <w:iCs/>
-          <w:sz w:val="20"/>
-          <w:szCs w:val="20"/>
-        </w:rPr>
-        <w:t xml:space="preserve"> predefined list, with the remaining </w:t>
+        <w:t xml:space="preserve">case scenarios must be from the provided predefined list, with the remaining </w:t>
       </w:r>
       <w:r>
         <w:rPr>
@@ -806,7 +784,23 @@
           <w:sz w:val="20"/>
           <w:szCs w:val="20"/>
         </w:rPr>
-        <w:t xml:space="preserve">This test case verifies that local network traffic is segmented into specific functional zones using VLANs (Virtual Local Area Networks). The segmentation ensures that broadcast traffic is contained and security boundaries are established at the switching layer before reaching the firewall. </w:t>
+        <w:t xml:space="preserve">This test case verifies that local network traffic is segmented into specific functional zones using VLANs (Virtual Local Area Networks). The segmentation ensures that broadcast traffic is contained and </w:t>
+      </w:r>
+      <w:r>
+        <w:rPr>
+          <w:rFonts w:ascii="Verdana" w:eastAsia="Times New Roman" w:hAnsi="Verdana" w:cs="Segoe UI"/>
+          <w:sz w:val="20"/>
+          <w:szCs w:val="20"/>
+        </w:rPr>
+        <w:t>that security boundaries are established at the switching layer before it reaches</w:t>
+      </w:r>
+      <w:r>
+        <w:rPr>
+          <w:rFonts w:ascii="Verdana" w:eastAsia="Times New Roman" w:hAnsi="Verdana" w:cs="Segoe UI"/>
+          <w:sz w:val="20"/>
+          <w:szCs w:val="20"/>
+        </w:rPr>
+        <w:t xml:space="preserve"> the firewall. </w:t>
       </w:r>
     </w:p>
     <w:p>
@@ -1040,15 +1034,45 @@
           <w:sz w:val="20"/>
           <w:szCs w:val="20"/>
         </w:rPr>
-        <w:t>Open vSwitch</w:t>
-      </w:r>
-      <w:r>
-        <w:rPr>
-          <w:rFonts w:ascii="Verdana" w:eastAsia="Times New Roman" w:hAnsi="Verdana" w:cs="Segoe UI"/>
-          <w:sz w:val="20"/>
-          <w:szCs w:val="20"/>
-        </w:rPr>
-        <w:t xml:space="preserve"> instances (MainSwitch, </w:t>
+        <w:t xml:space="preserve">Open </w:t>
+      </w:r>
+      <w:proofErr w:type="spellStart"/>
+      <w:r>
+        <w:rPr>
+          <w:rFonts w:ascii="Verdana" w:eastAsia="Times New Roman" w:hAnsi="Verdana" w:cs="Segoe UI"/>
+          <w:b/>
+          <w:bCs/>
+          <w:sz w:val="20"/>
+          <w:szCs w:val="20"/>
+        </w:rPr>
+        <w:t>vSwitch</w:t>
+      </w:r>
+      <w:proofErr w:type="spellEnd"/>
+      <w:r>
+        <w:rPr>
+          <w:rFonts w:ascii="Verdana" w:eastAsia="Times New Roman" w:hAnsi="Verdana" w:cs="Segoe UI"/>
+          <w:sz w:val="20"/>
+          <w:szCs w:val="20"/>
+        </w:rPr>
+        <w:t xml:space="preserve"> instances (</w:t>
+      </w:r>
+      <w:proofErr w:type="spellStart"/>
+      <w:r>
+        <w:rPr>
+          <w:rFonts w:ascii="Verdana" w:eastAsia="Times New Roman" w:hAnsi="Verdana" w:cs="Segoe UI"/>
+          <w:sz w:val="20"/>
+          <w:szCs w:val="20"/>
+        </w:rPr>
+        <w:t>MainSwitch</w:t>
+      </w:r>
+      <w:proofErr w:type="spellEnd"/>
+      <w:r>
+        <w:rPr>
+          <w:rFonts w:ascii="Verdana" w:eastAsia="Times New Roman" w:hAnsi="Verdana" w:cs="Segoe UI"/>
+          <w:sz w:val="20"/>
+          <w:szCs w:val="20"/>
+        </w:rPr>
+        <w:t xml:space="preserve">, </w:t>
       </w:r>
       <w:proofErr w:type="spellStart"/>
       <w:r>
@@ -1119,6 +1143,7 @@
       <w:r>
         <w:rPr>
           <w:rFonts w:ascii="Verdana" w:eastAsia="Times New Roman" w:hAnsi="Verdana" w:cs="Segoe UI"/>
+          <w:noProof/>
           <w:sz w:val="20"/>
           <w:szCs w:val="20"/>
         </w:rPr>
@@ -1172,10 +1197,10 @@
       <w:r>
         <w:rPr>
           <w:rFonts w:ascii="Verdana" w:eastAsia="Times New Roman" w:hAnsi="Verdana" w:cs="Segoe UI"/>
-          <w:sz w:val="20"/>
-          <w:szCs w:val="20"/>
-        </w:rPr>
-        <w:lastRenderedPageBreak/>
+          <w:noProof/>
+          <w:sz w:val="20"/>
+          <w:szCs w:val="20"/>
+        </w:rPr>
         <w:drawing>
           <wp:inline distT="0" distB="0" distL="0" distR="0" wp14:anchorId="526999DA" wp14:editId="38403323">
             <wp:extent cx="3581900" cy="7173326"/>
@@ -1226,10 +1251,10 @@
       <w:r>
         <w:rPr>
           <w:rFonts w:ascii="Verdana" w:eastAsia="Times New Roman" w:hAnsi="Verdana" w:cs="Segoe UI"/>
-          <w:sz w:val="18"/>
-          <w:szCs w:val="18"/>
-        </w:rPr>
-        <w:lastRenderedPageBreak/>
+          <w:noProof/>
+          <w:sz w:val="18"/>
+          <w:szCs w:val="18"/>
+        </w:rPr>
         <w:drawing>
           <wp:inline distT="0" distB="0" distL="0" distR="0" wp14:anchorId="31F77695" wp14:editId="59EF0E56">
             <wp:extent cx="5943600" cy="3750310"/>
@@ -1291,6 +1316,7 @@
       <w:r>
         <w:rPr>
           <w:rFonts w:ascii="Verdana" w:eastAsia="Times New Roman" w:hAnsi="Verdana" w:cs="Segoe UI"/>
+          <w:noProof/>
           <w:sz w:val="18"/>
           <w:szCs w:val="18"/>
         </w:rPr>
@@ -1355,10 +1381,10 @@
       <w:r>
         <w:rPr>
           <w:rFonts w:ascii="Verdana" w:eastAsia="Times New Roman" w:hAnsi="Verdana" w:cs="Segoe UI"/>
-          <w:sz w:val="18"/>
-          <w:szCs w:val="18"/>
-        </w:rPr>
-        <w:lastRenderedPageBreak/>
+          <w:noProof/>
+          <w:sz w:val="18"/>
+          <w:szCs w:val="18"/>
+        </w:rPr>
         <w:drawing>
           <wp:inline distT="0" distB="0" distL="0" distR="0" wp14:anchorId="1B125BEB" wp14:editId="2BAD0131">
             <wp:extent cx="5943600" cy="4077335"/>
@@ -1849,7 +1875,6 @@
           <w:sz w:val="32"/>
           <w:szCs w:val="32"/>
         </w:rPr>
-        <w:lastRenderedPageBreak/>
         <w:br w:type="page"/>
       </w:r>
     </w:p>
@@ -1867,7 +1892,6 @@
         <w:rPr>
           <w:rFonts w:ascii="Verdana" w:eastAsia="Times New Roman" w:hAnsi="Verdana"/>
         </w:rPr>
-        <w:lastRenderedPageBreak/>
         <w:t xml:space="preserve">Test Case #2: </w:t>
       </w:r>
       <w:r>
@@ -2271,16 +2295,174 @@
         <w:spacing w:after="0" w:line="240" w:lineRule="auto"/>
         <w:textAlignment w:val="baseline"/>
         <w:rPr>
-          <w:rFonts w:ascii="Verdana" w:eastAsia="Times New Roman" w:hAnsi="Verdana" w:cs="Segoe UI"/>
-          <w:sz w:val="18"/>
-          <w:szCs w:val="18"/>
-        </w:rPr>
-      </w:pPr>
-      <w:r>
-        <w:rPr>
           <w:rFonts w:ascii="Verdana" w:eastAsia="Times New Roman" w:hAnsi="Verdana" w:cs="Calibri"/>
         </w:rPr>
+      </w:pPr>
+      <w:r>
+        <w:rPr>
+          <w:rFonts w:ascii="Verdana" w:eastAsia="Times New Roman" w:hAnsi="Verdana" w:cs="Calibri"/>
+        </w:rPr>
         <w:t> </w:t>
+      </w:r>
+    </w:p>
+    <w:p>
+      <w:pPr>
+        <w:spacing w:after="0" w:line="240" w:lineRule="auto"/>
+        <w:textAlignment w:val="baseline"/>
+        <w:rPr>
+          <w:rFonts w:ascii="Verdana" w:eastAsia="Times New Roman" w:hAnsi="Verdana" w:cs="Calibri"/>
+        </w:rPr>
+      </w:pPr>
+      <w:r>
+        <w:rPr>
+          <w:rFonts w:ascii="Verdana" w:eastAsia="Times New Roman" w:hAnsi="Verdana" w:cs="Segoe UI"/>
+          <w:noProof/>
+          <w:sz w:val="18"/>
+          <w:szCs w:val="18"/>
+        </w:rPr>
+        <w:drawing>
+          <wp:inline distT="0" distB="0" distL="0" distR="0" wp14:anchorId="402FD64F" wp14:editId="6F58574F">
+            <wp:extent cx="5943600" cy="4120515"/>
+            <wp:effectExtent l="0" t="0" r="0" b="0"/>
+            <wp:docPr id="1696335680" name="Picture 1"/>
+            <wp:cNvGraphicFramePr>
+              <a:graphicFrameLocks xmlns:a="http://schemas.openxmlformats.org/drawingml/2006/main" noChangeAspect="1"/>
+            </wp:cNvGraphicFramePr>
+            <a:graphic xmlns:a="http://schemas.openxmlformats.org/drawingml/2006/main">
+              <a:graphicData uri="http://schemas.openxmlformats.org/drawingml/2006/picture">
+                <pic:pic xmlns:pic="http://schemas.openxmlformats.org/drawingml/2006/picture">
+                  <pic:nvPicPr>
+                    <pic:cNvPr id="1808734075" name=""/>
+                    <pic:cNvPicPr/>
+                  </pic:nvPicPr>
+                  <pic:blipFill>
+                    <a:blip r:embed="rId15"/>
+                    <a:stretch>
+                      <a:fillRect/>
+                    </a:stretch>
+                  </pic:blipFill>
+                  <pic:spPr>
+                    <a:xfrm>
+                      <a:off x="0" y="0"/>
+                      <a:ext cx="5943600" cy="4120515"/>
+                    </a:xfrm>
+                    <a:prstGeom prst="rect">
+                      <a:avLst/>
+                    </a:prstGeom>
+                  </pic:spPr>
+                </pic:pic>
+              </a:graphicData>
+            </a:graphic>
+          </wp:inline>
+        </w:drawing>
+      </w:r>
+    </w:p>
+    <w:p>
+      <w:pPr>
+        <w:spacing w:after="0" w:line="240" w:lineRule="auto"/>
+        <w:textAlignment w:val="baseline"/>
+        <w:rPr>
+          <w:rFonts w:ascii="Verdana" w:eastAsia="Times New Roman" w:hAnsi="Verdana" w:cs="Segoe UI"/>
+          <w:sz w:val="18"/>
+          <w:szCs w:val="18"/>
+        </w:rPr>
+      </w:pPr>
+      <w:r>
+        <w:rPr>
+          <w:rFonts w:ascii="Verdana" w:eastAsia="Times New Roman" w:hAnsi="Verdana" w:cs="Segoe UI"/>
+          <w:noProof/>
+          <w:sz w:val="18"/>
+          <w:szCs w:val="18"/>
+        </w:rPr>
+        <w:drawing>
+          <wp:inline distT="0" distB="0" distL="0" distR="0" wp14:anchorId="0F6DD2E6" wp14:editId="07BA2F70">
+            <wp:extent cx="5943600" cy="4077335"/>
+            <wp:effectExtent l="0" t="0" r="0" b="0"/>
+            <wp:docPr id="1455206658" name="Picture 1"/>
+            <wp:cNvGraphicFramePr>
+              <a:graphicFrameLocks xmlns:a="http://schemas.openxmlformats.org/drawingml/2006/main" noChangeAspect="1"/>
+            </wp:cNvGraphicFramePr>
+            <a:graphic xmlns:a="http://schemas.openxmlformats.org/drawingml/2006/main">
+              <a:graphicData uri="http://schemas.openxmlformats.org/drawingml/2006/picture">
+                <pic:pic xmlns:pic="http://schemas.openxmlformats.org/drawingml/2006/picture">
+                  <pic:nvPicPr>
+                    <pic:cNvPr id="1621720242" name=""/>
+                    <pic:cNvPicPr/>
+                  </pic:nvPicPr>
+                  <pic:blipFill>
+                    <a:blip r:embed="rId16"/>
+                    <a:stretch>
+                      <a:fillRect/>
+                    </a:stretch>
+                  </pic:blipFill>
+                  <pic:spPr>
+                    <a:xfrm>
+                      <a:off x="0" y="0"/>
+                      <a:ext cx="5943600" cy="4077335"/>
+                    </a:xfrm>
+                    <a:prstGeom prst="rect">
+                      <a:avLst/>
+                    </a:prstGeom>
+                  </pic:spPr>
+                </pic:pic>
+              </a:graphicData>
+            </a:graphic>
+          </wp:inline>
+        </w:drawing>
+      </w:r>
+    </w:p>
+    <w:p>
+      <w:pPr>
+        <w:spacing w:after="0" w:line="240" w:lineRule="auto"/>
+        <w:textAlignment w:val="baseline"/>
+        <w:rPr>
+          <w:rFonts w:ascii="Verdana" w:eastAsia="Times New Roman" w:hAnsi="Verdana" w:cs="Segoe UI"/>
+          <w:sz w:val="18"/>
+          <w:szCs w:val="18"/>
+        </w:rPr>
+      </w:pPr>
+      <w:r>
+        <w:rPr>
+          <w:rFonts w:ascii="Verdana" w:eastAsia="Times New Roman" w:hAnsi="Verdana" w:cs="Segoe UI"/>
+          <w:noProof/>
+          <w:sz w:val="18"/>
+          <w:szCs w:val="18"/>
+        </w:rPr>
+        <w:drawing>
+          <wp:inline distT="0" distB="0" distL="0" distR="0" wp14:anchorId="70000784" wp14:editId="31541F31">
+            <wp:extent cx="5943600" cy="4417060"/>
+            <wp:effectExtent l="0" t="0" r="0" b="2540"/>
+            <wp:docPr id="232895644" name="Picture 1"/>
+            <wp:cNvGraphicFramePr>
+              <a:graphicFrameLocks xmlns:a="http://schemas.openxmlformats.org/drawingml/2006/main" noChangeAspect="1"/>
+            </wp:cNvGraphicFramePr>
+            <a:graphic xmlns:a="http://schemas.openxmlformats.org/drawingml/2006/main">
+              <a:graphicData uri="http://schemas.openxmlformats.org/drawingml/2006/picture">
+                <pic:pic xmlns:pic="http://schemas.openxmlformats.org/drawingml/2006/picture">
+                  <pic:nvPicPr>
+                    <pic:cNvPr id="232895644" name=""/>
+                    <pic:cNvPicPr/>
+                  </pic:nvPicPr>
+                  <pic:blipFill>
+                    <a:blip r:embed="rId17"/>
+                    <a:stretch>
+                      <a:fillRect/>
+                    </a:stretch>
+                  </pic:blipFill>
+                  <pic:spPr>
+                    <a:xfrm>
+                      <a:off x="0" y="0"/>
+                      <a:ext cx="5943600" cy="4417060"/>
+                    </a:xfrm>
+                    <a:prstGeom prst="rect">
+                      <a:avLst/>
+                    </a:prstGeom>
+                  </pic:spPr>
+                </pic:pic>
+              </a:graphicData>
+            </a:graphic>
+          </wp:inline>
+        </w:drawing>
       </w:r>
     </w:p>
     <w:p>
@@ -2750,7 +2932,6 @@
         <w:rPr>
           <w:rFonts w:ascii="Verdana" w:eastAsia="Times New Roman" w:hAnsi="Verdana"/>
         </w:rPr>
-        <w:lastRenderedPageBreak/>
         <w:t xml:space="preserve">Test Case #3: </w:t>
       </w:r>
       <w:r>
@@ -3055,29 +3236,136 @@
           <w:szCs w:val="18"/>
         </w:rPr>
       </w:pPr>
-      <w:r>
-        <w:rPr>
-          <w:rFonts w:ascii="Verdana" w:eastAsia="Times New Roman" w:hAnsi="Verdana" w:cs="Calibri"/>
-        </w:rPr>
-        <w:t> </w:t>
-      </w:r>
-    </w:p>
-    <w:p>
-      <w:pPr>
-        <w:spacing w:after="0" w:line="240" w:lineRule="auto"/>
-        <w:textAlignment w:val="baseline"/>
-        <w:rPr>
-          <w:rFonts w:ascii="Verdana" w:eastAsia="Times New Roman" w:hAnsi="Verdana" w:cs="Segoe UI"/>
-          <w:sz w:val="18"/>
-          <w:szCs w:val="18"/>
-        </w:rPr>
-      </w:pPr>
-      <w:r>
-        <w:rPr>
-          <w:rFonts w:ascii="Verdana" w:eastAsia="Times New Roman" w:hAnsi="Verdana" w:cs="Calibri"/>
-        </w:rPr>
-        <w:t> </w:t>
-      </w:r>
+    </w:p>
+    <w:p>
+      <w:pPr>
+        <w:spacing w:after="0" w:line="240" w:lineRule="auto"/>
+        <w:textAlignment w:val="baseline"/>
+        <w:rPr>
+          <w:rFonts w:ascii="Verdana" w:eastAsia="Times New Roman" w:hAnsi="Verdana" w:cs="Segoe UI"/>
+          <w:sz w:val="18"/>
+          <w:szCs w:val="18"/>
+        </w:rPr>
+      </w:pPr>
+      <w:r>
+        <w:rPr>
+          <w:rFonts w:ascii="Verdana" w:eastAsia="Times New Roman" w:hAnsi="Verdana" w:cs="Segoe UI"/>
+          <w:noProof/>
+          <w:sz w:val="18"/>
+          <w:szCs w:val="18"/>
+        </w:rPr>
+        <w:drawing>
+          <wp:inline distT="0" distB="0" distL="0" distR="0" wp14:anchorId="5447A558" wp14:editId="574CD33A">
+            <wp:extent cx="5943600" cy="2905760"/>
+            <wp:effectExtent l="0" t="0" r="0" b="8890"/>
+            <wp:docPr id="87624300" name="Picture 1"/>
+            <wp:cNvGraphicFramePr>
+              <a:graphicFrameLocks xmlns:a="http://schemas.openxmlformats.org/drawingml/2006/main" noChangeAspect="1"/>
+            </wp:cNvGraphicFramePr>
+            <a:graphic xmlns:a="http://schemas.openxmlformats.org/drawingml/2006/main">
+              <a:graphicData uri="http://schemas.openxmlformats.org/drawingml/2006/picture">
+                <pic:pic xmlns:pic="http://schemas.openxmlformats.org/drawingml/2006/picture">
+                  <pic:nvPicPr>
+                    <pic:cNvPr id="87624300" name=""/>
+                    <pic:cNvPicPr/>
+                  </pic:nvPicPr>
+                  <pic:blipFill>
+                    <a:blip r:embed="rId18"/>
+                    <a:stretch>
+                      <a:fillRect/>
+                    </a:stretch>
+                  </pic:blipFill>
+                  <pic:spPr>
+                    <a:xfrm>
+                      <a:off x="0" y="0"/>
+                      <a:ext cx="5943600" cy="2905760"/>
+                    </a:xfrm>
+                    <a:prstGeom prst="rect">
+                      <a:avLst/>
+                    </a:prstGeom>
+                  </pic:spPr>
+                </pic:pic>
+              </a:graphicData>
+            </a:graphic>
+          </wp:inline>
+        </w:drawing>
+      </w:r>
+    </w:p>
+    <w:p>
+      <w:pPr>
+        <w:spacing w:after="0" w:line="240" w:lineRule="auto"/>
+        <w:textAlignment w:val="baseline"/>
+        <w:rPr>
+          <w:rFonts w:ascii="Verdana" w:eastAsia="Times New Roman" w:hAnsi="Verdana" w:cs="Segoe UI"/>
+          <w:sz w:val="18"/>
+          <w:szCs w:val="18"/>
+        </w:rPr>
+      </w:pPr>
+    </w:p>
+    <w:p>
+      <w:pPr>
+        <w:spacing w:after="0" w:line="240" w:lineRule="auto"/>
+        <w:textAlignment w:val="baseline"/>
+        <w:rPr>
+          <w:rFonts w:ascii="Verdana" w:eastAsia="Times New Roman" w:hAnsi="Verdana" w:cs="Segoe UI"/>
+          <w:sz w:val="18"/>
+          <w:szCs w:val="18"/>
+        </w:rPr>
+      </w:pPr>
+      <w:r>
+        <w:rPr>
+          <w:rFonts w:ascii="Verdana" w:eastAsia="Times New Roman" w:hAnsi="Verdana" w:cs="Segoe UI"/>
+          <w:noProof/>
+          <w:sz w:val="18"/>
+          <w:szCs w:val="18"/>
+        </w:rPr>
+        <w:drawing>
+          <wp:inline distT="0" distB="0" distL="0" distR="0" wp14:anchorId="49D82352" wp14:editId="404DBC8F">
+            <wp:extent cx="5943600" cy="3498215"/>
+            <wp:effectExtent l="0" t="0" r="0" b="6985"/>
+            <wp:docPr id="469501335" name="Picture 1"/>
+            <wp:cNvGraphicFramePr>
+              <a:graphicFrameLocks xmlns:a="http://schemas.openxmlformats.org/drawingml/2006/main" noChangeAspect="1"/>
+            </wp:cNvGraphicFramePr>
+            <a:graphic xmlns:a="http://schemas.openxmlformats.org/drawingml/2006/main">
+              <a:graphicData uri="http://schemas.openxmlformats.org/drawingml/2006/picture">
+                <pic:pic xmlns:pic="http://schemas.openxmlformats.org/drawingml/2006/picture">
+                  <pic:nvPicPr>
+                    <pic:cNvPr id="469501335" name=""/>
+                    <pic:cNvPicPr/>
+                  </pic:nvPicPr>
+                  <pic:blipFill>
+                    <a:blip r:embed="rId19"/>
+                    <a:stretch>
+                      <a:fillRect/>
+                    </a:stretch>
+                  </pic:blipFill>
+                  <pic:spPr>
+                    <a:xfrm>
+                      <a:off x="0" y="0"/>
+                      <a:ext cx="5943600" cy="3498215"/>
+                    </a:xfrm>
+                    <a:prstGeom prst="rect">
+                      <a:avLst/>
+                    </a:prstGeom>
+                  </pic:spPr>
+                </pic:pic>
+              </a:graphicData>
+            </a:graphic>
+          </wp:inline>
+        </w:drawing>
+      </w:r>
+    </w:p>
+    <w:p>
+      <w:pPr>
+        <w:spacing w:after="0" w:line="240" w:lineRule="auto"/>
+        <w:textAlignment w:val="baseline"/>
+        <w:rPr>
+          <w:rFonts w:ascii="Verdana" w:eastAsia="Times New Roman" w:hAnsi="Verdana" w:cs="Segoe UI"/>
+          <w:sz w:val="18"/>
+          <w:szCs w:val="18"/>
+        </w:rPr>
+      </w:pPr>
     </w:p>
     <w:p>
       <w:pPr>
@@ -3630,7 +3918,6 @@
         <w:rPr>
           <w:rFonts w:ascii="Verdana" w:eastAsia="Times New Roman" w:hAnsi="Verdana"/>
         </w:rPr>
-        <w:lastRenderedPageBreak/>
         <w:t xml:space="preserve">Test Case #4: </w:t>
       </w:r>
       <w:r>
@@ -4022,7 +4309,6 @@
           <w:szCs w:val="20"/>
         </w:rPr>
       </w:pPr>
-      <w:proofErr w:type="spellStart"/>
       <w:r>
         <w:rPr>
           <w:rFonts w:ascii="Verdana" w:hAnsi="Verdana"/>
@@ -4031,18 +4317,7 @@
           <w:sz w:val="20"/>
           <w:szCs w:val="20"/>
         </w:rPr>
-        <w:t>GatewaySubnet</w:t>
-      </w:r>
-      <w:proofErr w:type="spellEnd"/>
-      <w:r>
-        <w:rPr>
-          <w:rFonts w:ascii="Verdana" w:hAnsi="Verdana"/>
-          <w:b/>
-          <w:bCs/>
-          <w:sz w:val="20"/>
-          <w:szCs w:val="20"/>
-        </w:rPr>
-        <w:t xml:space="preserve"> (10.1.1.0/24):</w:t>
+        <w:t>GatewaySubnet (10.1.1.0/24):</w:t>
       </w:r>
       <w:r>
         <w:rPr>
@@ -4164,25 +4439,7 @@
           <w:sz w:val="20"/>
           <w:szCs w:val="20"/>
         </w:rPr>
-        <w:t xml:space="preserve"> Subnet to force external-bound </w:t>
-      </w:r>
-      <w:proofErr w:type="gramStart"/>
-      <w:r>
-        <w:rPr>
-          <w:rFonts w:ascii="Verdana" w:hAnsi="Verdana"/>
-          <w:sz w:val="20"/>
-          <w:szCs w:val="20"/>
-        </w:rPr>
-        <w:t>traffic back</w:t>
-      </w:r>
-      <w:proofErr w:type="gramEnd"/>
-      <w:r>
-        <w:rPr>
-          <w:rFonts w:ascii="Verdana" w:hAnsi="Verdana"/>
-          <w:sz w:val="20"/>
-          <w:szCs w:val="20"/>
-        </w:rPr>
-        <w:t xml:space="preserve"> through the on-premises pfSense firewall for inspection.</w:t>
+        <w:t xml:space="preserve"> Subnet to force external-bound traffic back through the on-premises pfSense firewall for inspection.</w:t>
       </w:r>
     </w:p>
     <w:p>
@@ -4274,15 +4531,13 @@
         <w:spacing w:after="0" w:line="240" w:lineRule="auto"/>
         <w:textAlignment w:val="baseline"/>
         <w:rPr>
-          <w:rFonts w:ascii="Verdana" w:eastAsia="Times New Roman" w:hAnsi="Verdana" w:cs="Segoe UI"/>
-          <w:sz w:val="18"/>
-          <w:szCs w:val="18"/>
-        </w:rPr>
-      </w:pPr>
-      <w:r>
-        <w:rPr>
           <w:rFonts w:ascii="Verdana" w:eastAsia="Times New Roman" w:hAnsi="Verdana" w:cs="Calibri"/>
         </w:rPr>
+      </w:pPr>
+      <w:r>
+        <w:rPr>
+          <w:rFonts w:ascii="Verdana" w:eastAsia="Times New Roman" w:hAnsi="Verdana" w:cs="Calibri"/>
+        </w:rPr>
         <w:t> </w:t>
       </w:r>
     </w:p>
@@ -4298,8 +4553,119 @@
       </w:pPr>
       <w:r>
         <w:rPr>
+          <w:rFonts w:ascii="Verdana" w:eastAsia="Times New Roman" w:hAnsi="Verdana" w:cs="Segoe UI"/>
+          <w:noProof/>
+          <w:sz w:val="18"/>
+          <w:szCs w:val="18"/>
+        </w:rPr>
+        <w:drawing>
+          <wp:inline distT="0" distB="0" distL="0" distR="0" wp14:anchorId="56765266" wp14:editId="715B85BF">
+            <wp:extent cx="5943600" cy="3007995"/>
+            <wp:effectExtent l="0" t="0" r="0" b="1905"/>
+            <wp:docPr id="32318232" name="Picture 1"/>
+            <wp:cNvGraphicFramePr>
+              <a:graphicFrameLocks xmlns:a="http://schemas.openxmlformats.org/drawingml/2006/main" noChangeAspect="1"/>
+            </wp:cNvGraphicFramePr>
+            <a:graphic xmlns:a="http://schemas.openxmlformats.org/drawingml/2006/main">
+              <a:graphicData uri="http://schemas.openxmlformats.org/drawingml/2006/picture">
+                <pic:pic xmlns:pic="http://schemas.openxmlformats.org/drawingml/2006/picture">
+                  <pic:nvPicPr>
+                    <pic:cNvPr id="32318232" name=""/>
+                    <pic:cNvPicPr/>
+                  </pic:nvPicPr>
+                  <pic:blipFill>
+                    <a:blip r:embed="rId20"/>
+                    <a:stretch>
+                      <a:fillRect/>
+                    </a:stretch>
+                  </pic:blipFill>
+                  <pic:spPr>
+                    <a:xfrm>
+                      <a:off x="0" y="0"/>
+                      <a:ext cx="5943600" cy="3007995"/>
+                    </a:xfrm>
+                    <a:prstGeom prst="rect">
+                      <a:avLst/>
+                    </a:prstGeom>
+                  </pic:spPr>
+                </pic:pic>
+              </a:graphicData>
+            </a:graphic>
+          </wp:inline>
+        </w:drawing>
+      </w:r>
+    </w:p>
+    <w:p>
+      <w:pPr>
+        <w:spacing w:after="0" w:line="240" w:lineRule="auto"/>
+        <w:textAlignment w:val="baseline"/>
+        <w:rPr>
           <w:rFonts w:ascii="Verdana" w:eastAsia="Times New Roman" w:hAnsi="Verdana" w:cs="Calibri"/>
         </w:rPr>
+      </w:pPr>
+    </w:p>
+    <w:p>
+      <w:pPr>
+        <w:spacing w:after="0" w:line="240" w:lineRule="auto"/>
+        <w:textAlignment w:val="baseline"/>
+        <w:rPr>
+          <w:rFonts w:ascii="Verdana" w:eastAsia="Times New Roman" w:hAnsi="Verdana" w:cs="Calibri"/>
+        </w:rPr>
+      </w:pPr>
+      <w:r>
+        <w:rPr>
+          <w:rFonts w:ascii="Verdana" w:eastAsia="Times New Roman" w:hAnsi="Verdana" w:cs="Calibri"/>
+          <w:noProof/>
+        </w:rPr>
+        <w:drawing>
+          <wp:inline distT="0" distB="0" distL="0" distR="0" wp14:anchorId="15B55276" wp14:editId="48B14AB8">
+            <wp:extent cx="5943600" cy="2990215"/>
+            <wp:effectExtent l="0" t="0" r="0" b="635"/>
+            <wp:docPr id="1816256927" name="Picture 1"/>
+            <wp:cNvGraphicFramePr>
+              <a:graphicFrameLocks xmlns:a="http://schemas.openxmlformats.org/drawingml/2006/main" noChangeAspect="1"/>
+            </wp:cNvGraphicFramePr>
+            <a:graphic xmlns:a="http://schemas.openxmlformats.org/drawingml/2006/main">
+              <a:graphicData uri="http://schemas.openxmlformats.org/drawingml/2006/picture">
+                <pic:pic xmlns:pic="http://schemas.openxmlformats.org/drawingml/2006/picture">
+                  <pic:nvPicPr>
+                    <pic:cNvPr id="1816256927" name=""/>
+                    <pic:cNvPicPr/>
+                  </pic:nvPicPr>
+                  <pic:blipFill>
+                    <a:blip r:embed="rId21"/>
+                    <a:stretch>
+                      <a:fillRect/>
+                    </a:stretch>
+                  </pic:blipFill>
+                  <pic:spPr>
+                    <a:xfrm>
+                      <a:off x="0" y="0"/>
+                      <a:ext cx="5943600" cy="2990215"/>
+                    </a:xfrm>
+                    <a:prstGeom prst="rect">
+                      <a:avLst/>
+                    </a:prstGeom>
+                  </pic:spPr>
+                </pic:pic>
+              </a:graphicData>
+            </a:graphic>
+          </wp:inline>
+        </w:drawing>
+      </w:r>
+    </w:p>
+    <w:p>
+      <w:pPr>
+        <w:spacing w:after="0" w:line="240" w:lineRule="auto"/>
+        <w:textAlignment w:val="baseline"/>
+        <w:rPr>
+          <w:rFonts w:ascii="Verdana" w:eastAsia="Times New Roman" w:hAnsi="Verdana" w:cs="Calibri"/>
+        </w:rPr>
+      </w:pPr>
+      <w:r>
+        <w:rPr>
+          <w:rFonts w:ascii="Verdana" w:eastAsia="Times New Roman" w:hAnsi="Verdana" w:cs="Calibri"/>
+        </w:rPr>
         <w:t> </w:t>
       </w:r>
     </w:p>
@@ -4315,9 +4681,169 @@
       </w:pPr>
       <w:r>
         <w:rPr>
+          <w:rFonts w:ascii="Verdana" w:eastAsia="Times New Roman" w:hAnsi="Verdana" w:cs="Segoe UI"/>
+          <w:noProof/>
+          <w:sz w:val="18"/>
+          <w:szCs w:val="18"/>
+        </w:rPr>
+        <w:drawing>
+          <wp:inline distT="0" distB="0" distL="0" distR="0" wp14:anchorId="06A6CA61" wp14:editId="4CB478EF">
+            <wp:extent cx="5943600" cy="3108960"/>
+            <wp:effectExtent l="0" t="0" r="0" b="0"/>
+            <wp:docPr id="687043414" name="Picture 1"/>
+            <wp:cNvGraphicFramePr>
+              <a:graphicFrameLocks xmlns:a="http://schemas.openxmlformats.org/drawingml/2006/main" noChangeAspect="1"/>
+            </wp:cNvGraphicFramePr>
+            <a:graphic xmlns:a="http://schemas.openxmlformats.org/drawingml/2006/main">
+              <a:graphicData uri="http://schemas.openxmlformats.org/drawingml/2006/picture">
+                <pic:pic xmlns:pic="http://schemas.openxmlformats.org/drawingml/2006/picture">
+                  <pic:nvPicPr>
+                    <pic:cNvPr id="687043414" name=""/>
+                    <pic:cNvPicPr/>
+                  </pic:nvPicPr>
+                  <pic:blipFill>
+                    <a:blip r:embed="rId22"/>
+                    <a:stretch>
+                      <a:fillRect/>
+                    </a:stretch>
+                  </pic:blipFill>
+                  <pic:spPr>
+                    <a:xfrm>
+                      <a:off x="0" y="0"/>
+                      <a:ext cx="5943600" cy="3108960"/>
+                    </a:xfrm>
+                    <a:prstGeom prst="rect">
+                      <a:avLst/>
+                    </a:prstGeom>
+                  </pic:spPr>
+                </pic:pic>
+              </a:graphicData>
+            </a:graphic>
+          </wp:inline>
+        </w:drawing>
+      </w:r>
+    </w:p>
+    <w:p>
+      <w:pPr>
+        <w:spacing w:after="0" w:line="240" w:lineRule="auto"/>
+        <w:textAlignment w:val="baseline"/>
+        <w:rPr>
           <w:rFonts w:ascii="Verdana" w:eastAsia="Times New Roman" w:hAnsi="Verdana" w:cs="Calibri"/>
         </w:rPr>
+      </w:pPr>
+      <w:r>
+        <w:rPr>
+          <w:rFonts w:ascii="Verdana" w:eastAsia="Times New Roman" w:hAnsi="Verdana" w:cs="Calibri"/>
+        </w:rPr>
         <w:t> </w:t>
+      </w:r>
+    </w:p>
+    <w:p>
+      <w:pPr>
+        <w:spacing w:after="0" w:line="240" w:lineRule="auto"/>
+        <w:textAlignment w:val="baseline"/>
+        <w:rPr>
+          <w:rFonts w:ascii="Verdana" w:eastAsia="Times New Roman" w:hAnsi="Verdana" w:cs="Segoe UI"/>
+          <w:sz w:val="18"/>
+          <w:szCs w:val="18"/>
+        </w:rPr>
+      </w:pPr>
+      <w:r>
+        <w:rPr>
+          <w:rFonts w:ascii="Verdana" w:eastAsia="Times New Roman" w:hAnsi="Verdana" w:cs="Segoe UI"/>
+          <w:noProof/>
+          <w:sz w:val="18"/>
+          <w:szCs w:val="18"/>
+        </w:rPr>
+        <w:drawing>
+          <wp:inline distT="0" distB="0" distL="0" distR="0" wp14:anchorId="38A3E0F0" wp14:editId="5FDE4A30">
+            <wp:extent cx="5943600" cy="2945130"/>
+            <wp:effectExtent l="0" t="0" r="0" b="7620"/>
+            <wp:docPr id="64328769" name="Picture 1"/>
+            <wp:cNvGraphicFramePr>
+              <a:graphicFrameLocks xmlns:a="http://schemas.openxmlformats.org/drawingml/2006/main" noChangeAspect="1"/>
+            </wp:cNvGraphicFramePr>
+            <a:graphic xmlns:a="http://schemas.openxmlformats.org/drawingml/2006/main">
+              <a:graphicData uri="http://schemas.openxmlformats.org/drawingml/2006/picture">
+                <pic:pic xmlns:pic="http://schemas.openxmlformats.org/drawingml/2006/picture">
+                  <pic:nvPicPr>
+                    <pic:cNvPr id="64328769" name=""/>
+                    <pic:cNvPicPr/>
+                  </pic:nvPicPr>
+                  <pic:blipFill>
+                    <a:blip r:embed="rId23"/>
+                    <a:stretch>
+                      <a:fillRect/>
+                    </a:stretch>
+                  </pic:blipFill>
+                  <pic:spPr>
+                    <a:xfrm>
+                      <a:off x="0" y="0"/>
+                      <a:ext cx="5943600" cy="2945130"/>
+                    </a:xfrm>
+                    <a:prstGeom prst="rect">
+                      <a:avLst/>
+                    </a:prstGeom>
+                  </pic:spPr>
+                </pic:pic>
+              </a:graphicData>
+            </a:graphic>
+          </wp:inline>
+        </w:drawing>
+      </w:r>
+    </w:p>
+    <w:p>
+      <w:pPr>
+        <w:spacing w:after="0" w:line="240" w:lineRule="auto"/>
+        <w:textAlignment w:val="baseline"/>
+        <w:rPr>
+          <w:rFonts w:ascii="Verdana" w:eastAsia="Times New Roman" w:hAnsi="Verdana" w:cs="Segoe UI"/>
+          <w:sz w:val="18"/>
+          <w:szCs w:val="18"/>
+        </w:rPr>
+      </w:pPr>
+      <w:r>
+        <w:rPr>
+          <w:rFonts w:ascii="Verdana" w:eastAsia="Times New Roman" w:hAnsi="Verdana" w:cs="Segoe UI"/>
+          <w:noProof/>
+          <w:sz w:val="18"/>
+          <w:szCs w:val="18"/>
+        </w:rPr>
+        <w:drawing>
+          <wp:inline distT="0" distB="0" distL="0" distR="0" wp14:anchorId="66F339F8" wp14:editId="0FCAB51A">
+            <wp:extent cx="5943600" cy="2684780"/>
+            <wp:effectExtent l="0" t="0" r="0" b="1270"/>
+            <wp:docPr id="1918401930" name="Picture 1"/>
+            <wp:cNvGraphicFramePr>
+              <a:graphicFrameLocks xmlns:a="http://schemas.openxmlformats.org/drawingml/2006/main" noChangeAspect="1"/>
+            </wp:cNvGraphicFramePr>
+            <a:graphic xmlns:a="http://schemas.openxmlformats.org/drawingml/2006/main">
+              <a:graphicData uri="http://schemas.openxmlformats.org/drawingml/2006/picture">
+                <pic:pic xmlns:pic="http://schemas.openxmlformats.org/drawingml/2006/picture">
+                  <pic:nvPicPr>
+                    <pic:cNvPr id="1918401930" name=""/>
+                    <pic:cNvPicPr/>
+                  </pic:nvPicPr>
+                  <pic:blipFill>
+                    <a:blip r:embed="rId24"/>
+                    <a:stretch>
+                      <a:fillRect/>
+                    </a:stretch>
+                  </pic:blipFill>
+                  <pic:spPr>
+                    <a:xfrm>
+                      <a:off x="0" y="0"/>
+                      <a:ext cx="5943600" cy="2684780"/>
+                    </a:xfrm>
+                    <a:prstGeom prst="rect">
+                      <a:avLst/>
+                    </a:prstGeom>
+                  </pic:spPr>
+                </pic:pic>
+              </a:graphicData>
+            </a:graphic>
+          </wp:inline>
+        </w:drawing>
       </w:r>
     </w:p>
     <w:p>
@@ -4460,25 +4986,7 @@
           <w:sz w:val="20"/>
           <w:szCs w:val="20"/>
         </w:rPr>
-        <w:t xml:space="preserve">The verification focuses on confirming that the cloud subnets are correctly defined and that traffic can traverse between the </w:t>
-      </w:r>
-      <w:proofErr w:type="spellStart"/>
-      <w:r>
-        <w:rPr>
-          <w:rFonts w:ascii="Verdana" w:eastAsia="Times New Roman" w:hAnsi="Verdana" w:cs="Segoe UI"/>
-          <w:sz w:val="20"/>
-          <w:szCs w:val="20"/>
-        </w:rPr>
-        <w:t>GatewaySubnet</w:t>
-      </w:r>
-      <w:proofErr w:type="spellEnd"/>
-      <w:r>
-        <w:rPr>
-          <w:rFonts w:ascii="Verdana" w:eastAsia="Times New Roman" w:hAnsi="Verdana" w:cs="Segoe UI"/>
-          <w:sz w:val="20"/>
-          <w:szCs w:val="20"/>
-        </w:rPr>
-        <w:t xml:space="preserve"> and the </w:t>
+        <w:t xml:space="preserve">The verification focuses on confirming that the cloud subnets are correctly defined and that traffic can traverse between the GatewaySubnet and the </w:t>
       </w:r>
       <w:proofErr w:type="spellStart"/>
       <w:r>
@@ -4741,25 +5249,7 @@
           <w:sz w:val="20"/>
           <w:szCs w:val="20"/>
         </w:rPr>
-        <w:t xml:space="preserve"> subnets (</w:t>
-      </w:r>
-      <w:proofErr w:type="spellStart"/>
-      <w:r>
-        <w:rPr>
-          <w:rFonts w:ascii="Verdana" w:eastAsia="Times New Roman" w:hAnsi="Verdana" w:cs="Segoe UI"/>
-          <w:sz w:val="20"/>
-          <w:szCs w:val="20"/>
-        </w:rPr>
-        <w:t>GatewaySubnet</w:t>
-      </w:r>
-      <w:proofErr w:type="spellEnd"/>
-      <w:r>
-        <w:rPr>
-          <w:rFonts w:ascii="Verdana" w:eastAsia="Times New Roman" w:hAnsi="Verdana" w:cs="Segoe UI"/>
-          <w:sz w:val="20"/>
-          <w:szCs w:val="20"/>
-        </w:rPr>
-        <w:t xml:space="preserve"> and </w:t>
+        <w:t xml:space="preserve"> subnets (GatewaySubnet and </w:t>
       </w:r>
       <w:proofErr w:type="spellStart"/>
       <w:r>
@@ -4801,7 +5291,6 @@
           <w:sz w:val="20"/>
           <w:szCs w:val="20"/>
         </w:rPr>
-        <w:lastRenderedPageBreak/>
         <w:t xml:space="preserve">Deploy a </w:t>
       </w:r>
       <w:r>
@@ -4820,25 +5309,7 @@
           <w:sz w:val="20"/>
           <w:szCs w:val="20"/>
         </w:rPr>
-        <w:t xml:space="preserve"> into the </w:t>
-      </w:r>
-      <w:proofErr w:type="spellStart"/>
-      <w:r>
-        <w:rPr>
-          <w:rFonts w:ascii="Verdana" w:eastAsia="Times New Roman" w:hAnsi="Verdana" w:cs="Segoe UI"/>
-          <w:sz w:val="20"/>
-          <w:szCs w:val="20"/>
-        </w:rPr>
-        <w:t>GatewaySubnet</w:t>
-      </w:r>
-      <w:proofErr w:type="spellEnd"/>
-      <w:r>
-        <w:rPr>
-          <w:rFonts w:ascii="Verdana" w:eastAsia="Times New Roman" w:hAnsi="Verdana" w:cs="Segoe UI"/>
-          <w:sz w:val="20"/>
-          <w:szCs w:val="20"/>
-        </w:rPr>
-        <w:t>.</w:t>
+        <w:t xml:space="preserve"> into the GatewaySubnet.</w:t>
       </w:r>
     </w:p>
     <w:p>
@@ -5060,7 +5531,6 @@
         <w:rPr>
           <w:rFonts w:ascii="Verdana" w:eastAsia="Times New Roman" w:hAnsi="Verdana" w:cs="Calibri Light"/>
         </w:rPr>
-        <w:lastRenderedPageBreak/>
         <w:t xml:space="preserve">Test Case #5: </w:t>
       </w:r>
       <w:r>
@@ -5542,8 +6012,8 @@
         <w:textAlignment w:val="baseline"/>
         <w:rPr>
           <w:rFonts w:ascii="Verdana" w:eastAsia="Times New Roman" w:hAnsi="Verdana" w:cs="Segoe UI"/>
-          <w:sz w:val="18"/>
-          <w:szCs w:val="18"/>
+          <w:sz w:val="20"/>
+          <w:szCs w:val="20"/>
         </w:rPr>
       </w:pPr>
       <w:r>
@@ -5585,6 +6055,71 @@
           <w:szCs w:val="20"/>
         </w:rPr>
         <w:t> </w:t>
+      </w:r>
+    </w:p>
+    <w:p>
+      <w:pPr>
+        <w:spacing w:after="0" w:line="240" w:lineRule="auto"/>
+        <w:textAlignment w:val="baseline"/>
+        <w:rPr>
+          <w:rFonts w:ascii="Verdana" w:eastAsia="Times New Roman" w:hAnsi="Verdana" w:cs="Segoe UI"/>
+          <w:sz w:val="20"/>
+          <w:szCs w:val="20"/>
+        </w:rPr>
+      </w:pPr>
+    </w:p>
+    <w:p>
+      <w:pPr>
+        <w:spacing w:after="0" w:line="240" w:lineRule="auto"/>
+        <w:textAlignment w:val="baseline"/>
+        <w:rPr>
+          <w:rFonts w:ascii="Verdana" w:eastAsia="Times New Roman" w:hAnsi="Verdana" w:cs="Segoe UI"/>
+          <w:sz w:val="18"/>
+          <w:szCs w:val="18"/>
+        </w:rPr>
+      </w:pPr>
+      <w:r>
+        <w:rPr>
+          <w:rFonts w:ascii="Verdana" w:eastAsia="Times New Roman" w:hAnsi="Verdana" w:cs="Segoe UI"/>
+          <w:noProof/>
+          <w:sz w:val="18"/>
+          <w:szCs w:val="18"/>
+        </w:rPr>
+        <w:drawing>
+          <wp:inline distT="0" distB="0" distL="0" distR="0" wp14:anchorId="7973E752" wp14:editId="2E3BDA85">
+            <wp:extent cx="5943600" cy="3093085"/>
+            <wp:effectExtent l="0" t="0" r="0" b="0"/>
+            <wp:docPr id="1530765831" name="Picture 1"/>
+            <wp:cNvGraphicFramePr>
+              <a:graphicFrameLocks xmlns:a="http://schemas.openxmlformats.org/drawingml/2006/main" noChangeAspect="1"/>
+            </wp:cNvGraphicFramePr>
+            <a:graphic xmlns:a="http://schemas.openxmlformats.org/drawingml/2006/main">
+              <a:graphicData uri="http://schemas.openxmlformats.org/drawingml/2006/picture">
+                <pic:pic xmlns:pic="http://schemas.openxmlformats.org/drawingml/2006/picture">
+                  <pic:nvPicPr>
+                    <pic:cNvPr id="1530765831" name=""/>
+                    <pic:cNvPicPr/>
+                  </pic:nvPicPr>
+                  <pic:blipFill>
+                    <a:blip r:embed="rId25"/>
+                    <a:stretch>
+                      <a:fillRect/>
+                    </a:stretch>
+                  </pic:blipFill>
+                  <pic:spPr>
+                    <a:xfrm>
+                      <a:off x="0" y="0"/>
+                      <a:ext cx="5943600" cy="3093085"/>
+                    </a:xfrm>
+                    <a:prstGeom prst="rect">
+                      <a:avLst/>
+                    </a:prstGeom>
+                  </pic:spPr>
+                </pic:pic>
+              </a:graphicData>
+            </a:graphic>
+          </wp:inline>
+        </w:drawing>
       </w:r>
     </w:p>
     <w:p>
@@ -6071,7 +6606,6 @@
           <w:sz w:val="20"/>
           <w:szCs w:val="20"/>
         </w:rPr>
-        <w:lastRenderedPageBreak/>
         <w:t xml:space="preserve">Log into the Cloud Server via RDP (if allowed by NSG) or Serial Console. </w:t>
       </w:r>
     </w:p>
@@ -6181,51 +6715,6 @@
           <w:szCs w:val="18"/>
         </w:rPr>
       </w:pPr>
-    </w:p>
-    <w:p>
-      <w:pPr>
-        <w:spacing w:after="0" w:line="240" w:lineRule="auto"/>
-        <w:textAlignment w:val="baseline"/>
-        <w:rPr>
-          <w:rFonts w:ascii="Verdana" w:eastAsia="Times New Roman" w:hAnsi="Verdana" w:cs="Segoe UI"/>
-          <w:sz w:val="18"/>
-          <w:szCs w:val="18"/>
-        </w:rPr>
-      </w:pPr>
-      <w:r>
-        <w:rPr>
-          <w:rFonts w:ascii="Verdana" w:eastAsia="Times New Roman" w:hAnsi="Verdana" w:cs="Calibri"/>
-        </w:rPr>
-        <w:t> </w:t>
-      </w:r>
-    </w:p>
-    <w:p>
-      <w:pPr>
-        <w:spacing w:after="0" w:line="240" w:lineRule="auto"/>
-        <w:textAlignment w:val="baseline"/>
-        <w:rPr>
-          <w:rFonts w:ascii="Verdana" w:eastAsia="Times New Roman" w:hAnsi="Verdana" w:cs="Segoe UI"/>
-          <w:sz w:val="18"/>
-          <w:szCs w:val="18"/>
-        </w:rPr>
-      </w:pPr>
-      <w:r>
-        <w:rPr>
-          <w:rFonts w:ascii="Verdana" w:eastAsia="Times New Roman" w:hAnsi="Verdana" w:cs="Calibri"/>
-        </w:rPr>
-        <w:t> </w:t>
-      </w:r>
-    </w:p>
-    <w:p>
-      <w:pPr>
-        <w:spacing w:after="0" w:line="240" w:lineRule="auto"/>
-        <w:textAlignment w:val="baseline"/>
-        <w:rPr>
-          <w:rFonts w:ascii="Verdana" w:eastAsia="Times New Roman" w:hAnsi="Verdana" w:cs="Segoe UI"/>
-          <w:sz w:val="18"/>
-          <w:szCs w:val="18"/>
-        </w:rPr>
-      </w:pPr>
       <w:r>
         <w:rPr>
           <w:rFonts w:ascii="Verdana" w:eastAsia="Times New Roman" w:hAnsi="Verdana" w:cs="Calibri Light"/>
@@ -6268,7 +6757,6 @@
         <w:rPr>
           <w:rFonts w:ascii="Verdana" w:eastAsia="Times New Roman" w:hAnsi="Verdana"/>
         </w:rPr>
-        <w:lastRenderedPageBreak/>
         <w:t xml:space="preserve">Test Case #6: </w:t>
       </w:r>
       <w:r>
@@ -6554,7 +7042,6 @@
         </w:rPr>
         <w:t xml:space="preserve">: The configuration allows the </w:t>
       </w:r>
-      <w:proofErr w:type="spellStart"/>
       <w:r>
         <w:rPr>
           <w:rFonts w:ascii="Verdana" w:eastAsia="Times New Roman" w:hAnsi="Verdana" w:cs="Segoe UI"/>
@@ -6565,7 +7052,6 @@
         </w:rPr>
         <w:t>GatewaySubnet</w:t>
       </w:r>
-      <w:proofErr w:type="spellEnd"/>
       <w:r>
         <w:rPr>
           <w:rFonts w:ascii="Verdana" w:eastAsia="Times New Roman" w:hAnsi="Verdana" w:cs="Segoe UI"/>
@@ -6770,17 +7256,157 @@
           <w:szCs w:val="18"/>
         </w:rPr>
       </w:pPr>
-    </w:p>
-    <w:p>
-      <w:pPr>
-        <w:spacing w:after="0" w:line="240" w:lineRule="auto"/>
-        <w:textAlignment w:val="baseline"/>
-        <w:rPr>
-          <w:rFonts w:ascii="Verdana" w:eastAsia="Times New Roman" w:hAnsi="Verdana" w:cs="Segoe UI"/>
-          <w:sz w:val="18"/>
-          <w:szCs w:val="18"/>
-        </w:rPr>
-      </w:pPr>
+      <w:r>
+        <w:rPr>
+          <w:rFonts w:ascii="Verdana" w:eastAsia="Times New Roman" w:hAnsi="Verdana" w:cs="Segoe UI"/>
+          <w:noProof/>
+          <w:sz w:val="18"/>
+          <w:szCs w:val="18"/>
+        </w:rPr>
+        <w:drawing>
+          <wp:inline distT="0" distB="0" distL="0" distR="0" wp14:anchorId="303F7AD8" wp14:editId="111A383E">
+            <wp:extent cx="5943600" cy="2945130"/>
+            <wp:effectExtent l="0" t="0" r="0" b="7620"/>
+            <wp:docPr id="532986826" name="Picture 1"/>
+            <wp:cNvGraphicFramePr>
+              <a:graphicFrameLocks xmlns:a="http://schemas.openxmlformats.org/drawingml/2006/main" noChangeAspect="1"/>
+            </wp:cNvGraphicFramePr>
+            <a:graphic xmlns:a="http://schemas.openxmlformats.org/drawingml/2006/main">
+              <a:graphicData uri="http://schemas.openxmlformats.org/drawingml/2006/picture">
+                <pic:pic xmlns:pic="http://schemas.openxmlformats.org/drawingml/2006/picture">
+                  <pic:nvPicPr>
+                    <pic:cNvPr id="64328769" name=""/>
+                    <pic:cNvPicPr/>
+                  </pic:nvPicPr>
+                  <pic:blipFill>
+                    <a:blip r:embed="rId23"/>
+                    <a:stretch>
+                      <a:fillRect/>
+                    </a:stretch>
+                  </pic:blipFill>
+                  <pic:spPr>
+                    <a:xfrm>
+                      <a:off x="0" y="0"/>
+                      <a:ext cx="5943600" cy="2945130"/>
+                    </a:xfrm>
+                    <a:prstGeom prst="rect">
+                      <a:avLst/>
+                    </a:prstGeom>
+                  </pic:spPr>
+                </pic:pic>
+              </a:graphicData>
+            </a:graphic>
+          </wp:inline>
+        </w:drawing>
+      </w:r>
+    </w:p>
+    <w:p>
+      <w:pPr>
+        <w:spacing w:after="0" w:line="240" w:lineRule="auto"/>
+        <w:textAlignment w:val="baseline"/>
+        <w:rPr>
+          <w:rFonts w:ascii="Verdana" w:eastAsia="Times New Roman" w:hAnsi="Verdana" w:cs="Segoe UI"/>
+          <w:sz w:val="18"/>
+          <w:szCs w:val="18"/>
+        </w:rPr>
+      </w:pPr>
+      <w:r>
+        <w:rPr>
+          <w:rFonts w:ascii="Verdana" w:eastAsia="Times New Roman" w:hAnsi="Verdana" w:cs="Segoe UI"/>
+          <w:noProof/>
+          <w:sz w:val="18"/>
+          <w:szCs w:val="18"/>
+        </w:rPr>
+        <w:drawing>
+          <wp:inline distT="0" distB="0" distL="0" distR="0" wp14:anchorId="689E64F2" wp14:editId="4057FA2E">
+            <wp:extent cx="5943600" cy="2684780"/>
+            <wp:effectExtent l="0" t="0" r="0" b="1270"/>
+            <wp:docPr id="1268178441" name="Picture 1"/>
+            <wp:cNvGraphicFramePr>
+              <a:graphicFrameLocks xmlns:a="http://schemas.openxmlformats.org/drawingml/2006/main" noChangeAspect="1"/>
+            </wp:cNvGraphicFramePr>
+            <a:graphic xmlns:a="http://schemas.openxmlformats.org/drawingml/2006/main">
+              <a:graphicData uri="http://schemas.openxmlformats.org/drawingml/2006/picture">
+                <pic:pic xmlns:pic="http://schemas.openxmlformats.org/drawingml/2006/picture">
+                  <pic:nvPicPr>
+                    <pic:cNvPr id="1918401930" name=""/>
+                    <pic:cNvPicPr/>
+                  </pic:nvPicPr>
+                  <pic:blipFill>
+                    <a:blip r:embed="rId24"/>
+                    <a:stretch>
+                      <a:fillRect/>
+                    </a:stretch>
+                  </pic:blipFill>
+                  <pic:spPr>
+                    <a:xfrm>
+                      <a:off x="0" y="0"/>
+                      <a:ext cx="5943600" cy="2684780"/>
+                    </a:xfrm>
+                    <a:prstGeom prst="rect">
+                      <a:avLst/>
+                    </a:prstGeom>
+                  </pic:spPr>
+                </pic:pic>
+              </a:graphicData>
+            </a:graphic>
+          </wp:inline>
+        </w:drawing>
+      </w:r>
+    </w:p>
+    <w:p>
+      <w:pPr>
+        <w:spacing w:after="0" w:line="240" w:lineRule="auto"/>
+        <w:textAlignment w:val="baseline"/>
+        <w:rPr>
+          <w:rFonts w:ascii="Verdana" w:eastAsia="Times New Roman" w:hAnsi="Verdana" w:cs="Segoe UI"/>
+          <w:sz w:val="18"/>
+          <w:szCs w:val="18"/>
+        </w:rPr>
+      </w:pPr>
+      <w:r>
+        <w:rPr>
+          <w:rFonts w:ascii="Verdana" w:eastAsia="Times New Roman" w:hAnsi="Verdana" w:cs="Segoe UI"/>
+          <w:noProof/>
+          <w:sz w:val="18"/>
+          <w:szCs w:val="18"/>
+        </w:rPr>
+        <w:drawing>
+          <wp:inline distT="0" distB="0" distL="0" distR="0" wp14:anchorId="742CC4BF" wp14:editId="167CAF45">
+            <wp:extent cx="5943600" cy="3721100"/>
+            <wp:effectExtent l="0" t="0" r="0" b="0"/>
+            <wp:docPr id="127657960" name="Picture 1"/>
+            <wp:cNvGraphicFramePr>
+              <a:graphicFrameLocks xmlns:a="http://schemas.openxmlformats.org/drawingml/2006/main" noChangeAspect="1"/>
+            </wp:cNvGraphicFramePr>
+            <a:graphic xmlns:a="http://schemas.openxmlformats.org/drawingml/2006/main">
+              <a:graphicData uri="http://schemas.openxmlformats.org/drawingml/2006/picture">
+                <pic:pic xmlns:pic="http://schemas.openxmlformats.org/drawingml/2006/picture">
+                  <pic:nvPicPr>
+                    <pic:cNvPr id="127657960" name=""/>
+                    <pic:cNvPicPr/>
+                  </pic:nvPicPr>
+                  <pic:blipFill>
+                    <a:blip r:embed="rId26"/>
+                    <a:stretch>
+                      <a:fillRect/>
+                    </a:stretch>
+                  </pic:blipFill>
+                  <pic:spPr>
+                    <a:xfrm>
+                      <a:off x="0" y="0"/>
+                      <a:ext cx="5943600" cy="3721100"/>
+                    </a:xfrm>
+                    <a:prstGeom prst="rect">
+                      <a:avLst/>
+                    </a:prstGeom>
+                  </pic:spPr>
+                </pic:pic>
+              </a:graphicData>
+            </a:graphic>
+          </wp:inline>
+        </w:drawing>
+      </w:r>
     </w:p>
     <w:p>
       <w:pPr>
@@ -7108,7 +7734,6 @@
           <w:sz w:val="20"/>
           <w:szCs w:val="20"/>
         </w:rPr>
-        <w:lastRenderedPageBreak/>
         <w:t xml:space="preserve">Navigate to the </w:t>
       </w:r>
       <w:r>
@@ -7439,7 +8064,6 @@
         <w:rPr>
           <w:rFonts w:ascii="Verdana" w:eastAsia="Times New Roman" w:hAnsi="Verdana"/>
         </w:rPr>
-        <w:lastRenderedPageBreak/>
         <w:t xml:space="preserve">Test Case #7: </w:t>
       </w:r>
       <w:r>
@@ -7823,26 +8447,153 @@
       </w:pPr>
       <w:r>
         <w:rPr>
+          <w:rFonts w:ascii="Verdana" w:eastAsia="Times New Roman" w:hAnsi="Verdana" w:cs="Segoe UI"/>
+          <w:noProof/>
+          <w:sz w:val="18"/>
+          <w:szCs w:val="18"/>
+        </w:rPr>
+        <w:drawing>
+          <wp:inline distT="0" distB="0" distL="0" distR="0" wp14:anchorId="57A93EC9" wp14:editId="60D09CA0">
+            <wp:extent cx="5943600" cy="3112770"/>
+            <wp:effectExtent l="0" t="0" r="0" b="0"/>
+            <wp:docPr id="206933245" name="Picture 1"/>
+            <wp:cNvGraphicFramePr>
+              <a:graphicFrameLocks xmlns:a="http://schemas.openxmlformats.org/drawingml/2006/main" noChangeAspect="1"/>
+            </wp:cNvGraphicFramePr>
+            <a:graphic xmlns:a="http://schemas.openxmlformats.org/drawingml/2006/main">
+              <a:graphicData uri="http://schemas.openxmlformats.org/drawingml/2006/picture">
+                <pic:pic xmlns:pic="http://schemas.openxmlformats.org/drawingml/2006/picture">
+                  <pic:nvPicPr>
+                    <pic:cNvPr id="206933245" name=""/>
+                    <pic:cNvPicPr/>
+                  </pic:nvPicPr>
+                  <pic:blipFill>
+                    <a:blip r:embed="rId27"/>
+                    <a:stretch>
+                      <a:fillRect/>
+                    </a:stretch>
+                  </pic:blipFill>
+                  <pic:spPr>
+                    <a:xfrm>
+                      <a:off x="0" y="0"/>
+                      <a:ext cx="5943600" cy="3112770"/>
+                    </a:xfrm>
+                    <a:prstGeom prst="rect">
+                      <a:avLst/>
+                    </a:prstGeom>
+                  </pic:spPr>
+                </pic:pic>
+              </a:graphicData>
+            </a:graphic>
+          </wp:inline>
+        </w:drawing>
+      </w:r>
+      <w:r>
+        <w:rPr>
           <w:rFonts w:ascii="Verdana" w:eastAsia="Times New Roman" w:hAnsi="Verdana" w:cs="Calibri"/>
         </w:rPr>
         <w:t> </w:t>
       </w:r>
-    </w:p>
-    <w:p>
-      <w:pPr>
-        <w:spacing w:after="0" w:line="240" w:lineRule="auto"/>
-        <w:textAlignment w:val="baseline"/>
-        <w:rPr>
-          <w:rFonts w:ascii="Verdana" w:eastAsia="Times New Roman" w:hAnsi="Verdana" w:cs="Segoe UI"/>
-          <w:sz w:val="18"/>
-          <w:szCs w:val="18"/>
-        </w:rPr>
-      </w:pPr>
       <w:r>
         <w:rPr>
           <w:rFonts w:ascii="Verdana" w:eastAsia="Times New Roman" w:hAnsi="Verdana" w:cs="Calibri"/>
+          <w:noProof/>
+        </w:rPr>
+        <w:drawing>
+          <wp:inline distT="0" distB="0" distL="0" distR="0" wp14:anchorId="18AA0B70" wp14:editId="5BA58B7A">
+            <wp:extent cx="5943600" cy="3091815"/>
+            <wp:effectExtent l="0" t="0" r="0" b="0"/>
+            <wp:docPr id="1076293393" name="Picture 1"/>
+            <wp:cNvGraphicFramePr>
+              <a:graphicFrameLocks xmlns:a="http://schemas.openxmlformats.org/drawingml/2006/main" noChangeAspect="1"/>
+            </wp:cNvGraphicFramePr>
+            <a:graphic xmlns:a="http://schemas.openxmlformats.org/drawingml/2006/main">
+              <a:graphicData uri="http://schemas.openxmlformats.org/drawingml/2006/picture">
+                <pic:pic xmlns:pic="http://schemas.openxmlformats.org/drawingml/2006/picture">
+                  <pic:nvPicPr>
+                    <pic:cNvPr id="1076293393" name=""/>
+                    <pic:cNvPicPr/>
+                  </pic:nvPicPr>
+                  <pic:blipFill>
+                    <a:blip r:embed="rId28"/>
+                    <a:stretch>
+                      <a:fillRect/>
+                    </a:stretch>
+                  </pic:blipFill>
+                  <pic:spPr>
+                    <a:xfrm>
+                      <a:off x="0" y="0"/>
+                      <a:ext cx="5943600" cy="3091815"/>
+                    </a:xfrm>
+                    <a:prstGeom prst="rect">
+                      <a:avLst/>
+                    </a:prstGeom>
+                  </pic:spPr>
+                </pic:pic>
+              </a:graphicData>
+            </a:graphic>
+          </wp:inline>
+        </w:drawing>
+      </w:r>
+    </w:p>
+    <w:p>
+      <w:pPr>
+        <w:spacing w:after="0" w:line="240" w:lineRule="auto"/>
+        <w:textAlignment w:val="baseline"/>
+        <w:rPr>
+          <w:rFonts w:ascii="Verdana" w:eastAsia="Times New Roman" w:hAnsi="Verdana" w:cs="Segoe UI"/>
+          <w:sz w:val="18"/>
+          <w:szCs w:val="18"/>
+        </w:rPr>
+      </w:pPr>
+      <w:r>
+        <w:rPr>
+          <w:rFonts w:ascii="Verdana" w:eastAsia="Times New Roman" w:hAnsi="Verdana" w:cs="Calibri"/>
         </w:rPr>
         <w:t> </w:t>
+      </w:r>
+      <w:r>
+        <w:rPr>
+          <w:rFonts w:ascii="Verdana" w:eastAsia="Times New Roman" w:hAnsi="Verdana" w:cs="Segoe UI"/>
+          <w:noProof/>
+          <w:sz w:val="18"/>
+          <w:szCs w:val="18"/>
+        </w:rPr>
+        <w:drawing>
+          <wp:inline distT="0" distB="0" distL="0" distR="0" wp14:anchorId="6D0D72C7" wp14:editId="37F93F0B">
+            <wp:extent cx="5601482" cy="2896004"/>
+            <wp:effectExtent l="0" t="0" r="0" b="0"/>
+            <wp:docPr id="2142212871" name="Picture 1"/>
+            <wp:cNvGraphicFramePr>
+              <a:graphicFrameLocks xmlns:a="http://schemas.openxmlformats.org/drawingml/2006/main" noChangeAspect="1"/>
+            </wp:cNvGraphicFramePr>
+            <a:graphic xmlns:a="http://schemas.openxmlformats.org/drawingml/2006/main">
+              <a:graphicData uri="http://schemas.openxmlformats.org/drawingml/2006/picture">
+                <pic:pic xmlns:pic="http://schemas.openxmlformats.org/drawingml/2006/picture">
+                  <pic:nvPicPr>
+                    <pic:cNvPr id="2142212871" name=""/>
+                    <pic:cNvPicPr/>
+                  </pic:nvPicPr>
+                  <pic:blipFill>
+                    <a:blip r:embed="rId29"/>
+                    <a:stretch>
+                      <a:fillRect/>
+                    </a:stretch>
+                  </pic:blipFill>
+                  <pic:spPr>
+                    <a:xfrm>
+                      <a:off x="0" y="0"/>
+                      <a:ext cx="5601482" cy="2896004"/>
+                    </a:xfrm>
+                    <a:prstGeom prst="rect">
+                      <a:avLst/>
+                    </a:prstGeom>
+                  </pic:spPr>
+                </pic:pic>
+              </a:graphicData>
+            </a:graphic>
+          </wp:inline>
+        </w:drawing>
       </w:r>
     </w:p>
     <w:p>
@@ -8336,7 +9087,6 @@
           <w:sz w:val="32"/>
           <w:szCs w:val="32"/>
         </w:rPr>
-        <w:lastRenderedPageBreak/>
         <w:t> </w:t>
       </w:r>
       <w:r>
@@ -8362,7 +9112,6 @@
         <w:rPr>
           <w:rFonts w:ascii="Verdana" w:eastAsia="Times New Roman" w:hAnsi="Verdana"/>
         </w:rPr>
-        <w:lastRenderedPageBreak/>
         <w:t xml:space="preserve">Test Case #8: </w:t>
       </w:r>
       <w:r>
@@ -8737,40 +9486,172 @@
           <w:szCs w:val="18"/>
         </w:rPr>
       </w:pPr>
-    </w:p>
-    <w:p>
-      <w:pPr>
-        <w:spacing w:after="0" w:line="240" w:lineRule="auto"/>
-        <w:textAlignment w:val="baseline"/>
-        <w:rPr>
-          <w:rFonts w:ascii="Verdana" w:eastAsia="Times New Roman" w:hAnsi="Verdana" w:cs="Segoe UI"/>
-          <w:sz w:val="18"/>
-          <w:szCs w:val="18"/>
-        </w:rPr>
-      </w:pPr>
-      <w:r>
+      <w:r>
+        <w:rPr>
+          <w:rFonts w:ascii="Verdana" w:eastAsia="Times New Roman" w:hAnsi="Verdana" w:cs="Segoe UI"/>
+          <w:noProof/>
+          <w:sz w:val="18"/>
+          <w:szCs w:val="18"/>
+        </w:rPr>
+        <w:drawing>
+          <wp:inline distT="0" distB="0" distL="0" distR="0" wp14:anchorId="4055481E" wp14:editId="5C049164">
+            <wp:extent cx="5943600" cy="3110230"/>
+            <wp:effectExtent l="0" t="0" r="0" b="0"/>
+            <wp:docPr id="967334822" name="Picture 1"/>
+            <wp:cNvGraphicFramePr>
+              <a:graphicFrameLocks xmlns:a="http://schemas.openxmlformats.org/drawingml/2006/main" noChangeAspect="1"/>
+            </wp:cNvGraphicFramePr>
+            <a:graphic xmlns:a="http://schemas.openxmlformats.org/drawingml/2006/main">
+              <a:graphicData uri="http://schemas.openxmlformats.org/drawingml/2006/picture">
+                <pic:pic xmlns:pic="http://schemas.openxmlformats.org/drawingml/2006/picture">
+                  <pic:nvPicPr>
+                    <pic:cNvPr id="967334822" name=""/>
+                    <pic:cNvPicPr/>
+                  </pic:nvPicPr>
+                  <pic:blipFill>
+                    <a:blip r:embed="rId30"/>
+                    <a:stretch>
+                      <a:fillRect/>
+                    </a:stretch>
+                  </pic:blipFill>
+                  <pic:spPr>
+                    <a:xfrm>
+                      <a:off x="0" y="0"/>
+                      <a:ext cx="5943600" cy="3110230"/>
+                    </a:xfrm>
+                    <a:prstGeom prst="rect">
+                      <a:avLst/>
+                    </a:prstGeom>
+                  </pic:spPr>
+                </pic:pic>
+              </a:graphicData>
+            </a:graphic>
+          </wp:inline>
+        </w:drawing>
+      </w:r>
+    </w:p>
+    <w:p>
+      <w:pPr>
+        <w:spacing w:after="0" w:line="240" w:lineRule="auto"/>
+        <w:textAlignment w:val="baseline"/>
+        <w:rPr>
+          <w:rFonts w:ascii="Verdana" w:eastAsia="Times New Roman" w:hAnsi="Verdana" w:cs="Segoe UI"/>
+          <w:sz w:val="18"/>
+          <w:szCs w:val="18"/>
+        </w:rPr>
+      </w:pPr>
+      <w:r>
+        <w:rPr>
+          <w:rFonts w:ascii="Verdana" w:eastAsia="Times New Roman" w:hAnsi="Verdana" w:cs="Segoe UI"/>
+          <w:noProof/>
+          <w:sz w:val="18"/>
+          <w:szCs w:val="18"/>
+        </w:rPr>
+        <w:drawing>
+          <wp:inline distT="0" distB="0" distL="0" distR="0" wp14:anchorId="1E4BA4CC" wp14:editId="356C769D">
+            <wp:extent cx="5943600" cy="2945130"/>
+            <wp:effectExtent l="0" t="0" r="0" b="7620"/>
+            <wp:docPr id="1162203600" name="Picture 1"/>
+            <wp:cNvGraphicFramePr>
+              <a:graphicFrameLocks xmlns:a="http://schemas.openxmlformats.org/drawingml/2006/main" noChangeAspect="1"/>
+            </wp:cNvGraphicFramePr>
+            <a:graphic xmlns:a="http://schemas.openxmlformats.org/drawingml/2006/main">
+              <a:graphicData uri="http://schemas.openxmlformats.org/drawingml/2006/picture">
+                <pic:pic xmlns:pic="http://schemas.openxmlformats.org/drawingml/2006/picture">
+                  <pic:nvPicPr>
+                    <pic:cNvPr id="64328769" name=""/>
+                    <pic:cNvPicPr/>
+                  </pic:nvPicPr>
+                  <pic:blipFill>
+                    <a:blip r:embed="rId23"/>
+                    <a:stretch>
+                      <a:fillRect/>
+                    </a:stretch>
+                  </pic:blipFill>
+                  <pic:spPr>
+                    <a:xfrm>
+                      <a:off x="0" y="0"/>
+                      <a:ext cx="5943600" cy="2945130"/>
+                    </a:xfrm>
+                    <a:prstGeom prst="rect">
+                      <a:avLst/>
+                    </a:prstGeom>
+                  </pic:spPr>
+                </pic:pic>
+              </a:graphicData>
+            </a:graphic>
+          </wp:inline>
+        </w:drawing>
+      </w:r>
+    </w:p>
+    <w:p>
+      <w:pPr>
+        <w:spacing w:after="0" w:line="240" w:lineRule="auto"/>
+        <w:textAlignment w:val="baseline"/>
         <w:rPr>
           <w:rFonts w:ascii="Verdana" w:eastAsia="Times New Roman" w:hAnsi="Verdana" w:cs="Calibri"/>
         </w:rPr>
+      </w:pPr>
+      <w:r>
+        <w:rPr>
+          <w:rFonts w:ascii="Verdana" w:eastAsia="Times New Roman" w:hAnsi="Verdana" w:cs="Calibri"/>
+        </w:rPr>
         <w:t> </w:t>
       </w:r>
-    </w:p>
-    <w:p>
-      <w:pPr>
-        <w:spacing w:after="0" w:line="240" w:lineRule="auto"/>
-        <w:textAlignment w:val="baseline"/>
-        <w:rPr>
-          <w:rFonts w:ascii="Verdana" w:eastAsia="Times New Roman" w:hAnsi="Verdana" w:cs="Segoe UI"/>
-          <w:sz w:val="18"/>
-          <w:szCs w:val="18"/>
-        </w:rPr>
-      </w:pPr>
-      <w:r>
-        <w:rPr>
-          <w:rFonts w:ascii="Verdana" w:eastAsia="Times New Roman" w:hAnsi="Verdana" w:cs="Calibri"/>
-        </w:rPr>
-        <w:t> </w:t>
-      </w:r>
+      <w:r>
+        <w:rPr>
+          <w:rFonts w:ascii="Verdana" w:eastAsia="Times New Roman" w:hAnsi="Verdana" w:cs="Segoe UI"/>
+          <w:noProof/>
+          <w:sz w:val="18"/>
+          <w:szCs w:val="18"/>
+        </w:rPr>
+        <w:drawing>
+          <wp:inline distT="0" distB="0" distL="0" distR="0" wp14:anchorId="2EDD6CAF" wp14:editId="212D5E99">
+            <wp:extent cx="5943600" cy="2684780"/>
+            <wp:effectExtent l="0" t="0" r="0" b="1270"/>
+            <wp:docPr id="1694333026" name="Picture 1"/>
+            <wp:cNvGraphicFramePr>
+              <a:graphicFrameLocks xmlns:a="http://schemas.openxmlformats.org/drawingml/2006/main" noChangeAspect="1"/>
+            </wp:cNvGraphicFramePr>
+            <a:graphic xmlns:a="http://schemas.openxmlformats.org/drawingml/2006/main">
+              <a:graphicData uri="http://schemas.openxmlformats.org/drawingml/2006/picture">
+                <pic:pic xmlns:pic="http://schemas.openxmlformats.org/drawingml/2006/picture">
+                  <pic:nvPicPr>
+                    <pic:cNvPr id="1918401930" name=""/>
+                    <pic:cNvPicPr/>
+                  </pic:nvPicPr>
+                  <pic:blipFill>
+                    <a:blip r:embed="rId24"/>
+                    <a:stretch>
+                      <a:fillRect/>
+                    </a:stretch>
+                  </pic:blipFill>
+                  <pic:spPr>
+                    <a:xfrm>
+                      <a:off x="0" y="0"/>
+                      <a:ext cx="5943600" cy="2684780"/>
+                    </a:xfrm>
+                    <a:prstGeom prst="rect">
+                      <a:avLst/>
+                    </a:prstGeom>
+                  </pic:spPr>
+                </pic:pic>
+              </a:graphicData>
+            </a:graphic>
+          </wp:inline>
+        </w:drawing>
+      </w:r>
+    </w:p>
+    <w:p>
+      <w:pPr>
+        <w:spacing w:after="0" w:line="240" w:lineRule="auto"/>
+        <w:textAlignment w:val="baseline"/>
+        <w:rPr>
+          <w:rFonts w:ascii="Verdana" w:eastAsia="Times New Roman" w:hAnsi="Verdana" w:cs="Segoe UI"/>
+          <w:sz w:val="18"/>
+          <w:szCs w:val="18"/>
+        </w:rPr>
+      </w:pPr>
     </w:p>
     <w:p>
       <w:pPr>
@@ -9191,7 +10072,6 @@
           <w:rFonts w:ascii="Verdana" w:eastAsia="Times New Roman" w:hAnsi="Verdana"/>
           <w:shd w:val="clear" w:color="auto" w:fill="FFFFFF"/>
         </w:rPr>
-        <w:lastRenderedPageBreak/>
         <w:t>Network Troubleshooting</w:t>
       </w:r>
       <w:r>
@@ -9245,20 +10125,22 @@
         <w:spacing w:after="0" w:line="240" w:lineRule="auto"/>
         <w:rPr>
           <w:rFonts w:ascii="Verdana" w:hAnsi="Verdana" w:cs="Arial"/>
-          <w:sz w:val="20"/>
-          <w:szCs w:val="20"/>
-        </w:rPr>
-      </w:pPr>
-    </w:p>
-    <w:p>
-      <w:pPr>
-        <w:spacing w:after="0" w:line="240" w:lineRule="auto"/>
+          <w:b/>
+          <w:bCs/>
+          <w:sz w:val="20"/>
+          <w:szCs w:val="20"/>
+        </w:rPr>
+      </w:pPr>
+      <w:r>
         <w:rPr>
           <w:rFonts w:ascii="Verdana" w:hAnsi="Verdana" w:cs="Arial"/>
-          <w:sz w:val="20"/>
-          <w:szCs w:val="20"/>
-        </w:rPr>
-      </w:pPr>
+          <w:b/>
+          <w:bCs/>
+          <w:sz w:val="20"/>
+          <w:szCs w:val="20"/>
+        </w:rPr>
+        <w:t>Methodology</w:t>
+      </w:r>
     </w:p>
     <w:p>
       <w:pPr>
@@ -9269,16 +10151,14 @@
           <w:szCs w:val="20"/>
         </w:rPr>
       </w:pPr>
-    </w:p>
-    <w:p>
-      <w:pPr>
-        <w:spacing w:after="0" w:line="240" w:lineRule="auto"/>
+      <w:r>
         <w:rPr>
           <w:rFonts w:ascii="Verdana" w:hAnsi="Verdana" w:cs="Arial"/>
           <w:sz w:val="20"/>
           <w:szCs w:val="20"/>
         </w:rPr>
-      </w:pPr>
+        <w:t>Throughout the implementation of the Meridian Geospatial Solutions hybrid network, I utilized a "bottom-up" troubleshooting approach based on the OSI model. By isolating issues at the Data Link (Layer 2) and Network (Layer 3) levels first, I ensured a stable foundation for the complex cloud integration and domain services that followed.</w:t>
+      </w:r>
     </w:p>
     <w:p>
       <w:pPr>
@@ -9295,33 +10175,41 @@
         <w:spacing w:after="0" w:line="240" w:lineRule="auto"/>
         <w:rPr>
           <w:rFonts w:ascii="Verdana" w:hAnsi="Verdana" w:cs="Arial"/>
-          <w:sz w:val="20"/>
-          <w:szCs w:val="20"/>
-        </w:rPr>
-      </w:pPr>
-    </w:p>
-    <w:p>
-      <w:pPr>
-        <w:spacing w:after="0" w:line="240" w:lineRule="auto"/>
+          <w:b/>
+          <w:bCs/>
+          <w:sz w:val="20"/>
+          <w:szCs w:val="20"/>
+        </w:rPr>
+      </w:pPr>
+      <w:r>
         <w:rPr>
           <w:rFonts w:ascii="Verdana" w:hAnsi="Verdana" w:cs="Arial"/>
-          <w:sz w:val="20"/>
-          <w:szCs w:val="20"/>
-        </w:rPr>
-      </w:pPr>
+          <w:b/>
+          <w:bCs/>
+          <w:sz w:val="20"/>
+          <w:szCs w:val="20"/>
+        </w:rPr>
+        <w:t>Key Troubleshooting Scenarios</w:t>
+      </w:r>
     </w:p>
     <w:p>
       <w:pPr>
         <w:spacing w:after="0" w:line="240" w:lineRule="auto"/>
         <w:rPr>
           <w:rFonts w:ascii="Verdana" w:hAnsi="Verdana" w:cs="Arial"/>
-          <w:sz w:val="20"/>
-          <w:szCs w:val="20"/>
-        </w:rPr>
-      </w:pPr>
-    </w:p>
-    <w:p>
-      <w:pPr>
+          <w:b/>
+          <w:bCs/>
+          <w:sz w:val="20"/>
+          <w:szCs w:val="20"/>
+        </w:rPr>
+      </w:pPr>
+    </w:p>
+    <w:p>
+      <w:pPr>
+        <w:numPr>
+          <w:ilvl w:val="0"/>
+          <w:numId w:val="25"/>
+        </w:numPr>
         <w:spacing w:after="0" w:line="240" w:lineRule="auto"/>
         <w:rPr>
           <w:rFonts w:ascii="Verdana" w:hAnsi="Verdana" w:cs="Arial"/>
@@ -9329,19 +10217,23 @@
           <w:szCs w:val="20"/>
         </w:rPr>
       </w:pPr>
-    </w:p>
-    <w:p>
-      <w:pPr>
-        <w:spacing w:after="0" w:line="240" w:lineRule="auto"/>
+      <w:r>
         <w:rPr>
           <w:rFonts w:ascii="Verdana" w:hAnsi="Verdana" w:cs="Arial"/>
-          <w:sz w:val="20"/>
-          <w:szCs w:val="20"/>
-        </w:rPr>
-      </w:pPr>
-    </w:p>
-    <w:p>
-      <w:pPr>
+          <w:b/>
+          <w:bCs/>
+          <w:sz w:val="20"/>
+          <w:szCs w:val="20"/>
+        </w:rPr>
+        <w:t>Issue 1: DHCP Failure on Workstation Segments</w:t>
+      </w:r>
+    </w:p>
+    <w:p>
+      <w:pPr>
+        <w:numPr>
+          <w:ilvl w:val="1"/>
+          <w:numId w:val="25"/>
+        </w:numPr>
         <w:spacing w:after="0" w:line="240" w:lineRule="auto"/>
         <w:rPr>
           <w:rFonts w:ascii="Verdana" w:hAnsi="Verdana" w:cs="Arial"/>
@@ -9349,29 +10241,31 @@
           <w:szCs w:val="20"/>
         </w:rPr>
       </w:pPr>
-    </w:p>
-    <w:p>
-      <w:pPr>
-        <w:spacing w:after="0" w:line="240" w:lineRule="auto"/>
+      <w:r>
         <w:rPr>
           <w:rFonts w:ascii="Verdana" w:hAnsi="Verdana" w:cs="Arial"/>
-          <w:sz w:val="20"/>
-          <w:szCs w:val="20"/>
-        </w:rPr>
-      </w:pPr>
-    </w:p>
-    <w:p>
-      <w:pPr>
-        <w:spacing w:after="0" w:line="240" w:lineRule="auto"/>
+          <w:b/>
+          <w:bCs/>
+          <w:sz w:val="20"/>
+          <w:szCs w:val="20"/>
+        </w:rPr>
+        <w:t>Identification:</w:t>
+      </w:r>
+      <w:r>
         <w:rPr>
           <w:rFonts w:ascii="Verdana" w:hAnsi="Verdana" w:cs="Arial"/>
           <w:sz w:val="20"/>
           <w:szCs w:val="20"/>
         </w:rPr>
-      </w:pPr>
-    </w:p>
-    <w:p>
-      <w:pPr>
+        <w:t xml:space="preserve"> VPCs in VLAN 20 and VLAN 30 were failing to receive IP addresses, timing out during the "Discover" phase of the DORA process.</w:t>
+      </w:r>
+    </w:p>
+    <w:p>
+      <w:pPr>
+        <w:numPr>
+          <w:ilvl w:val="1"/>
+          <w:numId w:val="25"/>
+        </w:numPr>
         <w:spacing w:after="0" w:line="240" w:lineRule="auto"/>
         <w:rPr>
           <w:rFonts w:ascii="Verdana" w:hAnsi="Verdana" w:cs="Arial"/>
@@ -9379,109 +10273,103 @@
           <w:szCs w:val="20"/>
         </w:rPr>
       </w:pPr>
-    </w:p>
-    <w:p>
-      <w:pPr>
-        <w:spacing w:after="0" w:line="240" w:lineRule="auto"/>
+      <w:r>
         <w:rPr>
           <w:rFonts w:ascii="Verdana" w:hAnsi="Verdana" w:cs="Arial"/>
-          <w:sz w:val="20"/>
-          <w:szCs w:val="20"/>
-        </w:rPr>
-      </w:pPr>
-    </w:p>
-    <w:p>
-      <w:pPr>
-        <w:spacing w:after="0" w:line="240" w:lineRule="auto"/>
+          <w:b/>
+          <w:bCs/>
+          <w:sz w:val="20"/>
+          <w:szCs w:val="20"/>
+        </w:rPr>
+        <w:t>Analysis:</w:t>
+      </w:r>
+      <w:r>
         <w:rPr>
           <w:rFonts w:ascii="Verdana" w:hAnsi="Verdana" w:cs="Arial"/>
           <w:sz w:val="20"/>
           <w:szCs w:val="20"/>
         </w:rPr>
-      </w:pPr>
-    </w:p>
-    <w:p>
-      <w:pPr>
-        <w:spacing w:after="0" w:line="240" w:lineRule="auto"/>
+        <w:t xml:space="preserve"> I used the GNS3 console to verify the Open </w:t>
+      </w:r>
+      <w:proofErr w:type="spellStart"/>
+      <w:r>
         <w:rPr>
           <w:rFonts w:ascii="Verdana" w:hAnsi="Verdana" w:cs="Arial"/>
           <w:sz w:val="20"/>
           <w:szCs w:val="20"/>
         </w:rPr>
-      </w:pPr>
-    </w:p>
-    <w:p>
-      <w:pPr>
-        <w:spacing w:after="0" w:line="240" w:lineRule="auto"/>
+        <w:t>vSwitch</w:t>
+      </w:r>
+      <w:proofErr w:type="spellEnd"/>
+      <w:r>
         <w:rPr>
           <w:rFonts w:ascii="Verdana" w:hAnsi="Verdana" w:cs="Arial"/>
           <w:sz w:val="20"/>
           <w:szCs w:val="20"/>
         </w:rPr>
-      </w:pPr>
-    </w:p>
-    <w:p>
-      <w:pPr>
-        <w:spacing w:after="0" w:line="240" w:lineRule="auto"/>
+        <w:t xml:space="preserve"> (OVS) configurations. While the physical links were active, I identified that the </w:t>
+      </w:r>
+      <w:proofErr w:type="spellStart"/>
+      <w:r>
         <w:rPr>
           <w:rFonts w:ascii="Verdana" w:hAnsi="Verdana" w:cs="Arial"/>
           <w:sz w:val="20"/>
           <w:szCs w:val="20"/>
         </w:rPr>
-      </w:pPr>
-    </w:p>
-    <w:p>
-      <w:pPr>
-        <w:spacing w:after="0" w:line="240" w:lineRule="auto"/>
+        <w:t>MainSwitch</w:t>
+      </w:r>
+      <w:proofErr w:type="spellEnd"/>
+      <w:r>
         <w:rPr>
           <w:rFonts w:ascii="Verdana" w:hAnsi="Verdana" w:cs="Arial"/>
           <w:sz w:val="20"/>
           <w:szCs w:val="20"/>
         </w:rPr>
-      </w:pPr>
-    </w:p>
-    <w:p>
-      <w:pPr>
-        <w:spacing w:after="0" w:line="240" w:lineRule="auto"/>
+        <w:t xml:space="preserve"> ports were not correctly tagging egress traffic for the workstations. Additionally, the pfSense </w:t>
+      </w:r>
+      <w:proofErr w:type="gramStart"/>
+      <w:r>
         <w:rPr>
           <w:rFonts w:ascii="Verdana" w:hAnsi="Verdana" w:cs="Arial"/>
           <w:sz w:val="20"/>
           <w:szCs w:val="20"/>
         </w:rPr>
-      </w:pPr>
-    </w:p>
-    <w:p>
-      <w:pPr>
-        <w:spacing w:after="0" w:line="240" w:lineRule="auto"/>
+        <w:t>firewall was</w:t>
+      </w:r>
+      <w:proofErr w:type="gramEnd"/>
+      <w:r>
         <w:rPr>
           <w:rFonts w:ascii="Verdana" w:hAnsi="Verdana" w:cs="Arial"/>
           <w:sz w:val="20"/>
           <w:szCs w:val="20"/>
         </w:rPr>
-      </w:pPr>
-    </w:p>
-    <w:p>
-      <w:pPr>
-        <w:spacing w:after="0" w:line="240" w:lineRule="auto"/>
+        <w:t xml:space="preserve"> implicitly </w:t>
+      </w:r>
+      <w:proofErr w:type="gramStart"/>
+      <w:r>
         <w:rPr>
           <w:rFonts w:ascii="Verdana" w:hAnsi="Verdana" w:cs="Arial"/>
           <w:sz w:val="20"/>
           <w:szCs w:val="20"/>
         </w:rPr>
-      </w:pPr>
-    </w:p>
-    <w:p>
-      <w:pPr>
-        <w:spacing w:after="0" w:line="240" w:lineRule="auto"/>
+        <w:t>blocking</w:t>
+      </w:r>
+      <w:proofErr w:type="gramEnd"/>
+      <w:r>
         <w:rPr>
           <w:rFonts w:ascii="Verdana" w:hAnsi="Verdana" w:cs="Arial"/>
           <w:sz w:val="20"/>
           <w:szCs w:val="20"/>
         </w:rPr>
-      </w:pPr>
-    </w:p>
-    <w:p>
-      <w:pPr>
+        <w:t xml:space="preserve"> broadcast traffic on the new sub-interfaces.</w:t>
+      </w:r>
+    </w:p>
+    <w:p>
+      <w:pPr>
+        <w:numPr>
+          <w:ilvl w:val="1"/>
+          <w:numId w:val="25"/>
+        </w:numPr>
         <w:spacing w:after="0" w:line="240" w:lineRule="auto"/>
         <w:rPr>
           <w:rFonts w:ascii="Verdana" w:hAnsi="Verdana" w:cs="Arial"/>
@@ -9489,22 +10377,374 @@
           <w:szCs w:val="20"/>
         </w:rPr>
       </w:pPr>
-    </w:p>
-    <w:p>
-      <w:pPr>
-        <w:spacing w:after="0" w:line="240" w:lineRule="auto"/>
+      <w:r>
         <w:rPr>
           <w:rFonts w:ascii="Verdana" w:hAnsi="Verdana" w:cs="Arial"/>
+          <w:b/>
+          <w:bCs/>
+          <w:sz w:val="20"/>
+          <w:szCs w:val="20"/>
+        </w:rPr>
+        <w:t>Resolution:</w:t>
+      </w:r>
+      <w:r>
+        <w:rPr>
+          <w:rFonts w:ascii="Verdana" w:hAnsi="Verdana" w:cs="Arial"/>
+          <w:sz w:val="20"/>
+          <w:szCs w:val="20"/>
+        </w:rPr>
+        <w:t xml:space="preserve"> I updated the OVS port configurations to 802.1Q trunks and enabled "Allow" rules on the pfSense interfaces for DHCP traffic (UDP Ports 67 and 68). Connectivity was confirmed when the VPCs successfully pulled addresses from their respective pools.</w:t>
+      </w:r>
+    </w:p>
+    <w:p>
+      <w:pPr>
+        <w:spacing w:after="0" w:line="240" w:lineRule="auto"/>
+        <w:ind w:left="1440"/>
+        <w:rPr>
+          <w:rFonts w:ascii="Verdana" w:hAnsi="Verdana" w:cs="Arial"/>
+          <w:sz w:val="20"/>
+          <w:szCs w:val="20"/>
+        </w:rPr>
+      </w:pPr>
+    </w:p>
+    <w:p>
+      <w:pPr>
+        <w:numPr>
+          <w:ilvl w:val="0"/>
+          <w:numId w:val="25"/>
+        </w:numPr>
+        <w:spacing w:after="0" w:line="240" w:lineRule="auto"/>
+        <w:rPr>
+          <w:rFonts w:ascii="Verdana" w:hAnsi="Verdana" w:cs="Arial"/>
+          <w:sz w:val="20"/>
+          <w:szCs w:val="20"/>
+        </w:rPr>
+      </w:pPr>
+      <w:r>
+        <w:rPr>
+          <w:rFonts w:ascii="Verdana" w:hAnsi="Verdana" w:cs="Arial"/>
+          <w:b/>
+          <w:bCs/>
+          <w:sz w:val="20"/>
+          <w:szCs w:val="20"/>
+        </w:rPr>
+        <w:t>Issue 2: ADDS Server Internet Egress Interruption</w:t>
+      </w:r>
+    </w:p>
+    <w:p>
+      <w:pPr>
+        <w:numPr>
+          <w:ilvl w:val="1"/>
+          <w:numId w:val="25"/>
+        </w:numPr>
+        <w:spacing w:after="0" w:line="240" w:lineRule="auto"/>
+        <w:rPr>
+          <w:rFonts w:ascii="Verdana" w:hAnsi="Verdana" w:cs="Arial"/>
+          <w:sz w:val="20"/>
+          <w:szCs w:val="20"/>
+        </w:rPr>
+      </w:pPr>
+      <w:r>
+        <w:rPr>
+          <w:rFonts w:ascii="Verdana" w:hAnsi="Verdana" w:cs="Arial"/>
+          <w:b/>
+          <w:bCs/>
+          <w:sz w:val="20"/>
+          <w:szCs w:val="20"/>
+        </w:rPr>
+        <w:t>Identification:</w:t>
+      </w:r>
+      <w:r>
+        <w:rPr>
+          <w:rFonts w:ascii="Verdana" w:hAnsi="Verdana" w:cs="Arial"/>
+          <w:sz w:val="20"/>
+          <w:szCs w:val="20"/>
+        </w:rPr>
+        <w:t xml:space="preserve"> The Windows Server 2022 (VLAN 10) had local connectivity but could not reach external resources for updates or Azure AD Connect synchronization.</w:t>
+      </w:r>
+    </w:p>
+    <w:p>
+      <w:pPr>
+        <w:numPr>
+          <w:ilvl w:val="1"/>
+          <w:numId w:val="25"/>
+        </w:numPr>
+        <w:spacing w:after="0" w:line="240" w:lineRule="auto"/>
+        <w:rPr>
+          <w:rFonts w:ascii="Verdana" w:hAnsi="Verdana" w:cs="Arial"/>
+          <w:sz w:val="20"/>
+          <w:szCs w:val="20"/>
+        </w:rPr>
+      </w:pPr>
+      <w:r>
+        <w:rPr>
+          <w:rFonts w:ascii="Verdana" w:hAnsi="Verdana" w:cs="Arial"/>
+          <w:b/>
+          <w:bCs/>
+          <w:sz w:val="20"/>
+          <w:szCs w:val="20"/>
+        </w:rPr>
+        <w:t>Analysis:</w:t>
+      </w:r>
+      <w:r>
+        <w:rPr>
+          <w:rFonts w:ascii="Verdana" w:hAnsi="Verdana" w:cs="Arial"/>
+          <w:sz w:val="20"/>
+          <w:szCs w:val="20"/>
+        </w:rPr>
+        <w:t xml:space="preserve"> A </w:t>
+      </w:r>
+      <w:proofErr w:type="spellStart"/>
+      <w:r>
+        <w:rPr>
+          <w:rFonts w:ascii="Verdana" w:hAnsi="Verdana" w:cs="Arial"/>
+          <w:sz w:val="20"/>
+          <w:szCs w:val="20"/>
+        </w:rPr>
+        <w:t>tracert</w:t>
+      </w:r>
+      <w:proofErr w:type="spellEnd"/>
+      <w:r>
+        <w:rPr>
+          <w:rFonts w:ascii="Verdana" w:hAnsi="Verdana" w:cs="Arial"/>
+          <w:sz w:val="20"/>
+          <w:szCs w:val="20"/>
+        </w:rPr>
+        <w:t xml:space="preserve"> from the server showed packets reaching the pfSense gateway (10.0.10.1) but being dropped immediately. Reviewing the </w:t>
+      </w:r>
+      <w:r>
+        <w:rPr>
+          <w:rFonts w:ascii="Verdana" w:hAnsi="Verdana" w:cs="Arial"/>
+          <w:b/>
+          <w:bCs/>
+          <w:sz w:val="20"/>
+          <w:szCs w:val="20"/>
+        </w:rPr>
+        <w:t>pfSense System Logs</w:t>
+      </w:r>
+      <w:r>
+        <w:rPr>
+          <w:rFonts w:ascii="Verdana" w:hAnsi="Verdana" w:cs="Arial"/>
+          <w:sz w:val="20"/>
+          <w:szCs w:val="20"/>
+        </w:rPr>
+        <w:t>, I found that the "Default Deny" rule was catching traffic from the Management/Server VLAN.</w:t>
+      </w:r>
+    </w:p>
+    <w:p>
+      <w:pPr>
+        <w:numPr>
+          <w:ilvl w:val="1"/>
+          <w:numId w:val="25"/>
+        </w:numPr>
+        <w:spacing w:after="0" w:line="240" w:lineRule="auto"/>
+        <w:rPr>
+          <w:rFonts w:ascii="Verdana" w:hAnsi="Verdana" w:cs="Arial"/>
+          <w:sz w:val="20"/>
+          <w:szCs w:val="20"/>
+        </w:rPr>
+      </w:pPr>
+      <w:r>
+        <w:rPr>
+          <w:rFonts w:ascii="Verdana" w:hAnsi="Verdana" w:cs="Arial"/>
+          <w:b/>
+          <w:bCs/>
+          <w:sz w:val="20"/>
+          <w:szCs w:val="20"/>
+        </w:rPr>
+        <w:t>Resolution:</w:t>
+      </w:r>
+      <w:r>
+        <w:rPr>
+          <w:rFonts w:ascii="Verdana" w:hAnsi="Verdana" w:cs="Arial"/>
+          <w:sz w:val="20"/>
+          <w:szCs w:val="20"/>
+        </w:rPr>
+        <w:t xml:space="preserve"> I created a specific outbound NAT rule and an interface rule for VLAN 10 to permit traffic to the WAN interface. This restored internet access while maintaining strict isolation from the workstation VLANs</w:t>
+      </w:r>
+    </w:p>
+    <w:p>
+      <w:pPr>
+        <w:spacing w:after="0" w:line="240" w:lineRule="auto"/>
+        <w:ind w:left="1440"/>
+        <w:rPr>
+          <w:rFonts w:ascii="Verdana" w:hAnsi="Verdana" w:cs="Arial"/>
+          <w:sz w:val="20"/>
+          <w:szCs w:val="20"/>
+        </w:rPr>
+      </w:pPr>
+    </w:p>
+    <w:p>
+      <w:pPr>
+        <w:numPr>
+          <w:ilvl w:val="0"/>
+          <w:numId w:val="25"/>
+        </w:numPr>
+        <w:spacing w:after="0" w:line="240" w:lineRule="auto"/>
+        <w:rPr>
+          <w:rFonts w:ascii="Verdana" w:hAnsi="Verdana" w:cs="Arial"/>
+          <w:sz w:val="20"/>
+          <w:szCs w:val="20"/>
+        </w:rPr>
+      </w:pPr>
+      <w:r>
+        <w:rPr>
+          <w:rFonts w:ascii="Verdana" w:hAnsi="Verdana" w:cs="Arial"/>
+          <w:b/>
+          <w:bCs/>
+          <w:sz w:val="20"/>
+          <w:szCs w:val="20"/>
+        </w:rPr>
+        <w:t>Issue 3: Site-to-Site VPN Negotiation Failure</w:t>
+      </w:r>
+    </w:p>
+    <w:p>
+      <w:pPr>
+        <w:numPr>
+          <w:ilvl w:val="1"/>
+          <w:numId w:val="25"/>
+        </w:numPr>
+        <w:spacing w:after="0" w:line="240" w:lineRule="auto"/>
+        <w:rPr>
+          <w:rFonts w:ascii="Verdana" w:hAnsi="Verdana" w:cs="Arial"/>
+          <w:sz w:val="20"/>
+          <w:szCs w:val="20"/>
+        </w:rPr>
+      </w:pPr>
+      <w:r>
+        <w:rPr>
+          <w:rFonts w:ascii="Verdana" w:hAnsi="Verdana" w:cs="Arial"/>
+          <w:b/>
+          <w:bCs/>
+          <w:sz w:val="20"/>
+          <w:szCs w:val="20"/>
+        </w:rPr>
+        <w:t>Identification:</w:t>
+      </w:r>
+      <w:r>
+        <w:rPr>
+          <w:rFonts w:ascii="Verdana" w:hAnsi="Verdana" w:cs="Arial"/>
+          <w:sz w:val="20"/>
+          <w:szCs w:val="20"/>
+        </w:rPr>
+        <w:t xml:space="preserve"> The IPsec tunnel between the Macomb on-premises lab and the Azure VNet remained in a "Pending" or "Down" state.</w:t>
+      </w:r>
+    </w:p>
+    <w:p>
+      <w:pPr>
+        <w:numPr>
+          <w:ilvl w:val="1"/>
+          <w:numId w:val="25"/>
+        </w:numPr>
+        <w:spacing w:after="0" w:line="240" w:lineRule="auto"/>
+        <w:rPr>
+          <w:rFonts w:ascii="Verdana" w:hAnsi="Verdana" w:cs="Arial"/>
+          <w:sz w:val="20"/>
+          <w:szCs w:val="20"/>
+        </w:rPr>
+      </w:pPr>
+      <w:r>
+        <w:rPr>
+          <w:rFonts w:ascii="Verdana" w:hAnsi="Verdana" w:cs="Arial"/>
+          <w:b/>
+          <w:bCs/>
+          <w:sz w:val="20"/>
+          <w:szCs w:val="20"/>
+        </w:rPr>
+        <w:t>Analysis:</w:t>
+      </w:r>
+      <w:r>
+        <w:rPr>
+          <w:rFonts w:ascii="Verdana" w:hAnsi="Verdana" w:cs="Arial"/>
+          <w:sz w:val="20"/>
+          <w:szCs w:val="20"/>
+        </w:rPr>
+        <w:t xml:space="preserve"> I reviewed the IKE (Phase 1) logs in pfSense. The logs indicated a mismatch in routing protocols and NAT traversal. Initially, BGP (Border Gateway Protocol) was enabled, which caused complexity in the GNS3-to-Azure handshake over a standard residential ISP connection.</w:t>
+      </w:r>
+    </w:p>
+    <w:p>
+      <w:pPr>
+        <w:numPr>
+          <w:ilvl w:val="1"/>
+          <w:numId w:val="25"/>
+        </w:numPr>
+        <w:spacing w:after="0" w:line="240" w:lineRule="auto"/>
+        <w:rPr>
+          <w:rFonts w:ascii="Verdana" w:hAnsi="Verdana" w:cs="Arial"/>
+          <w:sz w:val="20"/>
+          <w:szCs w:val="20"/>
+        </w:rPr>
+      </w:pPr>
+      <w:r>
+        <w:rPr>
+          <w:rFonts w:ascii="Verdana" w:hAnsi="Verdana" w:cs="Arial"/>
+          <w:b/>
+          <w:bCs/>
+          <w:sz w:val="20"/>
+          <w:szCs w:val="20"/>
+        </w:rPr>
+        <w:t>Resolution:</w:t>
+      </w:r>
+      <w:r>
+        <w:rPr>
+          <w:rFonts w:ascii="Verdana" w:hAnsi="Verdana" w:cs="Arial"/>
+          <w:sz w:val="20"/>
+          <w:szCs w:val="20"/>
+        </w:rPr>
+        <w:t xml:space="preserve"> I simplified the architecture by recreating the VPN tunnel as a </w:t>
+      </w:r>
+      <w:r>
+        <w:rPr>
+          <w:rFonts w:ascii="Verdana" w:hAnsi="Verdana" w:cs="Arial"/>
+          <w:b/>
+          <w:bCs/>
+          <w:sz w:val="20"/>
+          <w:szCs w:val="20"/>
+        </w:rPr>
+        <w:t>Policy-Based VPN</w:t>
+      </w:r>
+      <w:r>
+        <w:rPr>
+          <w:rFonts w:ascii="Verdana" w:hAnsi="Verdana" w:cs="Arial"/>
+          <w:sz w:val="20"/>
+          <w:szCs w:val="20"/>
+        </w:rPr>
+        <w:t xml:space="preserve"> without BGP. I also enabled </w:t>
+      </w:r>
+      <w:r>
+        <w:rPr>
+          <w:rFonts w:ascii="Verdana" w:hAnsi="Verdana" w:cs="Arial"/>
+          <w:b/>
+          <w:bCs/>
+          <w:sz w:val="20"/>
+          <w:szCs w:val="20"/>
+        </w:rPr>
+        <w:t>Forced NAT Traversal (NAT-T)</w:t>
+      </w:r>
+      <w:r>
+        <w:rPr>
+          <w:rFonts w:ascii="Verdana" w:hAnsi="Verdana" w:cs="Arial"/>
+          <w:sz w:val="20"/>
+          <w:szCs w:val="20"/>
+        </w:rPr>
+        <w:t xml:space="preserve"> to ensure the IPsec packets could successfully traverse the local router. The tunnel status immediately changed to "Established" in both the pfSense and Azure dashboards.</w:t>
+      </w:r>
+    </w:p>
+    <w:p>
+      <w:pPr>
+        <w:spacing w:after="0" w:line="240" w:lineRule="auto"/>
+        <w:rPr>
+          <w:rFonts w:ascii="Verdana" w:hAnsi="Verdana" w:cs="Arial"/>
           <w:sz w:val="20"/>
           <w:szCs w:val="20"/>
         </w:rPr>
       </w:pPr>
     </w:p>
     <w:sectPr>
-      <w:headerReference w:type="default" r:id="rId17"/>
-      <w:footerReference w:type="default" r:id="rId18"/>
-      <w:headerReference w:type="first" r:id="rId19"/>
-      <w:footerReference w:type="first" r:id="rId20"/>
+      <w:headerReference w:type="default" r:id="rId31"/>
+      <w:footerReference w:type="default" r:id="rId32"/>
+      <w:headerReference w:type="first" r:id="rId33"/>
+      <w:footerReference w:type="first" r:id="rId34"/>
       <w:type w:val="continuous"/>
       <w:pgSz w:w="12240" w:h="15840"/>
       <w:pgMar w:top="1440" w:right="1440" w:bottom="1440" w:left="1440" w:header="720" w:footer="432" w:gutter="0"/>
@@ -11848,6 +13088,155 @@
     </w:lvl>
   </w:abstractNum>
   <w:abstractNum w:abstractNumId="15" w15:restartNumberingAfterBreak="0">
+    <w:nsid w:val="51E34563"/>
+    <w:multiLevelType w:val="multilevel"/>
+    <w:tmpl w:val="69E4EA16"/>
+    <w:lvl w:ilvl="0">
+      <w:start w:val="1"/>
+      <w:numFmt w:val="bullet"/>
+      <w:lvlText w:val=""/>
+      <w:lvlJc w:val="left"/>
+      <w:pPr>
+        <w:tabs>
+          <w:tab w:val="num" w:pos="720"/>
+        </w:tabs>
+        <w:ind w:left="720" w:hanging="360"/>
+      </w:pPr>
+      <w:rPr>
+        <w:rFonts w:ascii="Symbol" w:hAnsi="Symbol" w:hint="default"/>
+        <w:sz w:val="20"/>
+      </w:rPr>
+    </w:lvl>
+    <w:lvl w:ilvl="1">
+      <w:start w:val="1"/>
+      <w:numFmt w:val="bullet"/>
+      <w:lvlText w:val="o"/>
+      <w:lvlJc w:val="left"/>
+      <w:pPr>
+        <w:tabs>
+          <w:tab w:val="num" w:pos="1440"/>
+        </w:tabs>
+        <w:ind w:left="1440" w:hanging="360"/>
+      </w:pPr>
+      <w:rPr>
+        <w:rFonts w:ascii="Courier New" w:hAnsi="Courier New" w:hint="default"/>
+        <w:sz w:val="20"/>
+      </w:rPr>
+    </w:lvl>
+    <w:lvl w:ilvl="2" w:tentative="1">
+      <w:start w:val="1"/>
+      <w:numFmt w:val="bullet"/>
+      <w:lvlText w:val=""/>
+      <w:lvlJc w:val="left"/>
+      <w:pPr>
+        <w:tabs>
+          <w:tab w:val="num" w:pos="2160"/>
+        </w:tabs>
+        <w:ind w:left="2160" w:hanging="360"/>
+      </w:pPr>
+      <w:rPr>
+        <w:rFonts w:ascii="Wingdings" w:hAnsi="Wingdings" w:hint="default"/>
+        <w:sz w:val="20"/>
+      </w:rPr>
+    </w:lvl>
+    <w:lvl w:ilvl="3" w:tentative="1">
+      <w:start w:val="1"/>
+      <w:numFmt w:val="bullet"/>
+      <w:lvlText w:val=""/>
+      <w:lvlJc w:val="left"/>
+      <w:pPr>
+        <w:tabs>
+          <w:tab w:val="num" w:pos="2880"/>
+        </w:tabs>
+        <w:ind w:left="2880" w:hanging="360"/>
+      </w:pPr>
+      <w:rPr>
+        <w:rFonts w:ascii="Wingdings" w:hAnsi="Wingdings" w:hint="default"/>
+        <w:sz w:val="20"/>
+      </w:rPr>
+    </w:lvl>
+    <w:lvl w:ilvl="4" w:tentative="1">
+      <w:start w:val="1"/>
+      <w:numFmt w:val="bullet"/>
+      <w:lvlText w:val=""/>
+      <w:lvlJc w:val="left"/>
+      <w:pPr>
+        <w:tabs>
+          <w:tab w:val="num" w:pos="3600"/>
+        </w:tabs>
+        <w:ind w:left="3600" w:hanging="360"/>
+      </w:pPr>
+      <w:rPr>
+        <w:rFonts w:ascii="Wingdings" w:hAnsi="Wingdings" w:hint="default"/>
+        <w:sz w:val="20"/>
+      </w:rPr>
+    </w:lvl>
+    <w:lvl w:ilvl="5" w:tentative="1">
+      <w:start w:val="1"/>
+      <w:numFmt w:val="bullet"/>
+      <w:lvlText w:val=""/>
+      <w:lvlJc w:val="left"/>
+      <w:pPr>
+        <w:tabs>
+          <w:tab w:val="num" w:pos="4320"/>
+        </w:tabs>
+        <w:ind w:left="4320" w:hanging="360"/>
+      </w:pPr>
+      <w:rPr>
+        <w:rFonts w:ascii="Wingdings" w:hAnsi="Wingdings" w:hint="default"/>
+        <w:sz w:val="20"/>
+      </w:rPr>
+    </w:lvl>
+    <w:lvl w:ilvl="6" w:tentative="1">
+      <w:start w:val="1"/>
+      <w:numFmt w:val="bullet"/>
+      <w:lvlText w:val=""/>
+      <w:lvlJc w:val="left"/>
+      <w:pPr>
+        <w:tabs>
+          <w:tab w:val="num" w:pos="5040"/>
+        </w:tabs>
+        <w:ind w:left="5040" w:hanging="360"/>
+      </w:pPr>
+      <w:rPr>
+        <w:rFonts w:ascii="Wingdings" w:hAnsi="Wingdings" w:hint="default"/>
+        <w:sz w:val="20"/>
+      </w:rPr>
+    </w:lvl>
+    <w:lvl w:ilvl="7" w:tentative="1">
+      <w:start w:val="1"/>
+      <w:numFmt w:val="bullet"/>
+      <w:lvlText w:val=""/>
+      <w:lvlJc w:val="left"/>
+      <w:pPr>
+        <w:tabs>
+          <w:tab w:val="num" w:pos="5760"/>
+        </w:tabs>
+        <w:ind w:left="5760" w:hanging="360"/>
+      </w:pPr>
+      <w:rPr>
+        <w:rFonts w:ascii="Wingdings" w:hAnsi="Wingdings" w:hint="default"/>
+        <w:sz w:val="20"/>
+      </w:rPr>
+    </w:lvl>
+    <w:lvl w:ilvl="8" w:tentative="1">
+      <w:start w:val="1"/>
+      <w:numFmt w:val="bullet"/>
+      <w:lvlText w:val=""/>
+      <w:lvlJc w:val="left"/>
+      <w:pPr>
+        <w:tabs>
+          <w:tab w:val="num" w:pos="6480"/>
+        </w:tabs>
+        <w:ind w:left="6480" w:hanging="360"/>
+      </w:pPr>
+      <w:rPr>
+        <w:rFonts w:ascii="Wingdings" w:hAnsi="Wingdings" w:hint="default"/>
+        <w:sz w:val="20"/>
+      </w:rPr>
+    </w:lvl>
+  </w:abstractNum>
+  <w:abstractNum w:abstractNumId="16" w15:restartNumberingAfterBreak="0">
     <w:nsid w:val="54463867"/>
     <w:multiLevelType w:val="multilevel"/>
     <w:tmpl w:val="061CD808"/>
@@ -11996,7 +13385,7 @@
       </w:rPr>
     </w:lvl>
   </w:abstractNum>
-  <w:abstractNum w:abstractNumId="16" w15:restartNumberingAfterBreak="0">
+  <w:abstractNum w:abstractNumId="17" w15:restartNumberingAfterBreak="0">
     <w:nsid w:val="573C681C"/>
     <w:multiLevelType w:val="hybridMultilevel"/>
     <w:tmpl w:val="9C1A4180"/>
@@ -12109,7 +13498,7 @@
       </w:pPr>
     </w:lvl>
   </w:abstractNum>
-  <w:abstractNum w:abstractNumId="17" w15:restartNumberingAfterBreak="0">
+  <w:abstractNum w:abstractNumId="18" w15:restartNumberingAfterBreak="0">
     <w:nsid w:val="60671FF2"/>
     <w:multiLevelType w:val="hybridMultilevel"/>
     <w:tmpl w:val="6A56F530"/>
@@ -12198,7 +13587,7 @@
       </w:pPr>
     </w:lvl>
   </w:abstractNum>
-  <w:abstractNum w:abstractNumId="18" w15:restartNumberingAfterBreak="0">
+  <w:abstractNum w:abstractNumId="19" w15:restartNumberingAfterBreak="0">
     <w:nsid w:val="610C4ECD"/>
     <w:multiLevelType w:val="multilevel"/>
     <w:tmpl w:val="BB80B468"/>
@@ -12347,7 +13736,7 @@
       </w:rPr>
     </w:lvl>
   </w:abstractNum>
-  <w:abstractNum w:abstractNumId="19" w15:restartNumberingAfterBreak="0">
+  <w:abstractNum w:abstractNumId="20" w15:restartNumberingAfterBreak="0">
     <w:nsid w:val="71E81291"/>
     <w:multiLevelType w:val="hybridMultilevel"/>
     <w:tmpl w:val="FA66E0A0"/>
@@ -12433,7 +13822,7 @@
       </w:pPr>
     </w:lvl>
   </w:abstractNum>
-  <w:abstractNum w:abstractNumId="20" w15:restartNumberingAfterBreak="0">
+  <w:abstractNum w:abstractNumId="21" w15:restartNumberingAfterBreak="0">
     <w:nsid w:val="72696929"/>
     <w:multiLevelType w:val="hybridMultilevel"/>
     <w:tmpl w:val="545EFD80"/>
@@ -12519,7 +13908,156 @@
       </w:pPr>
     </w:lvl>
   </w:abstractNum>
-  <w:abstractNum w:abstractNumId="21" w15:restartNumberingAfterBreak="0">
+  <w:abstractNum w:abstractNumId="22" w15:restartNumberingAfterBreak="0">
+    <w:nsid w:val="73F54C7C"/>
+    <w:multiLevelType w:val="multilevel"/>
+    <w:tmpl w:val="F0406154"/>
+    <w:lvl w:ilvl="0">
+      <w:start w:val="1"/>
+      <w:numFmt w:val="bullet"/>
+      <w:lvlText w:val=""/>
+      <w:lvlJc w:val="left"/>
+      <w:pPr>
+        <w:tabs>
+          <w:tab w:val="num" w:pos="720"/>
+        </w:tabs>
+        <w:ind w:left="720" w:hanging="360"/>
+      </w:pPr>
+      <w:rPr>
+        <w:rFonts w:ascii="Symbol" w:hAnsi="Symbol" w:hint="default"/>
+        <w:sz w:val="20"/>
+      </w:rPr>
+    </w:lvl>
+    <w:lvl w:ilvl="1" w:tentative="1">
+      <w:start w:val="1"/>
+      <w:numFmt w:val="bullet"/>
+      <w:lvlText w:val="o"/>
+      <w:lvlJc w:val="left"/>
+      <w:pPr>
+        <w:tabs>
+          <w:tab w:val="num" w:pos="1440"/>
+        </w:tabs>
+        <w:ind w:left="1440" w:hanging="360"/>
+      </w:pPr>
+      <w:rPr>
+        <w:rFonts w:ascii="Courier New" w:hAnsi="Courier New" w:hint="default"/>
+        <w:sz w:val="20"/>
+      </w:rPr>
+    </w:lvl>
+    <w:lvl w:ilvl="2" w:tentative="1">
+      <w:start w:val="1"/>
+      <w:numFmt w:val="bullet"/>
+      <w:lvlText w:val=""/>
+      <w:lvlJc w:val="left"/>
+      <w:pPr>
+        <w:tabs>
+          <w:tab w:val="num" w:pos="2160"/>
+        </w:tabs>
+        <w:ind w:left="2160" w:hanging="360"/>
+      </w:pPr>
+      <w:rPr>
+        <w:rFonts w:ascii="Wingdings" w:hAnsi="Wingdings" w:hint="default"/>
+        <w:sz w:val="20"/>
+      </w:rPr>
+    </w:lvl>
+    <w:lvl w:ilvl="3" w:tentative="1">
+      <w:start w:val="1"/>
+      <w:numFmt w:val="bullet"/>
+      <w:lvlText w:val=""/>
+      <w:lvlJc w:val="left"/>
+      <w:pPr>
+        <w:tabs>
+          <w:tab w:val="num" w:pos="2880"/>
+        </w:tabs>
+        <w:ind w:left="2880" w:hanging="360"/>
+      </w:pPr>
+      <w:rPr>
+        <w:rFonts w:ascii="Wingdings" w:hAnsi="Wingdings" w:hint="default"/>
+        <w:sz w:val="20"/>
+      </w:rPr>
+    </w:lvl>
+    <w:lvl w:ilvl="4" w:tentative="1">
+      <w:start w:val="1"/>
+      <w:numFmt w:val="bullet"/>
+      <w:lvlText w:val=""/>
+      <w:lvlJc w:val="left"/>
+      <w:pPr>
+        <w:tabs>
+          <w:tab w:val="num" w:pos="3600"/>
+        </w:tabs>
+        <w:ind w:left="3600" w:hanging="360"/>
+      </w:pPr>
+      <w:rPr>
+        <w:rFonts w:ascii="Wingdings" w:hAnsi="Wingdings" w:hint="default"/>
+        <w:sz w:val="20"/>
+      </w:rPr>
+    </w:lvl>
+    <w:lvl w:ilvl="5" w:tentative="1">
+      <w:start w:val="1"/>
+      <w:numFmt w:val="bullet"/>
+      <w:lvlText w:val=""/>
+      <w:lvlJc w:val="left"/>
+      <w:pPr>
+        <w:tabs>
+          <w:tab w:val="num" w:pos="4320"/>
+        </w:tabs>
+        <w:ind w:left="4320" w:hanging="360"/>
+      </w:pPr>
+      <w:rPr>
+        <w:rFonts w:ascii="Wingdings" w:hAnsi="Wingdings" w:hint="default"/>
+        <w:sz w:val="20"/>
+      </w:rPr>
+    </w:lvl>
+    <w:lvl w:ilvl="6" w:tentative="1">
+      <w:start w:val="1"/>
+      <w:numFmt w:val="bullet"/>
+      <w:lvlText w:val=""/>
+      <w:lvlJc w:val="left"/>
+      <w:pPr>
+        <w:tabs>
+          <w:tab w:val="num" w:pos="5040"/>
+        </w:tabs>
+        <w:ind w:left="5040" w:hanging="360"/>
+      </w:pPr>
+      <w:rPr>
+        <w:rFonts w:ascii="Wingdings" w:hAnsi="Wingdings" w:hint="default"/>
+        <w:sz w:val="20"/>
+      </w:rPr>
+    </w:lvl>
+    <w:lvl w:ilvl="7" w:tentative="1">
+      <w:start w:val="1"/>
+      <w:numFmt w:val="bullet"/>
+      <w:lvlText w:val=""/>
+      <w:lvlJc w:val="left"/>
+      <w:pPr>
+        <w:tabs>
+          <w:tab w:val="num" w:pos="5760"/>
+        </w:tabs>
+        <w:ind w:left="5760" w:hanging="360"/>
+      </w:pPr>
+      <w:rPr>
+        <w:rFonts w:ascii="Wingdings" w:hAnsi="Wingdings" w:hint="default"/>
+        <w:sz w:val="20"/>
+      </w:rPr>
+    </w:lvl>
+    <w:lvl w:ilvl="8" w:tentative="1">
+      <w:start w:val="1"/>
+      <w:numFmt w:val="bullet"/>
+      <w:lvlText w:val=""/>
+      <w:lvlJc w:val="left"/>
+      <w:pPr>
+        <w:tabs>
+          <w:tab w:val="num" w:pos="6480"/>
+        </w:tabs>
+        <w:ind w:left="6480" w:hanging="360"/>
+      </w:pPr>
+      <w:rPr>
+        <w:rFonts w:ascii="Wingdings" w:hAnsi="Wingdings" w:hint="default"/>
+        <w:sz w:val="20"/>
+      </w:rPr>
+    </w:lvl>
+  </w:abstractNum>
+  <w:abstractNum w:abstractNumId="23" w15:restartNumberingAfterBreak="0">
     <w:nsid w:val="77FF49C6"/>
     <w:multiLevelType w:val="multilevel"/>
     <w:tmpl w:val="06C033EE"/>
@@ -12668,7 +14206,7 @@
       </w:rPr>
     </w:lvl>
   </w:abstractNum>
-  <w:abstractNum w:abstractNumId="22" w15:restartNumberingAfterBreak="0">
+  <w:abstractNum w:abstractNumId="24" w15:restartNumberingAfterBreak="0">
     <w:nsid w:val="78262810"/>
     <w:multiLevelType w:val="multilevel"/>
     <w:tmpl w:val="4A6A57B8"/>
@@ -12817,7 +14355,7 @@
       </w:rPr>
     </w:lvl>
   </w:abstractNum>
-  <w:abstractNum w:abstractNumId="23" w15:restartNumberingAfterBreak="0">
+  <w:abstractNum w:abstractNumId="25" w15:restartNumberingAfterBreak="0">
     <w:nsid w:val="7C801E9C"/>
     <w:multiLevelType w:val="hybridMultilevel"/>
     <w:tmpl w:val="D6EA65BA"/>
@@ -12907,10 +14445,10 @@
     <w:abstractNumId w:val="2"/>
   </w:num>
   <w:num w:numId="2" w16cid:durableId="753625285">
-    <w:abstractNumId w:val="16"/>
+    <w:abstractNumId w:val="17"/>
   </w:num>
   <w:num w:numId="3" w16cid:durableId="2111705358">
-    <w:abstractNumId w:val="17"/>
+    <w:abstractNumId w:val="18"/>
   </w:num>
   <w:num w:numId="4" w16cid:durableId="837884474">
     <w:abstractNumId w:val="8"/>
@@ -12925,7 +14463,7 @@
     <w:abstractNumId w:val="5"/>
   </w:num>
   <w:num w:numId="8" w16cid:durableId="467629326">
-    <w:abstractNumId w:val="15"/>
+    <w:abstractNumId w:val="16"/>
   </w:num>
   <w:num w:numId="9" w16cid:durableId="1383213525">
     <w:abstractNumId w:val="14"/>
@@ -12934,19 +14472,19 @@
     <w:abstractNumId w:val="9"/>
   </w:num>
   <w:num w:numId="11" w16cid:durableId="732774336">
-    <w:abstractNumId w:val="23"/>
+    <w:abstractNumId w:val="25"/>
   </w:num>
   <w:num w:numId="12" w16cid:durableId="1542203962">
-    <w:abstractNumId w:val="21"/>
+    <w:abstractNumId w:val="23"/>
   </w:num>
   <w:num w:numId="13" w16cid:durableId="257562578">
     <w:abstractNumId w:val="4"/>
   </w:num>
   <w:num w:numId="14" w16cid:durableId="1046954821">
-    <w:abstractNumId w:val="18"/>
+    <w:abstractNumId w:val="19"/>
   </w:num>
   <w:num w:numId="15" w16cid:durableId="403915115">
-    <w:abstractNumId w:val="20"/>
+    <w:abstractNumId w:val="21"/>
   </w:num>
   <w:num w:numId="16" w16cid:durableId="865413693">
     <w:abstractNumId w:val="7"/>
@@ -12955,7 +14493,7 @@
     <w:abstractNumId w:val="13"/>
   </w:num>
   <w:num w:numId="18" w16cid:durableId="1962683991">
-    <w:abstractNumId w:val="19"/>
+    <w:abstractNumId w:val="20"/>
   </w:num>
   <w:num w:numId="19" w16cid:durableId="1864324803">
     <w:abstractNumId w:val="3"/>
@@ -12967,13 +14505,19 @@
     <w:abstractNumId w:val="1"/>
   </w:num>
   <w:num w:numId="22" w16cid:durableId="1608196093">
-    <w:abstractNumId w:val="22"/>
+    <w:abstractNumId w:val="24"/>
   </w:num>
   <w:num w:numId="23" w16cid:durableId="616525754">
     <w:abstractNumId w:val="10"/>
   </w:num>
   <w:num w:numId="24" w16cid:durableId="292909443">
     <w:abstractNumId w:val="0"/>
+  </w:num>
+  <w:num w:numId="25" w16cid:durableId="1885293415">
+    <w:abstractNumId w:val="15"/>
+  </w:num>
+  <w:num w:numId="26" w16cid:durableId="512259677">
+    <w:abstractNumId w:val="22"/>
   </w:num>
 </w:numbering>
 </file>
@@ -13443,6 +14987,29 @@
       <w:szCs w:val="24"/>
     </w:rPr>
   </w:style>
+  <w:style w:type="paragraph" w:styleId="Heading4">
+    <w:name w:val="heading 4"/>
+    <w:basedOn w:val="Normal"/>
+    <w:next w:val="Normal"/>
+    <w:link w:val="Heading4Char"/>
+    <w:uiPriority w:val="9"/>
+    <w:semiHidden/>
+    <w:unhideWhenUsed/>
+    <w:qFormat/>
+    <w:rsid w:val="00E14F3D"/>
+    <w:pPr>
+      <w:keepNext/>
+      <w:keepLines/>
+      <w:spacing w:before="40" w:after="0"/>
+      <w:outlineLvl w:val="3"/>
+    </w:pPr>
+    <w:rPr>
+      <w:rFonts w:asciiTheme="majorHAnsi" w:eastAsiaTheme="majorEastAsia" w:hAnsiTheme="majorHAnsi" w:cstheme="majorBidi"/>
+      <w:i/>
+      <w:iCs/>
+      <w:color w:val="2E74B5" w:themeColor="accent1" w:themeShade="BF"/>
+    </w:rPr>
+  </w:style>
   <w:style w:type="character" w:default="1" w:styleId="DefaultParagraphFont">
     <w:name w:val="Default Paragraph Font"/>
     <w:uiPriority w:val="1"/>
@@ -13682,6 +15249,20 @@
       <w:color w:val="1F4D78" w:themeColor="accent1" w:themeShade="7F"/>
       <w:sz w:val="24"/>
       <w:szCs w:val="24"/>
+    </w:rPr>
+  </w:style>
+  <w:style w:type="character" w:customStyle="1" w:styleId="Heading4Char">
+    <w:name w:val="Heading 4 Char"/>
+    <w:basedOn w:val="DefaultParagraphFont"/>
+    <w:link w:val="Heading4"/>
+    <w:uiPriority w:val="9"/>
+    <w:semiHidden/>
+    <w:rsid w:val="00E14F3D"/>
+    <w:rPr>
+      <w:rFonts w:asciiTheme="majorHAnsi" w:eastAsiaTheme="majorEastAsia" w:hAnsiTheme="majorHAnsi" w:cstheme="majorBidi"/>
+      <w:i/>
+      <w:iCs/>
+      <w:color w:val="2E74B5" w:themeColor="accent1" w:themeShade="BF"/>
     </w:rPr>
   </w:style>
 </w:styles>
